--- a/fuentes/41430001_CF02_CFA.docx
+++ b/fuentes/41430001_CF02_CFA.docx
@@ -599,11 +599,13 @@
         </w:rPr>
       </w:pPr>
       <w:bookmarkStart w:id="0" w:name="_Toc239097355"/>
+      <w:bookmarkStart w:id="1" w:name="_Toc239158500"/>
       <w:r>
         <w:lastRenderedPageBreak/>
         <w:t>Tabla de contenido</w:t>
       </w:r>
       <w:bookmarkEnd w:id="0"/>
+      <w:bookmarkEnd w:id="1"/>
       <w:r>
         <w:rPr>
           <w:rFonts w:eastAsia="Calibri"/>
@@ -638,7 +640,7 @@
           <w14:ligatures w14:val="standardContextual"/>
         </w:rPr>
       </w:pPr>
-      <w:hyperlink w:anchor="_Toc239097356" w:history="1">
+      <w:hyperlink w:anchor="_Toc239158501" w:history="1">
         <w:r>
           <w:rPr>
             <w:rStyle w:val="Hipervnculo"/>
@@ -665,7 +667,7 @@
             <w:noProof/>
             <w:webHidden/>
           </w:rPr>
-          <w:instrText xml:space="preserve"> PAGEREF _Toc239097356 \h </w:instrText>
+          <w:instrText xml:space="preserve"> PAGEREF _Toc239158501 \h </w:instrText>
         </w:r>
         <w:r>
           <w:rPr>
@@ -685,7 +687,7 @@
             <w:noProof/>
             <w:webHidden/>
           </w:rPr>
-          <w:t>3</w:t>
+          <w:t>2</w:t>
         </w:r>
         <w:r>
           <w:rPr>
@@ -709,7 +711,7 @@
           <w14:ligatures w14:val="standardContextual"/>
         </w:rPr>
       </w:pPr>
-      <w:hyperlink w:anchor="_Toc239097357" w:history="1">
+      <w:hyperlink w:anchor="_Toc239158502" w:history="1">
         <w:r>
           <w:rPr>
             <w:rStyle w:val="Hipervnculo"/>
@@ -736,7 +738,7 @@
             <w:noProof/>
             <w:webHidden/>
           </w:rPr>
-          <w:instrText xml:space="preserve"> PAGEREF _Toc239097357 \h </w:instrText>
+          <w:instrText xml:space="preserve"> PAGEREF _Toc239158502 \h </w:instrText>
         </w:r>
         <w:r>
           <w:rPr>
@@ -756,7 +758,7 @@
             <w:noProof/>
             <w:webHidden/>
           </w:rPr>
-          <w:t>6</w:t>
+          <w:t>5</w:t>
         </w:r>
         <w:r>
           <w:rPr>
@@ -779,7 +781,7 @@
           <w14:ligatures w14:val="standardContextual"/>
         </w:rPr>
       </w:pPr>
-      <w:hyperlink w:anchor="_Toc239097358" w:history="1">
+      <w:hyperlink w:anchor="_Toc239158503" w:history="1">
         <w:r>
           <w:rPr>
             <w:rStyle w:val="Hipervnculo"/>
@@ -806,7 +808,7 @@
             <w:noProof/>
             <w:webHidden/>
           </w:rPr>
-          <w:instrText xml:space="preserve"> PAGEREF _Toc239097358 \h </w:instrText>
+          <w:instrText xml:space="preserve"> PAGEREF _Toc239158503 \h </w:instrText>
         </w:r>
         <w:r>
           <w:rPr>
@@ -826,7 +828,7 @@
             <w:noProof/>
             <w:webHidden/>
           </w:rPr>
-          <w:t>10</w:t>
+          <w:t>9</w:t>
         </w:r>
         <w:r>
           <w:rPr>
@@ -849,7 +851,7 @@
           <w14:ligatures w14:val="standardContextual"/>
         </w:rPr>
       </w:pPr>
-      <w:hyperlink w:anchor="_Toc239097359" w:history="1">
+      <w:hyperlink w:anchor="_Toc239158504" w:history="1">
         <w:r>
           <w:rPr>
             <w:rStyle w:val="Hipervnculo"/>
@@ -876,7 +878,7 @@
             <w:noProof/>
             <w:webHidden/>
           </w:rPr>
-          <w:instrText xml:space="preserve"> PAGEREF _Toc239097359 \h </w:instrText>
+          <w:instrText xml:space="preserve"> PAGEREF _Toc239158504 \h </w:instrText>
         </w:r>
         <w:r>
           <w:rPr>
@@ -920,7 +922,7 @@
           <w14:ligatures w14:val="standardContextual"/>
         </w:rPr>
       </w:pPr>
-      <w:hyperlink w:anchor="_Toc239097360" w:history="1">
+      <w:hyperlink w:anchor="_Toc239158505" w:history="1">
         <w:r>
           <w:rPr>
             <w:rStyle w:val="Hipervnculo"/>
@@ -947,7 +949,7 @@
             <w:noProof/>
             <w:webHidden/>
           </w:rPr>
-          <w:instrText xml:space="preserve"> PAGEREF _Toc239097360 \h </w:instrText>
+          <w:instrText xml:space="preserve"> PAGEREF _Toc239158505 \h </w:instrText>
         </w:r>
         <w:r>
           <w:rPr>
@@ -990,7 +992,7 @@
           <w14:ligatures w14:val="standardContextual"/>
         </w:rPr>
       </w:pPr>
-      <w:hyperlink w:anchor="_Toc239097361" w:history="1">
+      <w:hyperlink w:anchor="_Toc239158506" w:history="1">
         <w:r>
           <w:rPr>
             <w:rStyle w:val="Hipervnculo"/>
@@ -1017,7 +1019,77 @@
             <w:noProof/>
             <w:webHidden/>
           </w:rPr>
-          <w:instrText xml:space="preserve"> PAGEREF _Toc239097361 \h </w:instrText>
+          <w:instrText xml:space="preserve"> PAGEREF _Toc239158506 \h </w:instrText>
+        </w:r>
+        <w:r>
+          <w:rPr>
+            <w:noProof/>
+            <w:webHidden/>
+          </w:rPr>
+        </w:r>
+        <w:r>
+          <w:rPr>
+            <w:noProof/>
+            <w:webHidden/>
+          </w:rPr>
+          <w:fldChar w:fldCharType="separate"/>
+        </w:r>
+        <w:r>
+          <w:rPr>
+            <w:noProof/>
+            <w:webHidden/>
+          </w:rPr>
+          <w:t>13</w:t>
+        </w:r>
+        <w:r>
+          <w:rPr>
+            <w:noProof/>
+            <w:webHidden/>
+          </w:rPr>
+          <w:fldChar w:fldCharType="end"/>
+        </w:r>
+      </w:hyperlink>
+    </w:p>
+    <w:p>
+      <w:pPr>
+        <w:pStyle w:val="TDC2"/>
+        <w:rPr>
+          <w:rFonts w:asciiTheme="minorHAnsi" w:eastAsiaTheme="minorEastAsia" w:hAnsiTheme="minorHAnsi" w:cstheme="minorBidi"/>
+          <w:noProof/>
+          <w:sz w:val="24"/>
+          <w:szCs w:val="24"/>
+          <w:lang w:eastAsia="es-CO"/>
+          <w14:ligatures w14:val="standardContextual"/>
+        </w:rPr>
+      </w:pPr>
+      <w:hyperlink w:anchor="_Toc239158507" w:history="1">
+        <w:r>
+          <w:rPr>
+            <w:rStyle w:val="Hipervnculo"/>
+            <w:noProof/>
+          </w:rPr>
+          <w:t>2.2. Formación combinada</w:t>
+        </w:r>
+        <w:r>
+          <w:rPr>
+            <w:noProof/>
+            <w:webHidden/>
+          </w:rPr>
+          <w:tab/>
+        </w:r>
+        <w:r>
+          <w:rPr>
+            <w:noProof/>
+            <w:webHidden/>
+          </w:rPr>
+          <w:fldChar w:fldCharType="begin"/>
+        </w:r>
+        <w:r>
+          <w:rPr>
+            <w:noProof/>
+            <w:webHidden/>
+          </w:rPr>
+          <w:instrText xml:space="preserve"> PAGEREF _Toc239158507 \h </w:instrText>
         </w:r>
         <w:r>
           <w:rPr>
@@ -1060,77 +1132,7 @@
           <w14:ligatures w14:val="standardContextual"/>
         </w:rPr>
       </w:pPr>
-      <w:hyperlink w:anchor="_Toc239097362" w:history="1">
-        <w:r>
-          <w:rPr>
-            <w:rStyle w:val="Hipervnculo"/>
-            <w:noProof/>
-          </w:rPr>
-          <w:t>2.2. Formación combinada</w:t>
-        </w:r>
-        <w:r>
-          <w:rPr>
-            <w:noProof/>
-            <w:webHidden/>
-          </w:rPr>
-          <w:tab/>
-        </w:r>
-        <w:r>
-          <w:rPr>
-            <w:noProof/>
-            <w:webHidden/>
-          </w:rPr>
-          <w:fldChar w:fldCharType="begin"/>
-        </w:r>
-        <w:r>
-          <w:rPr>
-            <w:noProof/>
-            <w:webHidden/>
-          </w:rPr>
-          <w:instrText xml:space="preserve"> PAGEREF _Toc239097362 \h </w:instrText>
-        </w:r>
-        <w:r>
-          <w:rPr>
-            <w:noProof/>
-            <w:webHidden/>
-          </w:rPr>
-        </w:r>
-        <w:r>
-          <w:rPr>
-            <w:noProof/>
-            <w:webHidden/>
-          </w:rPr>
-          <w:fldChar w:fldCharType="separate"/>
-        </w:r>
-        <w:r>
-          <w:rPr>
-            <w:noProof/>
-            <w:webHidden/>
-          </w:rPr>
-          <w:t>15</w:t>
-        </w:r>
-        <w:r>
-          <w:rPr>
-            <w:noProof/>
-            <w:webHidden/>
-          </w:rPr>
-          <w:fldChar w:fldCharType="end"/>
-        </w:r>
-      </w:hyperlink>
-    </w:p>
-    <w:p>
-      <w:pPr>
-        <w:pStyle w:val="TDC2"/>
-        <w:rPr>
-          <w:rFonts w:asciiTheme="minorHAnsi" w:eastAsiaTheme="minorEastAsia" w:hAnsiTheme="minorHAnsi" w:cstheme="minorBidi"/>
-          <w:noProof/>
-          <w:sz w:val="24"/>
-          <w:szCs w:val="24"/>
-          <w:lang w:eastAsia="es-CO"/>
-          <w14:ligatures w14:val="standardContextual"/>
-        </w:rPr>
-      </w:pPr>
-      <w:hyperlink w:anchor="_Toc239097363" w:history="1">
+      <w:hyperlink w:anchor="_Toc239158508" w:history="1">
         <w:r>
           <w:rPr>
             <w:rStyle w:val="Hipervnculo"/>
@@ -1138,23 +1140,7 @@
             <w:spacing w:val="20"/>
             <w:lang w:val="en-US"/>
           </w:rPr>
-          <w:t>2.3. Wikis</w:t>
-        </w:r>
-        <w:r>
-          <w:rPr>
-            <w:rStyle w:val="Hipervnculo"/>
-            <w:noProof/>
-          </w:rPr>
-          <w:t xml:space="preserve">, </w:t>
-        </w:r>
-        <w:r>
-          <w:rPr>
-            <w:rStyle w:val="Hipervnculo"/>
-            <w:noProof/>
-            <w:spacing w:val="20"/>
-            <w:lang w:val="en-US"/>
-          </w:rPr>
-          <w:t>blogs</w:t>
+          <w:t>2.3. Wikis, blogs</w:t>
         </w:r>
         <w:r>
           <w:rPr>
@@ -1198,7 +1184,7 @@
             <w:noProof/>
             <w:webHidden/>
           </w:rPr>
-          <w:instrText xml:space="preserve"> PAGEREF _Toc239097363 \h </w:instrText>
+          <w:instrText xml:space="preserve"> PAGEREF _Toc239158508 \h </w:instrText>
         </w:r>
         <w:r>
           <w:rPr>
@@ -1218,7 +1204,7 @@
             <w:noProof/>
             <w:webHidden/>
           </w:rPr>
-          <w:t>17</w:t>
+          <w:t>16</w:t>
         </w:r>
         <w:r>
           <w:rPr>
@@ -1242,7 +1228,7 @@
           <w14:ligatures w14:val="standardContextual"/>
         </w:rPr>
       </w:pPr>
-      <w:hyperlink w:anchor="_Toc239097364" w:history="1">
+      <w:hyperlink w:anchor="_Toc239158509" w:history="1">
         <w:r>
           <w:rPr>
             <w:rStyle w:val="Hipervnculo"/>
@@ -1269,7 +1255,7 @@
             <w:noProof/>
             <w:webHidden/>
           </w:rPr>
-          <w:instrText xml:space="preserve"> PAGEREF _Toc239097364 \h </w:instrText>
+          <w:instrText xml:space="preserve"> PAGEREF _Toc239158509 \h </w:instrText>
         </w:r>
         <w:r>
           <w:rPr>
@@ -1312,7 +1298,7 @@
           <w14:ligatures w14:val="standardContextual"/>
         </w:rPr>
       </w:pPr>
-      <w:hyperlink w:anchor="_Toc239097365" w:history="1">
+      <w:hyperlink w:anchor="_Toc239158510" w:history="1">
         <w:r>
           <w:rPr>
             <w:rStyle w:val="Hipervnculo"/>
@@ -1339,7 +1325,7 @@
             <w:noProof/>
             <w:webHidden/>
           </w:rPr>
-          <w:instrText xml:space="preserve"> PAGEREF _Toc239097365 \h </w:instrText>
+          <w:instrText xml:space="preserve"> PAGEREF _Toc239158510 \h </w:instrText>
         </w:r>
         <w:r>
           <w:rPr>
@@ -1359,7 +1345,7 @@
             <w:noProof/>
             <w:webHidden/>
           </w:rPr>
-          <w:t>20</w:t>
+          <w:t>19</w:t>
         </w:r>
         <w:r>
           <w:rPr>
@@ -1382,20 +1368,13 @@
           <w14:ligatures w14:val="standardContextual"/>
         </w:rPr>
       </w:pPr>
-      <w:hyperlink w:anchor="_Toc239097366" w:history="1">
+      <w:hyperlink w:anchor="_Toc239158511" w:history="1">
         <w:r>
           <w:rPr>
             <w:rStyle w:val="Hipervnculo"/>
             <w:noProof/>
           </w:rPr>
           <w:t>3.2. Competencias del tutor y buenas prácticas en entornos mediados por TIC</w:t>
-        </w:r>
-        <w:r>
-          <w:rPr>
-            <w:rStyle w:val="Hipervnculo"/>
-            <w:noProof/>
-          </w:rPr>
-          <w:tab/>
         </w:r>
         <w:r>
           <w:rPr>
@@ -1416,7 +1395,7 @@
             <w:noProof/>
             <w:webHidden/>
           </w:rPr>
-          <w:instrText xml:space="preserve"> PAGEREF _Toc239097366 \h </w:instrText>
+          <w:instrText xml:space="preserve"> PAGEREF _Toc239158511 \h </w:instrText>
         </w:r>
         <w:r>
           <w:rPr>
@@ -1459,7 +1438,7 @@
           <w14:ligatures w14:val="standardContextual"/>
         </w:rPr>
       </w:pPr>
-      <w:hyperlink w:anchor="_Toc239097367" w:history="1">
+      <w:hyperlink w:anchor="_Toc239158512" w:history="1">
         <w:r>
           <w:rPr>
             <w:rStyle w:val="Hipervnculo"/>
@@ -1486,7 +1465,7 @@
             <w:noProof/>
             <w:webHidden/>
           </w:rPr>
-          <w:instrText xml:space="preserve"> PAGEREF _Toc239097367 \h </w:instrText>
+          <w:instrText xml:space="preserve"> PAGEREF _Toc239158512 \h </w:instrText>
         </w:r>
         <w:r>
           <w:rPr>
@@ -1506,7 +1485,7 @@
             <w:noProof/>
             <w:webHidden/>
           </w:rPr>
-          <w:t>24</w:t>
+          <w:t>23</w:t>
         </w:r>
         <w:r>
           <w:rPr>
@@ -1530,7 +1509,7 @@
           <w14:ligatures w14:val="standardContextual"/>
         </w:rPr>
       </w:pPr>
-      <w:hyperlink w:anchor="_Toc239097368" w:history="1">
+      <w:hyperlink w:anchor="_Toc239158513" w:history="1">
         <w:r>
           <w:rPr>
             <w:rStyle w:val="Hipervnculo"/>
@@ -1557,7 +1536,7 @@
             <w:noProof/>
             <w:webHidden/>
           </w:rPr>
-          <w:instrText xml:space="preserve"> PAGEREF _Toc239097368 \h </w:instrText>
+          <w:instrText xml:space="preserve"> PAGEREF _Toc239158513 \h </w:instrText>
         </w:r>
         <w:r>
           <w:rPr>
@@ -1600,7 +1579,7 @@
           <w14:ligatures w14:val="standardContextual"/>
         </w:rPr>
       </w:pPr>
-      <w:hyperlink w:anchor="_Toc239097369" w:history="1">
+      <w:hyperlink w:anchor="_Toc239158514" w:history="1">
         <w:r>
           <w:rPr>
             <w:rStyle w:val="Hipervnculo"/>
@@ -1628,7 +1607,7 @@
             <w:noProof/>
             <w:webHidden/>
           </w:rPr>
-          <w:instrText xml:space="preserve"> PAGEREF _Toc239097369 \h </w:instrText>
+          <w:instrText xml:space="preserve"> PAGEREF _Toc239158514 \h </w:instrText>
         </w:r>
         <w:r>
           <w:rPr>
@@ -1648,7 +1627,7 @@
             <w:noProof/>
             <w:webHidden/>
           </w:rPr>
-          <w:t>27</w:t>
+          <w:t>26</w:t>
         </w:r>
         <w:r>
           <w:rPr>
@@ -1672,7 +1651,7 @@
           <w14:ligatures w14:val="standardContextual"/>
         </w:rPr>
       </w:pPr>
-      <w:hyperlink w:anchor="_Toc239097370" w:history="1">
+      <w:hyperlink w:anchor="_Toc239158515" w:history="1">
         <w:r>
           <w:rPr>
             <w:rStyle w:val="Hipervnculo"/>
@@ -1699,7 +1678,7 @@
             <w:noProof/>
             <w:webHidden/>
           </w:rPr>
-          <w:instrText xml:space="preserve"> PAGEREF _Toc239097370 \h </w:instrText>
+          <w:instrText xml:space="preserve"> PAGEREF _Toc239158515 \h </w:instrText>
         </w:r>
         <w:r>
           <w:rPr>
@@ -1732,8 +1711,7 @@
     </w:p>
     <w:p>
       <w:pPr>
-        <w:pStyle w:val="TDC1"/>
-        <w:spacing w:line="360" w:lineRule="auto"/>
+        <w:pStyle w:val="TDC2"/>
         <w:rPr>
           <w:rFonts w:asciiTheme="minorHAnsi" w:eastAsiaTheme="minorEastAsia" w:hAnsiTheme="minorHAnsi" w:cstheme="minorBidi"/>
           <w:noProof/>
@@ -1743,7 +1721,218 @@
           <w14:ligatures w14:val="standardContextual"/>
         </w:rPr>
       </w:pPr>
-      <w:hyperlink w:anchor="_Toc239097371" w:history="1">
+      <w:hyperlink w:anchor="_Toc239158516" w:history="1">
+        <w:r>
+          <w:rPr>
+            <w:rStyle w:val="Hipervnculo"/>
+            <w:noProof/>
+          </w:rPr>
+          <w:t>5.1. Derechos de autor y Recursos Educativos Abiertos (REA)</w:t>
+        </w:r>
+        <w:r>
+          <w:rPr>
+            <w:noProof/>
+            <w:webHidden/>
+          </w:rPr>
+          <w:tab/>
+        </w:r>
+        <w:r>
+          <w:rPr>
+            <w:noProof/>
+            <w:webHidden/>
+          </w:rPr>
+          <w:fldChar w:fldCharType="begin"/>
+        </w:r>
+        <w:r>
+          <w:rPr>
+            <w:noProof/>
+            <w:webHidden/>
+          </w:rPr>
+          <w:instrText xml:space="preserve"> PAGEREF _Toc239158516 \h </w:instrText>
+        </w:r>
+        <w:r>
+          <w:rPr>
+            <w:noProof/>
+            <w:webHidden/>
+          </w:rPr>
+        </w:r>
+        <w:r>
+          <w:rPr>
+            <w:noProof/>
+            <w:webHidden/>
+          </w:rPr>
+          <w:fldChar w:fldCharType="separate"/>
+        </w:r>
+        <w:r>
+          <w:rPr>
+            <w:noProof/>
+            <w:webHidden/>
+          </w:rPr>
+          <w:t>29</w:t>
+        </w:r>
+        <w:r>
+          <w:rPr>
+            <w:noProof/>
+            <w:webHidden/>
+          </w:rPr>
+          <w:fldChar w:fldCharType="end"/>
+        </w:r>
+      </w:hyperlink>
+    </w:p>
+    <w:p>
+      <w:pPr>
+        <w:pStyle w:val="TDC2"/>
+        <w:rPr>
+          <w:rFonts w:asciiTheme="minorHAnsi" w:eastAsiaTheme="minorEastAsia" w:hAnsiTheme="minorHAnsi" w:cstheme="minorBidi"/>
+          <w:noProof/>
+          <w:sz w:val="24"/>
+          <w:szCs w:val="24"/>
+          <w:lang w:eastAsia="es-CO"/>
+          <w14:ligatures w14:val="standardContextual"/>
+        </w:rPr>
+      </w:pPr>
+      <w:hyperlink w:anchor="_Toc239158517" w:history="1">
+        <w:r>
+          <w:rPr>
+            <w:rStyle w:val="Hipervnculo"/>
+            <w:noProof/>
+          </w:rPr>
+          <w:t>5.2. Seguridad digital y protección de datos</w:t>
+        </w:r>
+        <w:r>
+          <w:rPr>
+            <w:noProof/>
+            <w:webHidden/>
+          </w:rPr>
+          <w:tab/>
+        </w:r>
+        <w:r>
+          <w:rPr>
+            <w:noProof/>
+            <w:webHidden/>
+          </w:rPr>
+          <w:fldChar w:fldCharType="begin"/>
+        </w:r>
+        <w:r>
+          <w:rPr>
+            <w:noProof/>
+            <w:webHidden/>
+          </w:rPr>
+          <w:instrText xml:space="preserve"> PAGEREF _Toc239158517 \h </w:instrText>
+        </w:r>
+        <w:r>
+          <w:rPr>
+            <w:noProof/>
+            <w:webHidden/>
+          </w:rPr>
+        </w:r>
+        <w:r>
+          <w:rPr>
+            <w:noProof/>
+            <w:webHidden/>
+          </w:rPr>
+          <w:fldChar w:fldCharType="separate"/>
+        </w:r>
+        <w:r>
+          <w:rPr>
+            <w:noProof/>
+            <w:webHidden/>
+          </w:rPr>
+          <w:t>30</w:t>
+        </w:r>
+        <w:r>
+          <w:rPr>
+            <w:noProof/>
+            <w:webHidden/>
+          </w:rPr>
+          <w:fldChar w:fldCharType="end"/>
+        </w:r>
+      </w:hyperlink>
+    </w:p>
+    <w:p>
+      <w:pPr>
+        <w:pStyle w:val="TDC2"/>
+        <w:rPr>
+          <w:rFonts w:asciiTheme="minorHAnsi" w:eastAsiaTheme="minorEastAsia" w:hAnsiTheme="minorHAnsi" w:cstheme="minorBidi"/>
+          <w:noProof/>
+          <w:sz w:val="24"/>
+          <w:szCs w:val="24"/>
+          <w:lang w:eastAsia="es-CO"/>
+          <w14:ligatures w14:val="standardContextual"/>
+        </w:rPr>
+      </w:pPr>
+      <w:hyperlink w:anchor="_Toc239158518" w:history="1">
+        <w:r>
+          <w:rPr>
+            <w:rStyle w:val="Hipervnculo"/>
+            <w:noProof/>
+          </w:rPr>
+          <w:t>5.3. Accesibilidad e inclusión</w:t>
+        </w:r>
+        <w:r>
+          <w:rPr>
+            <w:noProof/>
+            <w:webHidden/>
+          </w:rPr>
+          <w:tab/>
+        </w:r>
+        <w:r>
+          <w:rPr>
+            <w:noProof/>
+            <w:webHidden/>
+          </w:rPr>
+          <w:fldChar w:fldCharType="begin"/>
+        </w:r>
+        <w:r>
+          <w:rPr>
+            <w:noProof/>
+            <w:webHidden/>
+          </w:rPr>
+          <w:instrText xml:space="preserve"> PAGEREF _Toc239158518 \h </w:instrText>
+        </w:r>
+        <w:r>
+          <w:rPr>
+            <w:noProof/>
+            <w:webHidden/>
+          </w:rPr>
+        </w:r>
+        <w:r>
+          <w:rPr>
+            <w:noProof/>
+            <w:webHidden/>
+          </w:rPr>
+          <w:fldChar w:fldCharType="separate"/>
+        </w:r>
+        <w:r>
+          <w:rPr>
+            <w:noProof/>
+            <w:webHidden/>
+          </w:rPr>
+          <w:t>31</w:t>
+        </w:r>
+        <w:r>
+          <w:rPr>
+            <w:noProof/>
+            <w:webHidden/>
+          </w:rPr>
+          <w:fldChar w:fldCharType="end"/>
+        </w:r>
+      </w:hyperlink>
+    </w:p>
+    <w:p>
+      <w:pPr>
+        <w:pStyle w:val="TDC1"/>
+        <w:spacing w:line="360" w:lineRule="auto"/>
+        <w:rPr>
+          <w:rFonts w:asciiTheme="minorHAnsi" w:eastAsiaTheme="minorEastAsia" w:hAnsiTheme="minorHAnsi" w:cstheme="minorBidi"/>
+          <w:noProof/>
+          <w:sz w:val="24"/>
+          <w:szCs w:val="24"/>
+          <w:lang w:eastAsia="es-CO"/>
+          <w14:ligatures w14:val="standardContextual"/>
+        </w:rPr>
+      </w:pPr>
+      <w:hyperlink w:anchor="_Toc239158519" w:history="1">
         <w:r>
           <w:rPr>
             <w:rStyle w:val="Hipervnculo"/>
@@ -1770,7 +1959,78 @@
             <w:noProof/>
             <w:webHidden/>
           </w:rPr>
-          <w:instrText xml:space="preserve"> PAGEREF _Toc239097371 \h </w:instrText>
+          <w:instrText xml:space="preserve"> PAGEREF _Toc239158519 \h </w:instrText>
+        </w:r>
+        <w:r>
+          <w:rPr>
+            <w:noProof/>
+            <w:webHidden/>
+          </w:rPr>
+        </w:r>
+        <w:r>
+          <w:rPr>
+            <w:noProof/>
+            <w:webHidden/>
+          </w:rPr>
+          <w:fldChar w:fldCharType="separate"/>
+        </w:r>
+        <w:r>
+          <w:rPr>
+            <w:noProof/>
+            <w:webHidden/>
+          </w:rPr>
+          <w:t>32</w:t>
+        </w:r>
+        <w:r>
+          <w:rPr>
+            <w:noProof/>
+            <w:webHidden/>
+          </w:rPr>
+          <w:fldChar w:fldCharType="end"/>
+        </w:r>
+      </w:hyperlink>
+    </w:p>
+    <w:p>
+      <w:pPr>
+        <w:pStyle w:val="TDC1"/>
+        <w:spacing w:line="360" w:lineRule="auto"/>
+        <w:rPr>
+          <w:rFonts w:asciiTheme="minorHAnsi" w:eastAsiaTheme="minorEastAsia" w:hAnsiTheme="minorHAnsi" w:cstheme="minorBidi"/>
+          <w:noProof/>
+          <w:sz w:val="24"/>
+          <w:szCs w:val="24"/>
+          <w:lang w:eastAsia="es-CO"/>
+          <w14:ligatures w14:val="standardContextual"/>
+        </w:rPr>
+      </w:pPr>
+      <w:hyperlink w:anchor="_Toc239158520" w:history="1">
+        <w:r>
+          <w:rPr>
+            <w:rStyle w:val="Hipervnculo"/>
+            <w:noProof/>
+          </w:rPr>
+          <w:t>Glosario</w:t>
+        </w:r>
+        <w:r>
+          <w:rPr>
+            <w:noProof/>
+            <w:webHidden/>
+          </w:rPr>
+          <w:tab/>
+        </w:r>
+        <w:r>
+          <w:rPr>
+            <w:noProof/>
+            <w:webHidden/>
+          </w:rPr>
+          <w:fldChar w:fldCharType="begin"/>
+        </w:r>
+        <w:r>
+          <w:rPr>
+            <w:noProof/>
+            <w:webHidden/>
+          </w:rPr>
+          <w:instrText xml:space="preserve"> PAGEREF _Toc239158520 \h </w:instrText>
         </w:r>
         <w:r>
           <w:rPr>
@@ -1814,78 +2074,7 @@
           <w14:ligatures w14:val="standardContextual"/>
         </w:rPr>
       </w:pPr>
-      <w:hyperlink w:anchor="_Toc239097372" w:history="1">
-        <w:r>
-          <w:rPr>
-            <w:rStyle w:val="Hipervnculo"/>
-            <w:noProof/>
-          </w:rPr>
-          <w:t>Glosario</w:t>
-        </w:r>
-        <w:r>
-          <w:rPr>
-            <w:noProof/>
-            <w:webHidden/>
-          </w:rPr>
-          <w:tab/>
-        </w:r>
-        <w:r>
-          <w:rPr>
-            <w:noProof/>
-            <w:webHidden/>
-          </w:rPr>
-          <w:fldChar w:fldCharType="begin"/>
-        </w:r>
-        <w:r>
-          <w:rPr>
-            <w:noProof/>
-            <w:webHidden/>
-          </w:rPr>
-          <w:instrText xml:space="preserve"> PAGEREF _Toc239097372 \h </w:instrText>
-        </w:r>
-        <w:r>
-          <w:rPr>
-            <w:noProof/>
-            <w:webHidden/>
-          </w:rPr>
-        </w:r>
-        <w:r>
-          <w:rPr>
-            <w:noProof/>
-            <w:webHidden/>
-          </w:rPr>
-          <w:fldChar w:fldCharType="separate"/>
-        </w:r>
-        <w:r>
-          <w:rPr>
-            <w:noProof/>
-            <w:webHidden/>
-          </w:rPr>
-          <w:t>34</w:t>
-        </w:r>
-        <w:r>
-          <w:rPr>
-            <w:noProof/>
-            <w:webHidden/>
-          </w:rPr>
-          <w:fldChar w:fldCharType="end"/>
-        </w:r>
-      </w:hyperlink>
-    </w:p>
-    <w:p>
-      <w:pPr>
-        <w:pStyle w:val="TDC1"/>
-        <w:spacing w:line="360" w:lineRule="auto"/>
-        <w:rPr>
-          <w:rFonts w:asciiTheme="minorHAnsi" w:eastAsiaTheme="minorEastAsia" w:hAnsiTheme="minorHAnsi" w:cstheme="minorBidi"/>
-          <w:noProof/>
-          <w:sz w:val="24"/>
-          <w:szCs w:val="24"/>
-          <w:lang w:eastAsia="es-CO"/>
-          <w14:ligatures w14:val="standardContextual"/>
-        </w:rPr>
-      </w:pPr>
-      <w:hyperlink w:anchor="_Toc239097373" w:history="1">
+      <w:hyperlink w:anchor="_Toc239158521" w:history="1">
         <w:r>
           <w:rPr>
             <w:rStyle w:val="Hipervnculo"/>
@@ -1912,7 +2101,7 @@
             <w:noProof/>
             <w:webHidden/>
           </w:rPr>
-          <w:instrText xml:space="preserve"> PAGEREF _Toc239097373 \h </w:instrText>
+          <w:instrText xml:space="preserve"> PAGEREF _Toc239158521 \h </w:instrText>
         </w:r>
         <w:r>
           <w:rPr>
@@ -1932,7 +2121,7 @@
             <w:noProof/>
             <w:webHidden/>
           </w:rPr>
-          <w:t>36</w:t>
+          <w:t>35</w:t>
         </w:r>
         <w:r>
           <w:rPr>
@@ -1956,7 +2145,7 @@
           <w14:ligatures w14:val="standardContextual"/>
         </w:rPr>
       </w:pPr>
-      <w:hyperlink w:anchor="_Toc239097374" w:history="1">
+      <w:hyperlink w:anchor="_Toc239158522" w:history="1">
         <w:r>
           <w:rPr>
             <w:rStyle w:val="Hipervnculo"/>
@@ -1983,7 +2172,7 @@
             <w:noProof/>
             <w:webHidden/>
           </w:rPr>
-          <w:instrText xml:space="preserve"> PAGEREF _Toc239097374 \h </w:instrText>
+          <w:instrText xml:space="preserve"> PAGEREF _Toc239158522 \h </w:instrText>
         </w:r>
         <w:r>
           <w:rPr>
@@ -2003,7 +2192,7 @@
             <w:noProof/>
             <w:webHidden/>
           </w:rPr>
-          <w:t>38</w:t>
+          <w:t>37</w:t>
         </w:r>
         <w:r>
           <w:rPr>
@@ -2016,36 +2205,22 @@
     </w:p>
     <w:p>
       <w:pPr>
+        <w:pStyle w:val="Ttulo1"/>
+      </w:pPr>
+      <w:r>
         <w:rPr>
           <w:lang w:val="es-ES"/>
         </w:rPr>
-      </w:pPr>
-      <w:r>
-        <w:rPr>
-          <w:lang w:val="es-ES"/>
-        </w:rPr>
+        <w:lastRenderedPageBreak/>
         <w:fldChar w:fldCharType="end"/>
       </w:r>
-      <w:bookmarkStart w:id="1" w:name="_Toc176443691"/>
-    </w:p>
-    <w:p>
-      <w:pPr>
-        <w:rPr>
-          <w:lang w:val="es-ES" w:eastAsia="es-CO"/>
-        </w:rPr>
-      </w:pPr>
-    </w:p>
-    <w:p>
-      <w:pPr>
-        <w:pStyle w:val="Ttulo1"/>
-      </w:pPr>
-      <w:bookmarkStart w:id="2" w:name="_Toc239097356"/>
-      <w:r>
-        <w:lastRenderedPageBreak/>
+      <w:bookmarkStart w:id="2" w:name="_Toc176443691"/>
+      <w:bookmarkStart w:id="3" w:name="_Toc239158501"/>
+      <w:r>
         <w:t>Introducción</w:t>
       </w:r>
-      <w:bookmarkEnd w:id="1"/>
       <w:bookmarkEnd w:id="2"/>
+      <w:bookmarkEnd w:id="3"/>
     </w:p>
     <w:p>
       <w:pPr>
@@ -2075,21 +2250,7 @@
           <w:rFonts w:cs="Calibri"/>
           <w:lang w:eastAsia="es-CO"/>
         </w:rPr>
-        <w:t xml:space="preserve">En este curso complementario, el aprendiz desarrollará criterios pedagógicos y técnicos que le permitirán asesorar y orientar procesos formativos mediados por TIC; para ello, debe reconocer las características, ventajas y limitaciones de distintas modalidades de formación ya sea virtual, presencial o híbrida, </w:t>
-      </w:r>
-      <w:r>
-        <w:rPr>
-          <w:rFonts w:cs="Calibri"/>
-          <w:lang w:eastAsia="es-CO"/>
-        </w:rPr>
-        <w:t>asimismo</w:t>
-      </w:r>
-      <w:r>
-        <w:rPr>
-          <w:rFonts w:cs="Calibri"/>
-          <w:lang w:eastAsia="es-CO"/>
-        </w:rPr>
-        <w:t>, aprenderá a seleccionar herramientas tecnológicas pertinentes para el diseño de actividades, evidencias y estrategias de evaluación en entornos digitales.</w:t>
+        <w:t>En este curso complementario, el aprendiz desarrollará criterios pedagógicos y técnicos que le permitirán asesorar y orientar procesos formativos mediados por TIC; para ello, debe reconocer las características, ventajas y limitaciones de distintas modalidades de formación ya sea virtual, presencial o híbrida, asimismo, aprenderá a seleccionar herramientas tecnológicas pertinentes para el diseño de actividades, evidencias y estrategias de evaluación en entornos digitales.</w:t>
       </w:r>
     </w:p>
     <w:p>
@@ -2185,16 +2346,10 @@
           <w:noProof/>
         </w:rPr>
         <w:drawing>
-          <wp:inline distT="0" distB="0" distL="0" distR="0" wp14:anchorId="5D58E5CE" wp14:editId="379893A9">
-            <wp:extent cx="4680000" cy="2634729"/>
+          <wp:inline distT="0" distB="0" distL="0" distR="0" wp14:anchorId="56E61E9F" wp14:editId="3D3B24E8">
+            <wp:extent cx="4680000" cy="2632383"/>
             <wp:effectExtent l="0" t="0" r="6350" b="0"/>
-            <wp:docPr id="1519160339" name="Imagen 4">
-              <a:extLst xmlns:a="http://schemas.openxmlformats.org/drawingml/2006/main">
-                <a:ext uri="{C183D7F6-B498-43B3-948B-1728B52AA6E4}">
-                  <adec:decorative xmlns:adec="http://schemas.microsoft.com/office/drawing/2017/decorative" val="1"/>
-                </a:ext>
-              </a:extLst>
-            </wp:docPr>
+            <wp:docPr id="48080962" name="Imagen 4"/>
             <wp:cNvGraphicFramePr>
               <a:graphicFrameLocks xmlns:a="http://schemas.openxmlformats.org/drawingml/2006/main" noChangeAspect="1"/>
             </wp:cNvGraphicFramePr>
@@ -2202,13 +2357,7 @@
               <a:graphicData uri="http://schemas.openxmlformats.org/drawingml/2006/picture">
                 <pic:pic xmlns:pic="http://schemas.openxmlformats.org/drawingml/2006/picture">
                   <pic:nvPicPr>
-                    <pic:cNvPr id="1519160339" name="Imagen 4">
-                      <a:extLst>
-                        <a:ext uri="{C183D7F6-B498-43B3-948B-1728B52AA6E4}">
-                          <adec:decorative xmlns:adec="http://schemas.microsoft.com/office/drawing/2017/decorative" val="1"/>
-                        </a:ext>
-                      </a:extLst>
-                    </pic:cNvPr>
+                    <pic:cNvPr id="0" name="Picture 1"/>
                     <pic:cNvPicPr>
                       <a:picLocks noChangeAspect="1" noChangeArrowheads="1"/>
                     </pic:cNvPicPr>
@@ -2229,7 +2378,7 @@
                   <pic:spPr bwMode="auto">
                     <a:xfrm>
                       <a:off x="0" y="0"/>
-                      <a:ext cx="4680000" cy="2634729"/>
+                      <a:ext cx="4680000" cy="2632383"/>
                     </a:xfrm>
                     <a:prstGeom prst="rect">
                       <a:avLst/>
@@ -2515,7 +2664,7 @@
       <w:pPr>
         <w:pStyle w:val="Ttulo1"/>
       </w:pPr>
-      <w:bookmarkStart w:id="3" w:name="_Toc239097357"/>
+      <w:bookmarkStart w:id="4" w:name="_Toc239158502"/>
       <w:r>
         <w:lastRenderedPageBreak/>
         <w:t xml:space="preserve">1. </w:t>
@@ -2523,7 +2672,7 @@
       <w:r>
         <w:t>TIC como mediadoras del proceso de enseñanza y aprendizaje</w:t>
       </w:r>
-      <w:bookmarkEnd w:id="3"/>
+      <w:bookmarkEnd w:id="4"/>
     </w:p>
     <w:p>
       <w:pPr>
@@ -2999,7 +3148,7 @@
                 <w:lang w:eastAsia="es-CO"/>
               </w:rPr>
             </w:pPr>
-            <w:bookmarkStart w:id="4" w:name="_Hlk230199562"/>
+            <w:bookmarkStart w:id="5" w:name="_Hlk230199562"/>
             <w:r>
               <w:rPr>
                 <w:rFonts w:cs="Calibri"/>
@@ -3361,7 +3510,21 @@
                 <w:rFonts w:cs="Calibri"/>
                 <w:lang w:eastAsia="es-CO"/>
               </w:rPr>
-              <w:t xml:space="preserve"> al final, el reto no es técnico, es humano. se trata de potenciar competencias reales y un sentido crítico que permita a cada persona desenvolverse con éxito en la actual sociedad del conocimiento.</w:t>
+              <w:t xml:space="preserve"> al final, el reto no es técnico, es humano. </w:t>
+            </w:r>
+            <w:r>
+              <w:rPr>
+                <w:rFonts w:cs="Calibri"/>
+                <w:lang w:eastAsia="es-CO"/>
+              </w:rPr>
+              <w:t>S</w:t>
+            </w:r>
+            <w:r>
+              <w:rPr>
+                <w:rFonts w:cs="Calibri"/>
+                <w:lang w:eastAsia="es-CO"/>
+              </w:rPr>
+              <w:t>e trata de potenciar competencias reales y un sentido crítico que permita a cada persona desenvolverse con éxito en la actual sociedad del conocimiento.</w:t>
             </w:r>
           </w:p>
           <w:p>
@@ -3421,12 +3584,26 @@
                 <w:rFonts w:cs="Calibri"/>
                 <w:lang w:eastAsia="es-CO"/>
               </w:rPr>
-              <w:t xml:space="preserve"> porque innovar no es usar más tecnología, es conectar mejor con las personas para que el aprendizaje nunca se detenga. gracias por seguir conectados con nosotros, nos encontramos en una próxima oportunidad.</w:t>
+              <w:t xml:space="preserve"> porque innovar no es usar más tecnología, es conectar mejor con las personas para que el aprendizaje nunca se detenga. </w:t>
+            </w:r>
+            <w:r>
+              <w:rPr>
+                <w:rFonts w:cs="Calibri"/>
+                <w:lang w:eastAsia="es-CO"/>
+              </w:rPr>
+              <w:t>G</w:t>
+            </w:r>
+            <w:r>
+              <w:rPr>
+                <w:rFonts w:cs="Calibri"/>
+                <w:lang w:eastAsia="es-CO"/>
+              </w:rPr>
+              <w:t>racias por seguir conectados con nosotros, nos encontramos en una próxima oportunidad.</w:t>
             </w:r>
           </w:p>
         </w:tc>
       </w:tr>
-      <w:bookmarkEnd w:id="4"/>
+      <w:bookmarkEnd w:id="5"/>
     </w:tbl>
     <w:p>
       <w:pPr>
@@ -3444,14 +3621,14 @@
       <w:pPr>
         <w:pStyle w:val="Ttulo2"/>
       </w:pPr>
-      <w:bookmarkStart w:id="5" w:name="_Toc239097358"/>
+      <w:bookmarkStart w:id="6" w:name="_Toc239158503"/>
       <w:r>
         <w:t xml:space="preserve">1.1. </w:t>
       </w:r>
       <w:r>
         <w:t>Conceptos clave para comprender la mediación TIC</w:t>
       </w:r>
-      <w:bookmarkEnd w:id="5"/>
+      <w:bookmarkEnd w:id="6"/>
     </w:p>
     <w:p>
       <w:pPr>
@@ -3477,6 +3654,7 @@
           <w:numId w:val="45"/>
         </w:numPr>
         <w:spacing w:before="0" w:after="0"/>
+        <w:ind w:left="720"/>
         <w:rPr>
           <w:rFonts w:cs="Calibri"/>
           <w:b/>
@@ -3493,7 +3671,7 @@
     <w:p>
       <w:pPr>
         <w:spacing w:before="0" w:after="0"/>
-        <w:ind w:left="708" w:firstLine="360"/>
+        <w:ind w:left="708" w:firstLine="12"/>
         <w:rPr>
           <w:rFonts w:cs="Calibri"/>
           <w:bCs/>
@@ -3523,6 +3701,7 @@
           <w:numId w:val="45"/>
         </w:numPr>
         <w:spacing w:before="0" w:after="0"/>
+        <w:ind w:left="720"/>
         <w:rPr>
           <w:rFonts w:cs="Calibri"/>
           <w:b/>
@@ -3539,7 +3718,7 @@
     <w:p>
       <w:pPr>
         <w:spacing w:before="0" w:after="0"/>
-        <w:ind w:left="708" w:firstLine="360"/>
+        <w:ind w:left="708" w:firstLine="12"/>
         <w:rPr>
           <w:rFonts w:cs="Calibri"/>
           <w:bCs/>
@@ -3574,6 +3753,7 @@
           <w:numId w:val="45"/>
         </w:numPr>
         <w:spacing w:before="0" w:after="0"/>
+        <w:ind w:left="720"/>
         <w:rPr>
           <w:rFonts w:cs="Calibri"/>
           <w:b/>
@@ -3590,7 +3770,7 @@
     <w:p>
       <w:pPr>
         <w:spacing w:before="0" w:after="0"/>
-        <w:ind w:left="708" w:firstLine="360"/>
+        <w:ind w:left="708" w:firstLine="12"/>
         <w:rPr>
           <w:rFonts w:cs="Calibri"/>
           <w:bCs/>
@@ -3656,7 +3836,7 @@
           <w:noProof/>
         </w:rPr>
         <w:drawing>
-          <wp:inline distT="0" distB="0" distL="0" distR="0" wp14:anchorId="3C580555" wp14:editId="47699444">
+          <wp:inline distT="0" distB="0" distL="0" distR="0" wp14:anchorId="3C580555" wp14:editId="2A316369">
             <wp:extent cx="3699503" cy="6432606"/>
             <wp:effectExtent l="0" t="0" r="0" b="6350"/>
             <wp:docPr id="2088792297" name="Gráfico 5" descr="&quot;Organiza la mediación TIC como un eje central del proceso formativo, estructurado en tres componentes: mediación didáctica, interacción y presencia. Cada uno integra elementos clave como el diseño pedagógico, las relaciones entre actores del aprendizaje y las condiciones de acompañamiento, evidenciando un enfoque articulado para favorecer la construcción del conocimiento.&quot;"/>
@@ -3711,7 +3891,7 @@
       <w:pPr>
         <w:pStyle w:val="Ttulo2"/>
       </w:pPr>
-      <w:bookmarkStart w:id="6" w:name="_Toc239097359"/>
+      <w:bookmarkStart w:id="7" w:name="_Toc239158504"/>
       <w:r>
         <w:lastRenderedPageBreak/>
         <w:t xml:space="preserve">1.2. </w:t>
@@ -3719,7 +3899,7 @@
       <w:r>
         <w:t>Principios pedagógicos para integrar TIC con sentido</w:t>
       </w:r>
-      <w:bookmarkEnd w:id="6"/>
+      <w:bookmarkEnd w:id="7"/>
     </w:p>
     <w:p>
       <w:pPr>
@@ -3858,7 +4038,7 @@
       <w:pPr>
         <w:pStyle w:val="Ttulo1"/>
       </w:pPr>
-      <w:bookmarkStart w:id="7" w:name="_Toc239097360"/>
+      <w:bookmarkStart w:id="8" w:name="_Toc239158505"/>
       <w:r>
         <w:lastRenderedPageBreak/>
         <w:t xml:space="preserve">2. </w:t>
@@ -3866,7 +4046,7 @@
       <w:r>
         <w:t>Modalidades de formación que utilizan TIC</w:t>
       </w:r>
-      <w:bookmarkEnd w:id="7"/>
+      <w:bookmarkEnd w:id="8"/>
     </w:p>
     <w:p>
       <w:pPr>
@@ -3899,14 +4079,14 @@
       <w:pPr>
         <w:pStyle w:val="Ttulo2"/>
       </w:pPr>
-      <w:bookmarkStart w:id="8" w:name="_Toc239097361"/>
+      <w:bookmarkStart w:id="9" w:name="_Toc239158506"/>
       <w:r>
         <w:t xml:space="preserve">2.1. </w:t>
       </w:r>
       <w:r>
         <w:t>Concepto de educación en entornos digitales</w:t>
       </w:r>
-      <w:bookmarkEnd w:id="8"/>
+      <w:bookmarkEnd w:id="9"/>
     </w:p>
     <w:p>
       <w:pPr>
@@ -4042,14 +4222,14 @@
       <w:pPr>
         <w:pStyle w:val="Ttulo2"/>
       </w:pPr>
-      <w:bookmarkStart w:id="9" w:name="_Toc239097362"/>
+      <w:bookmarkStart w:id="10" w:name="_Toc239158507"/>
       <w:r>
         <w:t xml:space="preserve">2.2. </w:t>
       </w:r>
       <w:r>
         <w:t>Formación combinada</w:t>
       </w:r>
-      <w:bookmarkEnd w:id="9"/>
+      <w:bookmarkEnd w:id="10"/>
     </w:p>
     <w:p>
       <w:pPr>
@@ -4675,7 +4855,7 @@
       <w:pPr>
         <w:pStyle w:val="Ttulo2"/>
       </w:pPr>
-      <w:bookmarkStart w:id="10" w:name="_Toc239097363"/>
+      <w:bookmarkStart w:id="11" w:name="_Toc239158508"/>
       <w:r>
         <w:rPr>
           <w:rStyle w:val="Extranjerismo"/>
@@ -4700,7 +4880,7 @@
       <w:r>
         <w:t> educativo y medios</w:t>
       </w:r>
-      <w:bookmarkEnd w:id="10"/>
+      <w:bookmarkEnd w:id="11"/>
     </w:p>
     <w:p>
       <w:pPr>
@@ -4790,7 +4970,28 @@
           <w:rFonts w:cs="Calibri"/>
           <w:lang w:eastAsia="es-CO"/>
         </w:rPr>
-        <w:t xml:space="preserve"> educativo, como simuladores o plataformas de práctica guiada, este permite desarrollar habilidades mediante la experimentación y la retroalimentación inmediata. Asimismo, los medios de comunicación, como la TV web o </w:t>
+        <w:t xml:space="preserve"> educativo, como simuladores o plataformas de práctica guiada, este permite desarrollar habilidades mediante la experimentación y la retroalimentación inmediata. </w:t>
+      </w:r>
+      <w:r>
+        <w:rPr>
+          <w:rFonts w:cs="Calibri"/>
+          <w:lang w:eastAsia="es-CO"/>
+        </w:rPr>
+        <w:t>Así</w:t>
+      </w:r>
+      <w:r>
+        <w:rPr>
+          <w:rFonts w:cs="Calibri"/>
+          <w:lang w:eastAsia="es-CO"/>
+        </w:rPr>
+        <w:t xml:space="preserve"> </w:t>
+      </w:r>
+      <w:r>
+        <w:rPr>
+          <w:rFonts w:cs="Calibri"/>
+          <w:lang w:eastAsia="es-CO"/>
+        </w:rPr>
+        <w:t xml:space="preserve">mismo, los medios de comunicación, como la TV web </w:t>
       </w:r>
       <w:r>
         <w:rPr>
@@ -4798,7 +4999,7 @@
           <w:lang w:eastAsia="es-CO"/>
         </w:rPr>
         <w:lastRenderedPageBreak/>
-        <w:t>los contenidos digitales de amplio alcance, apoyan procesos de demostración, sensibilización y difusión del conocimiento.</w:t>
+        <w:t>o los contenidos digitales de amplio alcance, apoyan procesos de demostración, sensibilización y difusión del conocimiento.</w:t>
       </w:r>
     </w:p>
     <w:p>
@@ -4926,7 +5127,7 @@
       <w:pPr>
         <w:pStyle w:val="Ttulo1"/>
       </w:pPr>
-      <w:bookmarkStart w:id="11" w:name="_Toc239097364"/>
+      <w:bookmarkStart w:id="12" w:name="_Toc239158509"/>
       <w:r>
         <w:lastRenderedPageBreak/>
         <w:t xml:space="preserve">3. </w:t>
@@ -4934,7 +5135,7 @@
       <w:r>
         <w:t>Características del tutor en entornos mediados por TIC</w:t>
       </w:r>
-      <w:bookmarkEnd w:id="11"/>
+      <w:bookmarkEnd w:id="12"/>
     </w:p>
     <w:p>
       <w:pPr>
@@ -5075,13 +5276,6 @@
         </w:rPr>
         <w:t xml:space="preserve"> </w:t>
       </w:r>
-      <w:r>
-        <w:rPr>
-          <w:rFonts w:cs="Calibri"/>
-          <w:lang w:eastAsia="es-CO"/>
-        </w:rPr>
-        <w:t>wiki</w:t>
-      </w:r>
     </w:p>
     <w:p>
       <w:pPr>
@@ -5632,14 +5826,14 @@
       <w:pPr>
         <w:pStyle w:val="Ttulo2"/>
       </w:pPr>
-      <w:bookmarkStart w:id="12" w:name="_Toc239097365"/>
+      <w:bookmarkStart w:id="13" w:name="_Toc239158510"/>
       <w:r>
         <w:t xml:space="preserve">3.1. </w:t>
       </w:r>
       <w:r>
         <w:t>Roles del tutor</w:t>
       </w:r>
-      <w:bookmarkEnd w:id="12"/>
+      <w:bookmarkEnd w:id="13"/>
     </w:p>
     <w:p>
       <w:pPr>
@@ -5705,7 +5899,7 @@
                 <w:szCs w:val="28"/>
               </w:rPr>
             </w:pPr>
-            <w:bookmarkStart w:id="13" w:name="_Hlk230197180"/>
+            <w:bookmarkStart w:id="14" w:name="_Hlk230197180"/>
             <w:r>
               <w:rPr>
                 <w:sz w:val="28"/>
@@ -6331,7 +6525,7 @@
           </w:p>
         </w:tc>
       </w:tr>
-      <w:bookmarkEnd w:id="13"/>
+      <w:bookmarkEnd w:id="14"/>
     </w:tbl>
     <w:p>
       <w:pPr>
@@ -6760,14 +6954,14 @@
       <w:pPr>
         <w:pStyle w:val="Ttulo2"/>
       </w:pPr>
-      <w:bookmarkStart w:id="14" w:name="_Toc239097366"/>
+      <w:bookmarkStart w:id="15" w:name="_Toc239158511"/>
       <w:r>
         <w:t xml:space="preserve">3.2. </w:t>
       </w:r>
       <w:r>
         <w:t>Competencias del tutor y buenas prácticas en entornos mediados por TIC</w:t>
       </w:r>
-      <w:bookmarkEnd w:id="14"/>
+      <w:bookmarkEnd w:id="15"/>
     </w:p>
     <w:p>
       <w:pPr>
@@ -6950,14 +7144,14 @@
       <w:pPr>
         <w:pStyle w:val="Ttulo2"/>
       </w:pPr>
-      <w:bookmarkStart w:id="15" w:name="_Toc239097367"/>
+      <w:bookmarkStart w:id="16" w:name="_Toc239158512"/>
       <w:r>
         <w:t xml:space="preserve">3.3. </w:t>
       </w:r>
       <w:r>
         <w:t xml:space="preserve"> Acompañamiento y retroalimentación mediada</w:t>
       </w:r>
-      <w:bookmarkEnd w:id="15"/>
+      <w:bookmarkEnd w:id="16"/>
     </w:p>
     <w:p>
       <w:pPr>
@@ -7272,7 +7466,7 @@
       <w:pPr>
         <w:pStyle w:val="Ttulo1"/>
       </w:pPr>
-      <w:bookmarkStart w:id="16" w:name="_Toc239097368"/>
+      <w:bookmarkStart w:id="17" w:name="_Toc239158513"/>
       <w:r>
         <w:lastRenderedPageBreak/>
         <w:t xml:space="preserve">4. </w:t>
@@ -7280,7 +7474,7 @@
       <w:r>
         <w:t>Herramientas tecnológicas para orientar procesos formativos</w:t>
       </w:r>
-      <w:bookmarkEnd w:id="16"/>
+      <w:bookmarkEnd w:id="17"/>
     </w:p>
     <w:p>
       <w:pPr>
@@ -7757,7 +7951,7 @@
           <w:szCs w:val="32"/>
         </w:rPr>
       </w:pPr>
-      <w:bookmarkStart w:id="17" w:name="_Toc239097369"/>
+      <w:bookmarkStart w:id="18" w:name="_Toc239158514"/>
       <w:r>
         <w:rPr>
           <w:bCs/>
@@ -7772,7 +7966,7 @@
         </w:rPr>
         <w:t>Ruta de diseño para orientar una experiencia mediada</w:t>
       </w:r>
-      <w:bookmarkEnd w:id="17"/>
+      <w:bookmarkEnd w:id="18"/>
     </w:p>
     <w:p>
       <w:pPr>
@@ -8335,7 +8529,6 @@
                 <w:sz w:val="28"/>
                 <w:szCs w:val="28"/>
               </w:rPr>
-              <w:lastRenderedPageBreak/>
               <w:t>Diseñar</w:t>
             </w:r>
           </w:p>
@@ -8743,7 +8936,7 @@
       <w:pPr>
         <w:pStyle w:val="Ttulo1"/>
       </w:pPr>
-      <w:bookmarkStart w:id="18" w:name="_Toc239097370"/>
+      <w:bookmarkStart w:id="19" w:name="_Toc239158515"/>
       <w:r>
         <w:lastRenderedPageBreak/>
         <w:t xml:space="preserve">5. </w:t>
@@ -8751,7 +8944,7 @@
       <w:r>
         <w:t>Consideraciones transversales para la asesoría TIC</w:t>
       </w:r>
-      <w:bookmarkEnd w:id="18"/>
+      <w:bookmarkEnd w:id="19"/>
     </w:p>
     <w:p>
       <w:pPr>
@@ -8806,39 +8999,16 @@
     </w:p>
     <w:p>
       <w:pPr>
-        <w:tabs>
-          <w:tab w:val="left" w:pos="1155"/>
-        </w:tabs>
-        <w:spacing w:before="0" w:after="0"/>
-        <w:ind w:firstLine="0"/>
-        <w:rPr>
-          <w:b/>
-          <w:bCs/>
-          <w:sz w:val="32"/>
-          <w:szCs w:val="32"/>
-          <w:lang w:eastAsia="es-CO"/>
-        </w:rPr>
-      </w:pPr>
-      <w:r>
-        <w:rPr>
-          <w:b/>
-          <w:bCs/>
-          <w:sz w:val="32"/>
-          <w:szCs w:val="32"/>
-          <w:lang w:eastAsia="es-CO"/>
-        </w:rPr>
+        <w:pStyle w:val="Ttulo2"/>
+      </w:pPr>
+      <w:bookmarkStart w:id="20" w:name="_Toc239158516"/>
+      <w:r>
         <w:t xml:space="preserve">5.1. </w:t>
       </w:r>
       <w:r>
-        <w:rPr>
-          <w:b/>
-          <w:bCs/>
-          <w:sz w:val="32"/>
-          <w:szCs w:val="32"/>
-          <w:lang w:eastAsia="es-CO"/>
-        </w:rPr>
         <w:t>Derechos de autor y Recursos Educativos Abiertos (REA)</w:t>
       </w:r>
+      <w:bookmarkEnd w:id="20"/>
     </w:p>
     <w:p>
       <w:pPr>
@@ -9058,39 +9228,16 @@
     </w:p>
     <w:p>
       <w:pPr>
-        <w:tabs>
-          <w:tab w:val="left" w:pos="1155"/>
-        </w:tabs>
-        <w:spacing w:before="0" w:after="0"/>
-        <w:ind w:firstLine="0"/>
-        <w:rPr>
-          <w:b/>
-          <w:bCs/>
-          <w:sz w:val="32"/>
-          <w:szCs w:val="32"/>
-          <w:lang w:eastAsia="es-CO"/>
-        </w:rPr>
-      </w:pPr>
-      <w:r>
-        <w:rPr>
-          <w:b/>
-          <w:bCs/>
-          <w:sz w:val="32"/>
-          <w:szCs w:val="32"/>
-          <w:lang w:eastAsia="es-CO"/>
-        </w:rPr>
+        <w:pStyle w:val="Ttulo2"/>
+      </w:pPr>
+      <w:bookmarkStart w:id="21" w:name="_Toc239158517"/>
+      <w:r>
         <w:t xml:space="preserve">5.2. </w:t>
       </w:r>
       <w:r>
-        <w:rPr>
-          <w:b/>
-          <w:bCs/>
-          <w:sz w:val="32"/>
-          <w:szCs w:val="32"/>
-          <w:lang w:eastAsia="es-CO"/>
-        </w:rPr>
         <w:t>Seguridad digital y protección de datos</w:t>
       </w:r>
+      <w:bookmarkEnd w:id="21"/>
     </w:p>
     <w:p>
       <w:pPr>
@@ -9256,39 +9403,16 @@
     </w:p>
     <w:p>
       <w:pPr>
-        <w:tabs>
-          <w:tab w:val="left" w:pos="1155"/>
-        </w:tabs>
-        <w:spacing w:before="0" w:after="0"/>
-        <w:ind w:firstLine="0"/>
-        <w:rPr>
-          <w:b/>
-          <w:bCs/>
-          <w:sz w:val="32"/>
-          <w:szCs w:val="32"/>
-          <w:lang w:eastAsia="es-CO"/>
-        </w:rPr>
-      </w:pPr>
-      <w:r>
-        <w:rPr>
-          <w:b/>
-          <w:bCs/>
-          <w:sz w:val="32"/>
-          <w:szCs w:val="32"/>
-          <w:lang w:eastAsia="es-CO"/>
-        </w:rPr>
+        <w:pStyle w:val="Ttulo2"/>
+      </w:pPr>
+      <w:bookmarkStart w:id="22" w:name="_Toc239158518"/>
+      <w:r>
         <w:t xml:space="preserve">5.3. </w:t>
       </w:r>
       <w:r>
-        <w:rPr>
-          <w:b/>
-          <w:bCs/>
-          <w:sz w:val="32"/>
-          <w:szCs w:val="32"/>
-          <w:lang w:eastAsia="es-CO"/>
-        </w:rPr>
         <w:t>Accesibilidad e inclusión</w:t>
       </w:r>
+      <w:bookmarkEnd w:id="22"/>
     </w:p>
     <w:p>
       <w:pPr>
@@ -9302,7 +9426,19 @@
         <w:rPr>
           <w:lang w:eastAsia="es-CO"/>
         </w:rPr>
-        <w:t>La asesoría TIC debe reconocer la diversidad de los contextos de aprendizaje: estudiantes con distintos niveles de conectividad, acceso a dispositivos, ritmos de trabajo y necesidades de apoyo. Por ello, la accesibilidad y la inclusión no son elementos opcionales, sino criterios centrales de diseño pedagógico como:</w:t>
+        <w:t xml:space="preserve">La asesoría TIC debe reconocer la diversidad de los contextos de aprendizaje: </w:t>
+      </w:r>
+      <w:r>
+        <w:rPr>
+          <w:lang w:eastAsia="es-CO"/>
+        </w:rPr>
+        <w:t>aprendiz</w:t>
+      </w:r>
+      <w:r>
+        <w:rPr>
+          <w:lang w:eastAsia="es-CO"/>
+        </w:rPr>
+        <w:t xml:space="preserve"> con distintos niveles de conectividad, acceso a dispositivos, ritmos de trabajo y necesidades de apoyo. Por ello, la accesibilidad y la inclusión no son elementos opcionales, sino criterios centrales de diseño pedagógico como:</w:t>
       </w:r>
     </w:p>
     <w:p>
@@ -9422,7 +9558,27 @@
         <w:rPr>
           <w:lang w:eastAsia="es-CO"/>
         </w:rPr>
-        <w:t>Estas acciones permiten que todos los estudiantes puedan acceder, participar y demostrar su aprendizaje, sin disminuir los estándares de calidad.</w:t>
+        <w:t xml:space="preserve">Estas acciones permiten que </w:t>
+      </w:r>
+      <w:proofErr w:type="gramStart"/>
+      <w:r>
+        <w:rPr>
+          <w:lang w:eastAsia="es-CO"/>
+        </w:rPr>
+        <w:t xml:space="preserve">todos los </w:t>
+      </w:r>
+      <w:r>
+        <w:rPr>
+          <w:lang w:eastAsia="es-CO"/>
+        </w:rPr>
+        <w:t>aprendiz</w:t>
+      </w:r>
+      <w:proofErr w:type="gramEnd"/>
+      <w:r>
+        <w:rPr>
+          <w:lang w:eastAsia="es-CO"/>
+        </w:rPr>
+        <w:t xml:space="preserve"> puedan acceder, participar y demostrar su aprendizaje, sin disminuir los estándares de calidad.</w:t>
       </w:r>
     </w:p>
     <w:p>
@@ -9471,12 +9627,12 @@
       <w:pPr>
         <w:pStyle w:val="Ttulo1"/>
       </w:pPr>
-      <w:bookmarkStart w:id="19" w:name="_Toc239097371"/>
+      <w:bookmarkStart w:id="23" w:name="_Toc239158519"/>
       <w:r>
         <w:lastRenderedPageBreak/>
         <w:t>Síntesis</w:t>
       </w:r>
-      <w:bookmarkEnd w:id="19"/>
+      <w:bookmarkEnd w:id="23"/>
     </w:p>
     <w:p>
       <w:pPr>
@@ -9607,14 +9763,14 @@
       <w:pPr>
         <w:pStyle w:val="Ttulo1"/>
       </w:pPr>
-      <w:bookmarkStart w:id="20" w:name="_Toc176443725"/>
-      <w:bookmarkStart w:id="21" w:name="_Toc239097372"/>
+      <w:bookmarkStart w:id="24" w:name="_Toc176443725"/>
+      <w:bookmarkStart w:id="25" w:name="_Toc239158520"/>
       <w:r>
         <w:lastRenderedPageBreak/>
         <w:t>Glosario</w:t>
       </w:r>
-      <w:bookmarkEnd w:id="20"/>
-      <w:bookmarkEnd w:id="21"/>
+      <w:bookmarkEnd w:id="24"/>
+      <w:bookmarkEnd w:id="25"/>
     </w:p>
     <w:p>
       <w:pPr>
@@ -10297,14 +10453,14 @@
       <w:pPr>
         <w:pStyle w:val="Ttulo1"/>
       </w:pPr>
-      <w:bookmarkStart w:id="22" w:name="_Toc176443726"/>
-      <w:bookmarkStart w:id="23" w:name="_Toc239097373"/>
+      <w:bookmarkStart w:id="26" w:name="_Toc176443726"/>
+      <w:bookmarkStart w:id="27" w:name="_Toc239158521"/>
       <w:r>
         <w:lastRenderedPageBreak/>
         <w:t>Referencias bibliográficas</w:t>
       </w:r>
-      <w:bookmarkEnd w:id="22"/>
-      <w:bookmarkEnd w:id="23"/>
+      <w:bookmarkEnd w:id="26"/>
+      <w:bookmarkEnd w:id="27"/>
     </w:p>
     <w:p>
       <w:pPr>
@@ -10689,14 +10845,14 @@
       <w:pPr>
         <w:pStyle w:val="Ttulo1"/>
       </w:pPr>
-      <w:bookmarkStart w:id="24" w:name="_Toc176443727"/>
-      <w:bookmarkStart w:id="25" w:name="_Toc239097374"/>
+      <w:bookmarkStart w:id="28" w:name="_Toc176443727"/>
+      <w:bookmarkStart w:id="29" w:name="_Toc239158522"/>
       <w:r>
         <w:lastRenderedPageBreak/>
         <w:t>Créditos</w:t>
       </w:r>
-      <w:bookmarkEnd w:id="24"/>
-      <w:bookmarkEnd w:id="25"/>
+      <w:bookmarkEnd w:id="28"/>
+      <w:bookmarkEnd w:id="29"/>
     </w:p>
     <w:tbl>
       <w:tblPr>
@@ -10848,7 +11004,23 @@
                 <w:sz w:val="28"/>
                 <w:szCs w:val="28"/>
               </w:rPr>
-              <w:t>06. Responsable Ecosistema de Recursos Educativos Digitales</w:t>
+              <w:t xml:space="preserve">06. Responsable Ecosistema </w:t>
+            </w:r>
+            <w:r>
+              <w:rPr>
+                <w:rFonts w:cs="Calibri"/>
+                <w:sz w:val="28"/>
+                <w:szCs w:val="28"/>
+              </w:rPr>
+              <w:t xml:space="preserve">Virtual </w:t>
+            </w:r>
+            <w:r>
+              <w:rPr>
+                <w:rFonts w:cs="Calibri"/>
+                <w:sz w:val="28"/>
+                <w:szCs w:val="28"/>
+              </w:rPr>
+              <w:t>de Recursos Educativos Digitales</w:t>
             </w:r>
           </w:p>
         </w:tc>
@@ -17289,7 +17461,7 @@
     <w:autoRedefine/>
     <w:uiPriority w:val="9"/>
     <w:qFormat/>
-    <w:rsid w:val="004C21C5"/>
+    <w:rsid w:val="009B1F10"/>
     <w:pPr>
       <w:shd w:val="clear" w:color="auto" w:fill="FFFFFF"/>
       <w:spacing w:line="360" w:lineRule="auto"/>
@@ -17475,6 +17647,7 @@
   <w:style w:type="character" w:default="1" w:styleId="Fuentedeprrafopredeter">
     <w:name w:val="Default Paragraph Font"/>
     <w:uiPriority w:val="1"/>
+    <w:semiHidden/>
     <w:unhideWhenUsed/>
   </w:style>
   <w:style w:type="table" w:default="1" w:styleId="Tablanormal">
@@ -17526,7 +17699,7 @@
     <w:name w:val="Título 1 Car"/>
     <w:link w:val="Ttulo1"/>
     <w:uiPriority w:val="9"/>
-    <w:rsid w:val="004C21C5"/>
+    <w:rsid w:val="009B1F10"/>
     <w:rPr>
       <w:rFonts w:eastAsia="Times New Roman" w:cs="Times New Roman (Títulos en alf"/>
       <w:b/>
@@ -18718,15 +18891,6 @@
 </file>
 
 <file path=customXml/item1.xml><?xml version="1.0" encoding="utf-8"?>
-<?mso-contentType ?>
-<FormTemplates xmlns="http://schemas.microsoft.com/sharepoint/v3/contenttype/forms">
-  <Display>DocumentLibraryForm</Display>
-  <Edit>DocumentLibraryForm</Edit>
-  <New>DocumentLibraryForm</New>
-</FormTemplates>
-</file>
-
-<file path=customXml/item2.xml><?xml version="1.0" encoding="utf-8"?>
 <ct:contentTypeSchema xmlns:ct="http://schemas.microsoft.com/office/2006/metadata/contentType" xmlns:ma="http://schemas.microsoft.com/office/2006/metadata/properties/metaAttributes" ct:_="" ma:_="" ma:contentTypeName="Documento" ma:contentTypeID="0x0101006A81D6BD42E8DF4C91013959704817E1" ma:contentTypeVersion="15" ma:contentTypeDescription="Crear nuevo documento." ma:contentTypeScope="" ma:versionID="bf4f72ffd194f0963ff564daca6869f7">
   <xsd:schema xmlns:xsd="http://www.w3.org/2001/XMLSchema" xmlns:xs="http://www.w3.org/2001/XMLSchema" xmlns:p="http://schemas.microsoft.com/office/2006/metadata/properties" xmlns:ns2="13c90a0b-73bc-4dc0-be5f-28d77b615beb" xmlns:ns3="13c93bba-48ce-428c-bfe5-88b42c19b028" targetNamespace="http://schemas.microsoft.com/office/2006/metadata/properties" ma:root="true" ma:fieldsID="8718d6f4873a5b1392a45044efa78385" ns2:_="" ns3:_="">
     <xsd:import namespace="13c90a0b-73bc-4dc0-be5f-28d77b615beb"/>
@@ -18961,7 +19125,20 @@
 </ct:contentTypeSchema>
 </file>
 
+<file path=customXml/item2.xml><?xml version="1.0" encoding="utf-8"?>
+<?mso-contentType ?>
+<FormTemplates xmlns="http://schemas.microsoft.com/sharepoint/v3/contenttype/forms">
+  <Display>DocumentLibraryForm</Display>
+  <Edit>DocumentLibraryForm</Edit>
+  <New>DocumentLibraryForm</New>
+</FormTemplates>
+</file>
+
 <file path=customXml/item3.xml><?xml version="1.0" encoding="utf-8"?>
+<b:Sources xmlns:b="http://schemas.openxmlformats.org/officeDocument/2006/bibliography" xmlns="http://schemas.openxmlformats.org/officeDocument/2006/bibliography" SelectedStyle="\APASixthEditionOfficeOnline.xsl" StyleName="APA" Version="6"/>
+</file>
+
+<file path=customXml/item4.xml><?xml version="1.0" encoding="utf-8"?>
 <p:properties xmlns:p="http://schemas.microsoft.com/office/2006/metadata/properties" xmlns:xsi="http://www.w3.org/2001/XMLSchema-instance" xmlns:pc="http://schemas.microsoft.com/office/infopath/2007/PartnerControls">
   <documentManagement>
     <TaxCatchAll xmlns="13c90a0b-73bc-4dc0-be5f-28d77b615beb" xsi:nil="true"/>
@@ -18972,19 +19149,7 @@
 </p:properties>
 </file>
 
-<file path=customXml/item4.xml><?xml version="1.0" encoding="utf-8"?>
-<b:Sources xmlns:b="http://schemas.openxmlformats.org/officeDocument/2006/bibliography" xmlns="http://schemas.openxmlformats.org/officeDocument/2006/bibliography" SelectedStyle="\APASixthEditionOfficeOnline.xsl" StyleName="APA" Version="6"/>
-</file>
-
 <file path=customXml/itemProps1.xml><?xml version="1.0" encoding="utf-8"?>
-<ds:datastoreItem xmlns:ds="http://schemas.openxmlformats.org/officeDocument/2006/customXml" ds:itemID="{91756AAB-0645-4FFC-990B-34BB6096B23B}">
-  <ds:schemaRefs>
-    <ds:schemaRef ds:uri="http://schemas.microsoft.com/sharepoint/v3/contenttype/forms"/>
-  </ds:schemaRefs>
-</ds:datastoreItem>
-</file>
-
-<file path=customXml/itemProps2.xml><?xml version="1.0" encoding="utf-8"?>
 <ds:datastoreItem xmlns:ds="http://schemas.openxmlformats.org/officeDocument/2006/customXml" ds:itemID="{4B3C6E78-634C-4AE7-B2E1-4D68F5BA9D52}">
   <ds:schemaRefs>
     <ds:schemaRef ds:uri="http://schemas.microsoft.com/office/2006/metadata/contentType"/>
@@ -19003,7 +19168,23 @@
 </ds:datastoreItem>
 </file>
 
+<file path=customXml/itemProps2.xml><?xml version="1.0" encoding="utf-8"?>
+<ds:datastoreItem xmlns:ds="http://schemas.openxmlformats.org/officeDocument/2006/customXml" ds:itemID="{91756AAB-0645-4FFC-990B-34BB6096B23B}">
+  <ds:schemaRefs>
+    <ds:schemaRef ds:uri="http://schemas.microsoft.com/sharepoint/v3/contenttype/forms"/>
+  </ds:schemaRefs>
+</ds:datastoreItem>
+</file>
+
 <file path=customXml/itemProps3.xml><?xml version="1.0" encoding="utf-8"?>
+<ds:datastoreItem xmlns:ds="http://schemas.openxmlformats.org/officeDocument/2006/customXml" ds:itemID="{1AF2C25B-FB23-49D7-861B-D97474F002D2}">
+  <ds:schemaRefs>
+    <ds:schemaRef ds:uri="http://schemas.openxmlformats.org/officeDocument/2006/bibliography"/>
+  </ds:schemaRefs>
+</ds:datastoreItem>
+</file>
+
+<file path=customXml/itemProps4.xml><?xml version="1.0" encoding="utf-8"?>
 <ds:datastoreItem xmlns:ds="http://schemas.openxmlformats.org/officeDocument/2006/customXml" ds:itemID="{CEECB56F-E1D8-45BF-A0A3-B5258E7263D4}">
   <ds:schemaRefs>
     <ds:schemaRef ds:uri="http://schemas.microsoft.com/office/2006/metadata/properties"/>
@@ -19012,12 +19193,4 @@
     <ds:schemaRef ds:uri="13c93bba-48ce-428c-bfe5-88b42c19b028"/>
   </ds:schemaRefs>
 </ds:datastoreItem>
-</file>
-
-<file path=customXml/itemProps4.xml><?xml version="1.0" encoding="utf-8"?>
-<ds:datastoreItem xmlns:ds="http://schemas.openxmlformats.org/officeDocument/2006/customXml" ds:itemID="{1AF2C25B-FB23-49D7-861B-D97474F002D2}">
-  <ds:schemaRefs>
-    <ds:schemaRef ds:uri="http://schemas.openxmlformats.org/officeDocument/2006/bibliography"/>
-  </ds:schemaRefs>
-</ds:datastoreItem>
 </file>
--- a/fuentes/41430001_CF02_CFA.docx
+++ b/fuentes/41430001_CF02_CFA.docx
@@ -2346,7 +2346,7 @@
           <w:noProof/>
         </w:rPr>
         <w:drawing>
-          <wp:inline distT="0" distB="0" distL="0" distR="0" wp14:anchorId="56E61E9F" wp14:editId="3D3B24E8">
+          <wp:inline distT="0" distB="0" distL="0" distR="0" wp14:anchorId="56E61E9F" wp14:editId="279C5A32">
             <wp:extent cx="4680000" cy="2632383"/>
             <wp:effectExtent l="0" t="0" r="6350" b="0"/>
             <wp:docPr id="48080962" name="Imagen 4"/>
@@ -3389,7 +3389,21 @@
                 <w:rFonts w:cs="Calibri"/>
                 <w:lang w:eastAsia="es-CO"/>
               </w:rPr>
-              <w:t>: así, el aprendizaje evoluciona hacia una verdadera vivencia educativa. el instructor se posiciona como el diseñador de entornos de aprendizaje, cuya capacidad para orientar procesos y dinamizar la interacción, es lo que dota de sentido y propósito a cada componente técnico.</w:t>
+              <w:t xml:space="preserve">: así, el aprendizaje evoluciona hacia una verdadera vivencia educativa. </w:t>
+            </w:r>
+            <w:r>
+              <w:rPr>
+                <w:rFonts w:cs="Calibri"/>
+                <w:lang w:eastAsia="es-CO"/>
+              </w:rPr>
+              <w:t>E</w:t>
+            </w:r>
+            <w:r>
+              <w:rPr>
+                <w:rFonts w:cs="Calibri"/>
+                <w:lang w:eastAsia="es-CO"/>
+              </w:rPr>
+              <w:t>l instructor se posiciona como el diseñador de entornos de aprendizaje, cuya capacidad para orientar procesos y dinamizar la interacción, es lo que dota de sentido y propósito a cada componente técnico.</w:t>
             </w:r>
           </w:p>
           <w:p>
@@ -3480,7 +3494,21 @@
                 <w:rFonts w:cs="Calibri"/>
                 <w:lang w:eastAsia="es-CO"/>
               </w:rPr>
-              <w:t>: sin embargo, toda esta estructura técnica cobra sentido solo cuando existe un compromiso ético que respalde la autoría y la integridad de la información. al garantizar que cada persona participe en igualdad de condiciones, logramos que la innovación se convierta en un entorno realmente seguro, inclusivo y sostenible.</w:t>
+              <w:t xml:space="preserve">: sin embargo, toda esta estructura técnica cobra sentido solo cuando existe un compromiso ético que respalde la autoría y la integridad de la información. </w:t>
+            </w:r>
+            <w:r>
+              <w:rPr>
+                <w:rFonts w:cs="Calibri"/>
+                <w:lang w:eastAsia="es-CO"/>
+              </w:rPr>
+              <w:t>A</w:t>
+            </w:r>
+            <w:r>
+              <w:rPr>
+                <w:rFonts w:cs="Calibri"/>
+                <w:lang w:eastAsia="es-CO"/>
+              </w:rPr>
+              <w:t>l garantizar que cada persona participe en igualdad de condiciones, logramos que la innovación se convierta en un entorno realmente seguro, inclusivo y sostenible.</w:t>
             </w:r>
           </w:p>
           <w:p>
@@ -3928,7 +3956,13 @@
         <w:ind w:left="993"/>
       </w:pPr>
       <w:r>
-        <w:t>Primero, debe existir un propósito formativo claro: definir qué se espera que el aprendiz aprenda y cómo lo va a demostrar.</w:t>
+        <w:t xml:space="preserve">Primero, debe existir un propósito formativo claro: definir qué se espera que el aprendiz </w:t>
+      </w:r>
+      <w:r>
+        <w:t xml:space="preserve">logre y </w:t>
+      </w:r>
+      <w:r>
+        <w:t>cómo lo va a demostrar.</w:t>
       </w:r>
     </w:p>
     <w:p>
@@ -8529,6 +8563,7 @@
                 <w:sz w:val="28"/>
                 <w:szCs w:val="28"/>
               </w:rPr>
+              <w:lastRenderedPageBreak/>
               <w:t>Diseñar</w:t>
             </w:r>
           </w:p>
@@ -9373,7 +9408,19 @@
         <w:rPr>
           <w:lang w:eastAsia="es-CO"/>
         </w:rPr>
-        <w:t>Además, es fundamental garantizar el consentimiento informado cuando se utilicen datos o evidencias de los estudiantes, así como priorizar canales institucionales para la comunicación y entrega de actividades. Esto permite delimitar lo personal de lo académico y reducir riesgos de exposición.</w:t>
+        <w:t xml:space="preserve">Además, es fundamental garantizar el consentimiento informado cuando se utilicen datos o evidencias de los </w:t>
+      </w:r>
+      <w:r>
+        <w:rPr>
+          <w:lang w:eastAsia="es-CO"/>
+        </w:rPr>
+        <w:t>aprendices,</w:t>
+      </w:r>
+      <w:r>
+        <w:rPr>
+          <w:lang w:eastAsia="es-CO"/>
+        </w:rPr>
+        <w:t xml:space="preserve"> así como priorizar canales institucionales para la comunicación y entrega de actividades. Esto permite delimitar lo personal de lo académico y reducir riesgos de exposición.</w:t>
       </w:r>
     </w:p>
     <w:p>
@@ -9560,7 +9607,6 @@
         </w:rPr>
         <w:t xml:space="preserve">Estas acciones permiten que </w:t>
       </w:r>
-      <w:proofErr w:type="gramStart"/>
       <w:r>
         <w:rPr>
           <w:lang w:eastAsia="es-CO"/>
@@ -9571,9 +9617,8 @@
         <w:rPr>
           <w:lang w:eastAsia="es-CO"/>
         </w:rPr>
-        <w:t>aprendiz</w:t>
-      </w:r>
-      <w:proofErr w:type="gramEnd"/>
+        <w:t>aprendices</w:t>
+      </w:r>
       <w:r>
         <w:rPr>
           <w:lang w:eastAsia="es-CO"/>
@@ -18891,6 +18936,17 @@
 </file>
 
 <file path=customXml/item1.xml><?xml version="1.0" encoding="utf-8"?>
+<p:properties xmlns:p="http://schemas.microsoft.com/office/2006/metadata/properties" xmlns:xsi="http://www.w3.org/2001/XMLSchema-instance" xmlns:pc="http://schemas.microsoft.com/office/infopath/2007/PartnerControls">
+  <documentManagement>
+    <TaxCatchAll xmlns="13c90a0b-73bc-4dc0-be5f-28d77b615beb" xsi:nil="true"/>
+    <lcf76f155ced4ddcb4097134ff3c332f xmlns="13c93bba-48ce-428c-bfe5-88b42c19b028">
+      <Terms xmlns="http://schemas.microsoft.com/office/infopath/2007/PartnerControls"/>
+    </lcf76f155ced4ddcb4097134ff3c332f>
+  </documentManagement>
+</p:properties>
+</file>
+
+<file path=customXml/item2.xml><?xml version="1.0" encoding="utf-8"?>
 <ct:contentTypeSchema xmlns:ct="http://schemas.microsoft.com/office/2006/metadata/contentType" xmlns:ma="http://schemas.microsoft.com/office/2006/metadata/properties/metaAttributes" ct:_="" ma:_="" ma:contentTypeName="Documento" ma:contentTypeID="0x0101006A81D6BD42E8DF4C91013959704817E1" ma:contentTypeVersion="15" ma:contentTypeDescription="Crear nuevo documento." ma:contentTypeScope="" ma:versionID="bf4f72ffd194f0963ff564daca6869f7">
   <xsd:schema xmlns:xsd="http://www.w3.org/2001/XMLSchema" xmlns:xs="http://www.w3.org/2001/XMLSchema" xmlns:p="http://schemas.microsoft.com/office/2006/metadata/properties" xmlns:ns2="13c90a0b-73bc-4dc0-be5f-28d77b615beb" xmlns:ns3="13c93bba-48ce-428c-bfe5-88b42c19b028" targetNamespace="http://schemas.microsoft.com/office/2006/metadata/properties" ma:root="true" ma:fieldsID="8718d6f4873a5b1392a45044efa78385" ns2:_="" ns3:_="">
     <xsd:import namespace="13c90a0b-73bc-4dc0-be5f-28d77b615beb"/>
@@ -19125,7 +19181,7 @@
 </ct:contentTypeSchema>
 </file>
 
-<file path=customXml/item2.xml><?xml version="1.0" encoding="utf-8"?>
+<file path=customXml/item3.xml><?xml version="1.0" encoding="utf-8"?>
 <?mso-contentType ?>
 <FormTemplates xmlns="http://schemas.microsoft.com/sharepoint/v3/contenttype/forms">
   <Display>DocumentLibraryForm</Display>
@@ -19134,22 +19190,22 @@
 </FormTemplates>
 </file>
 
-<file path=customXml/item3.xml><?xml version="1.0" encoding="utf-8"?>
+<file path=customXml/item4.xml><?xml version="1.0" encoding="utf-8"?>
 <b:Sources xmlns:b="http://schemas.openxmlformats.org/officeDocument/2006/bibliography" xmlns="http://schemas.openxmlformats.org/officeDocument/2006/bibliography" SelectedStyle="\APASixthEditionOfficeOnline.xsl" StyleName="APA" Version="6"/>
 </file>
 
-<file path=customXml/item4.xml><?xml version="1.0" encoding="utf-8"?>
-<p:properties xmlns:p="http://schemas.microsoft.com/office/2006/metadata/properties" xmlns:xsi="http://www.w3.org/2001/XMLSchema-instance" xmlns:pc="http://schemas.microsoft.com/office/infopath/2007/PartnerControls">
-  <documentManagement>
-    <TaxCatchAll xmlns="13c90a0b-73bc-4dc0-be5f-28d77b615beb" xsi:nil="true"/>
-    <lcf76f155ced4ddcb4097134ff3c332f xmlns="13c93bba-48ce-428c-bfe5-88b42c19b028">
-      <Terms xmlns="http://schemas.microsoft.com/office/infopath/2007/PartnerControls"/>
-    </lcf76f155ced4ddcb4097134ff3c332f>
-  </documentManagement>
-</p:properties>
+<file path=customXml/itemProps1.xml><?xml version="1.0" encoding="utf-8"?>
+<ds:datastoreItem xmlns:ds="http://schemas.openxmlformats.org/officeDocument/2006/customXml" ds:itemID="{CEECB56F-E1D8-45BF-A0A3-B5258E7263D4}">
+  <ds:schemaRefs>
+    <ds:schemaRef ds:uri="http://schemas.microsoft.com/office/2006/metadata/properties"/>
+    <ds:schemaRef ds:uri="http://schemas.microsoft.com/office/infopath/2007/PartnerControls"/>
+    <ds:schemaRef ds:uri="13c90a0b-73bc-4dc0-be5f-28d77b615beb"/>
+    <ds:schemaRef ds:uri="13c93bba-48ce-428c-bfe5-88b42c19b028"/>
+  </ds:schemaRefs>
+</ds:datastoreItem>
 </file>
 
-<file path=customXml/itemProps1.xml><?xml version="1.0" encoding="utf-8"?>
+<file path=customXml/itemProps2.xml><?xml version="1.0" encoding="utf-8"?>
 <ds:datastoreItem xmlns:ds="http://schemas.openxmlformats.org/officeDocument/2006/customXml" ds:itemID="{4B3C6E78-634C-4AE7-B2E1-4D68F5BA9D52}">
   <ds:schemaRefs>
     <ds:schemaRef ds:uri="http://schemas.microsoft.com/office/2006/metadata/contentType"/>
@@ -19168,7 +19224,7 @@
 </ds:datastoreItem>
 </file>
 
-<file path=customXml/itemProps2.xml><?xml version="1.0" encoding="utf-8"?>
+<file path=customXml/itemProps3.xml><?xml version="1.0" encoding="utf-8"?>
 <ds:datastoreItem xmlns:ds="http://schemas.openxmlformats.org/officeDocument/2006/customXml" ds:itemID="{91756AAB-0645-4FFC-990B-34BB6096B23B}">
   <ds:schemaRefs>
     <ds:schemaRef ds:uri="http://schemas.microsoft.com/sharepoint/v3/contenttype/forms"/>
@@ -19176,21 +19232,10 @@
 </ds:datastoreItem>
 </file>
 
-<file path=customXml/itemProps3.xml><?xml version="1.0" encoding="utf-8"?>
+<file path=customXml/itemProps4.xml><?xml version="1.0" encoding="utf-8"?>
 <ds:datastoreItem xmlns:ds="http://schemas.openxmlformats.org/officeDocument/2006/customXml" ds:itemID="{1AF2C25B-FB23-49D7-861B-D97474F002D2}">
   <ds:schemaRefs>
     <ds:schemaRef ds:uri="http://schemas.openxmlformats.org/officeDocument/2006/bibliography"/>
   </ds:schemaRefs>
 </ds:datastoreItem>
-</file>
-
-<file path=customXml/itemProps4.xml><?xml version="1.0" encoding="utf-8"?>
-<ds:datastoreItem xmlns:ds="http://schemas.openxmlformats.org/officeDocument/2006/customXml" ds:itemID="{CEECB56F-E1D8-45BF-A0A3-B5258E7263D4}">
-  <ds:schemaRefs>
-    <ds:schemaRef ds:uri="http://schemas.microsoft.com/office/2006/metadata/properties"/>
-    <ds:schemaRef ds:uri="http://schemas.microsoft.com/office/infopath/2007/PartnerControls"/>
-    <ds:schemaRef ds:uri="13c90a0b-73bc-4dc0-be5f-28d77b615beb"/>
-    <ds:schemaRef ds:uri="13c93bba-48ce-428c-bfe5-88b42c19b028"/>
-  </ds:schemaRefs>
-</ds:datastoreItem>
 </file>
--- a/fuentes/41430001_CF02_CFA.docx
+++ b/fuentes/41430001_CF02_CFA.docx
@@ -2346,7 +2346,7 @@
           <w:noProof/>
         </w:rPr>
         <w:drawing>
-          <wp:inline distT="0" distB="0" distL="0" distR="0" wp14:anchorId="56E61E9F" wp14:editId="279C5A32">
+          <wp:inline distT="0" distB="0" distL="0" distR="0" wp14:anchorId="56E61E9F" wp14:editId="3FB9ED34">
             <wp:extent cx="4680000" cy="2632383"/>
             <wp:effectExtent l="0" t="0" r="6350" b="0"/>
             <wp:docPr id="48080962" name="Imagen 4"/>
@@ -2696,7 +2696,7 @@
         <w:pStyle w:val="Prrafodelista"/>
         <w:numPr>
           <w:ilvl w:val="0"/>
-          <w:numId w:val="14"/>
+          <w:numId w:val="4"/>
         </w:numPr>
         <w:spacing w:before="0" w:after="0"/>
         <w:ind w:left="993"/>
@@ -2739,7 +2739,7 @@
         <w:pStyle w:val="Prrafodelista"/>
         <w:numPr>
           <w:ilvl w:val="0"/>
-          <w:numId w:val="14"/>
+          <w:numId w:val="4"/>
         </w:numPr>
         <w:spacing w:before="0" w:after="0"/>
         <w:ind w:left="993"/>
@@ -2782,7 +2782,7 @@
         <w:pStyle w:val="Prrafodelista"/>
         <w:numPr>
           <w:ilvl w:val="0"/>
-          <w:numId w:val="14"/>
+          <w:numId w:val="4"/>
         </w:numPr>
         <w:spacing w:before="0" w:after="0"/>
         <w:ind w:left="993"/>
@@ -2873,7 +2873,7 @@
         <w:pStyle w:val="Prrafodelista"/>
         <w:numPr>
           <w:ilvl w:val="0"/>
-          <w:numId w:val="14"/>
+          <w:numId w:val="4"/>
         </w:numPr>
         <w:spacing w:before="0" w:after="0"/>
         <w:ind w:left="993"/>
@@ -2895,7 +2895,7 @@
         <w:pStyle w:val="Prrafodelista"/>
         <w:numPr>
           <w:ilvl w:val="0"/>
-          <w:numId w:val="14"/>
+          <w:numId w:val="4"/>
         </w:numPr>
         <w:spacing w:before="0" w:after="0"/>
         <w:ind w:left="993"/>
@@ -2917,7 +2917,7 @@
         <w:pStyle w:val="Prrafodelista"/>
         <w:numPr>
           <w:ilvl w:val="0"/>
-          <w:numId w:val="14"/>
+          <w:numId w:val="4"/>
         </w:numPr>
         <w:spacing w:before="0" w:after="0"/>
         <w:ind w:left="993"/>
@@ -2939,7 +2939,7 @@
         <w:pStyle w:val="Prrafodelista"/>
         <w:numPr>
           <w:ilvl w:val="0"/>
-          <w:numId w:val="14"/>
+          <w:numId w:val="4"/>
         </w:numPr>
         <w:spacing w:before="0" w:after="0"/>
         <w:ind w:left="993"/>
@@ -3087,7 +3087,7 @@
         <w:pStyle w:val="Prrafodelista"/>
         <w:numPr>
           <w:ilvl w:val="0"/>
-          <w:numId w:val="38"/>
+          <w:numId w:val="15"/>
         </w:numPr>
         <w:spacing w:before="0" w:after="0"/>
         <w:rPr>
@@ -3219,7 +3219,7 @@
               <w:pStyle w:val="Prrafodelista"/>
               <w:numPr>
                 <w:ilvl w:val="0"/>
-                <w:numId w:val="37"/>
+                <w:numId w:val="14"/>
               </w:numPr>
               <w:spacing w:before="0" w:after="0"/>
               <w:rPr>
@@ -3263,7 +3263,7 @@
               <w:pStyle w:val="Prrafodelista"/>
               <w:numPr>
                 <w:ilvl w:val="0"/>
-                <w:numId w:val="37"/>
+                <w:numId w:val="14"/>
               </w:numPr>
               <w:spacing w:before="0" w:after="0"/>
               <w:rPr>
@@ -3307,7 +3307,7 @@
               <w:pStyle w:val="Prrafodelista"/>
               <w:numPr>
                 <w:ilvl w:val="0"/>
-                <w:numId w:val="37"/>
+                <w:numId w:val="14"/>
               </w:numPr>
               <w:spacing w:before="0" w:after="0"/>
               <w:rPr>
@@ -3337,7 +3337,7 @@
               <w:pStyle w:val="Prrafodelista"/>
               <w:numPr>
                 <w:ilvl w:val="0"/>
-                <w:numId w:val="37"/>
+                <w:numId w:val="14"/>
               </w:numPr>
               <w:spacing w:before="0" w:after="0"/>
               <w:rPr>
@@ -3367,7 +3367,7 @@
               <w:pStyle w:val="Prrafodelista"/>
               <w:numPr>
                 <w:ilvl w:val="0"/>
-                <w:numId w:val="37"/>
+                <w:numId w:val="14"/>
               </w:numPr>
               <w:spacing w:before="0" w:after="0"/>
               <w:rPr>
@@ -3411,7 +3411,7 @@
               <w:pStyle w:val="Prrafodelista"/>
               <w:numPr>
                 <w:ilvl w:val="0"/>
-                <w:numId w:val="37"/>
+                <w:numId w:val="14"/>
               </w:numPr>
               <w:spacing w:before="0" w:after="0"/>
               <w:rPr>
@@ -3441,7 +3441,7 @@
               <w:pStyle w:val="Prrafodelista"/>
               <w:numPr>
                 <w:ilvl w:val="0"/>
-                <w:numId w:val="37"/>
+                <w:numId w:val="14"/>
               </w:numPr>
               <w:spacing w:before="0" w:after="0"/>
               <w:rPr>
@@ -3472,7 +3472,7 @@
               <w:pStyle w:val="Prrafodelista"/>
               <w:numPr>
                 <w:ilvl w:val="0"/>
-                <w:numId w:val="37"/>
+                <w:numId w:val="14"/>
               </w:numPr>
               <w:spacing w:before="0" w:after="0"/>
               <w:rPr>
@@ -3516,7 +3516,7 @@
               <w:pStyle w:val="Prrafodelista"/>
               <w:numPr>
                 <w:ilvl w:val="0"/>
-                <w:numId w:val="37"/>
+                <w:numId w:val="14"/>
               </w:numPr>
               <w:spacing w:before="0" w:after="0"/>
               <w:rPr>
@@ -3560,7 +3560,7 @@
               <w:pStyle w:val="Prrafodelista"/>
               <w:numPr>
                 <w:ilvl w:val="0"/>
-                <w:numId w:val="37"/>
+                <w:numId w:val="14"/>
               </w:numPr>
               <w:spacing w:before="0" w:after="0"/>
               <w:rPr>
@@ -3590,7 +3590,7 @@
               <w:pStyle w:val="Prrafodelista"/>
               <w:numPr>
                 <w:ilvl w:val="0"/>
-                <w:numId w:val="37"/>
+                <w:numId w:val="14"/>
               </w:numPr>
               <w:spacing w:before="0" w:after="0"/>
               <w:rPr>
@@ -3679,7 +3679,7 @@
         <w:pStyle w:val="Prrafodelista"/>
         <w:numPr>
           <w:ilvl w:val="0"/>
-          <w:numId w:val="45"/>
+          <w:numId w:val="21"/>
         </w:numPr>
         <w:spacing w:before="0" w:after="0"/>
         <w:ind w:left="720"/>
@@ -3726,7 +3726,7 @@
         <w:pStyle w:val="Prrafodelista"/>
         <w:numPr>
           <w:ilvl w:val="0"/>
-          <w:numId w:val="45"/>
+          <w:numId w:val="21"/>
         </w:numPr>
         <w:spacing w:before="0" w:after="0"/>
         <w:ind w:left="720"/>
@@ -3778,7 +3778,7 @@
         <w:pStyle w:val="Prrafodelista"/>
         <w:numPr>
           <w:ilvl w:val="0"/>
-          <w:numId w:val="45"/>
+          <w:numId w:val="21"/>
         </w:numPr>
         <w:spacing w:before="0" w:after="0"/>
         <w:ind w:left="720"/>
@@ -3909,6 +3909,176 @@
     <w:p>
       <w:pPr>
         <w:spacing w:before="0" w:after="0"/>
+        <w:ind w:firstLine="0"/>
+        <w:jc w:val="center"/>
+        <w:rPr>
+          <w:rFonts w:cs="Calibri"/>
+          <w:bCs/>
+        </w:rPr>
+      </w:pPr>
+    </w:p>
+    <w:tbl>
+      <w:tblPr>
+        <w:tblStyle w:val="Tablaconcuadrcula"/>
+        <w:tblW w:w="0" w:type="auto"/>
+        <w:tblLook w:val="04A0" w:firstRow="1" w:lastRow="0" w:firstColumn="1" w:lastColumn="0" w:noHBand="0" w:noVBand="1"/>
+      </w:tblPr>
+      <w:tblGrid>
+        <w:gridCol w:w="9962"/>
+      </w:tblGrid>
+      <w:tr>
+        <w:tc>
+          <w:tcPr>
+            <w:tcW w:w="9962" w:type="dxa"/>
+          </w:tcPr>
+          <w:p>
+            <w:pPr>
+              <w:ind w:firstLine="0"/>
+              <w:jc w:val="both"/>
+              <w:rPr>
+                <w:b/>
+                <w:bCs/>
+                <w:lang w:val="es-419" w:eastAsia="es-CO"/>
+              </w:rPr>
+            </w:pPr>
+            <w:r>
+              <w:rPr>
+                <w:b/>
+                <w:bCs/>
+                <w:lang w:val="es-419" w:eastAsia="es-CO"/>
+              </w:rPr>
+              <w:lastRenderedPageBreak/>
+              <w:t xml:space="preserve">Descripción de la imagen: </w:t>
+            </w:r>
+            <w:r>
+              <w:rPr>
+                <w:lang w:val="es-419"/>
+              </w:rPr>
+              <w:t>conceptos</w:t>
+            </w:r>
+            <w:r>
+              <w:t xml:space="preserve"> </w:t>
+            </w:r>
+            <w:r>
+              <w:t>clave para comprender la mediación TIC</w:t>
+            </w:r>
+          </w:p>
+        </w:tc>
+      </w:tr>
+      <w:tr>
+        <w:tc>
+          <w:tcPr>
+            <w:tcW w:w="9962" w:type="dxa"/>
+          </w:tcPr>
+          <w:p>
+            <w:pPr>
+              <w:spacing w:before="0" w:after="0"/>
+              <w:ind w:firstLine="0"/>
+              <w:rPr>
+                <w:lang w:eastAsia="es-CO"/>
+              </w:rPr>
+            </w:pPr>
+            <w:r>
+              <w:rPr>
+                <w:lang w:eastAsia="es-CO"/>
+              </w:rPr>
+              <w:tab/>
+            </w:r>
+            <w:r>
+              <w:rPr>
+                <w:lang w:eastAsia="es-CO"/>
+              </w:rPr>
+              <w:t>La imagen</w:t>
+            </w:r>
+            <w:r>
+              <w:rPr>
+                <w:lang w:eastAsia="es-CO"/>
+              </w:rPr>
+              <w:t xml:space="preserve">, </w:t>
+            </w:r>
+            <w:r>
+              <w:rPr>
+                <w:lang w:val="es-419"/>
+              </w:rPr>
+              <w:t>conceptos</w:t>
+            </w:r>
+            <w:r>
+              <w:t xml:space="preserve"> </w:t>
+            </w:r>
+            <w:r>
+              <w:t>clave para comprender la mediación TI</w:t>
+            </w:r>
+            <w:r>
+              <w:t xml:space="preserve">C, </w:t>
+            </w:r>
+            <w:r>
+              <w:rPr>
+                <w:lang w:eastAsia="es-CO"/>
+              </w:rPr>
+              <w:t>expone la estructura de la Mediación TIC en los procesos formativos, un concepto clave para comprender cómo operan los ambientes de aprendizaje en el SENA. Este diagrama jerárquico se divide en tres ejes fundamentales, comenzando por la mediación didáctica, la cual define la ruta estratégica del diseño formativo. Esta área abarca las decisiones de diseño pedagógico, los recursos educativos que sirven como material de apoyo, las actividades de aprendizaje que ustedes ejecutan, las dinámicas generales de interacción y una evaluación que siempre debe mantener coherencia con el propósito del programa.</w:t>
+            </w:r>
+          </w:p>
+          <w:p>
+            <w:pPr>
+              <w:spacing w:before="0" w:after="0"/>
+              <w:ind w:firstLine="0"/>
+              <w:rPr>
+                <w:lang w:eastAsia="es-CO"/>
+              </w:rPr>
+            </w:pPr>
+            <w:r>
+              <w:rPr>
+                <w:lang w:eastAsia="es-CO"/>
+              </w:rPr>
+              <w:tab/>
+            </w:r>
+            <w:r>
+              <w:rPr>
+                <w:lang w:eastAsia="es-CO"/>
+              </w:rPr>
+              <w:t>El segundo eje corresponde a la interacción, que clasifica el relacionamiento dentro del entorno digital en tres vías prácticas: la conexión aprendiz-contenido, enfocada en la práctica y el estudio directo del material; la relación aprendiz-tutor, que garantiza el acompañamiento, la retroalimentación y la guía constante del instructor; y la interacción aprendiz-aprendiz, esencial para fomentar el trabajo colaborativo con los compañeros de ficha.</w:t>
+            </w:r>
+          </w:p>
+          <w:p>
+            <w:pPr>
+              <w:spacing w:before="0" w:after="0"/>
+              <w:ind w:firstLine="0"/>
+              <w:rPr>
+                <w:lang w:eastAsia="es-CO"/>
+              </w:rPr>
+            </w:pPr>
+            <w:r>
+              <w:rPr>
+                <w:lang w:eastAsia="es-CO"/>
+              </w:rPr>
+              <w:tab/>
+            </w:r>
+            <w:r>
+              <w:rPr>
+                <w:lang w:eastAsia="es-CO"/>
+              </w:rPr>
+              <w:t>Finalmente, el esquema detalla el pilar de la presencia, el cual describe las diferentes dimensiones de participación activa de los actores dentro de la plataforma. Aquí se incluye la presencia cognitiva, referida al proceso individual de pensar, analizar y comprender el conocimiento; la presencia docente, donde el instructor asume su rol de orientador del proceso; y la presencia social, vital para generar un verdadero sentido de comunidad, cohesión grupal y colaboración en la formación.</w:t>
+            </w:r>
+          </w:p>
+          <w:p>
+            <w:pPr>
+              <w:spacing w:before="0" w:after="0"/>
+              <w:ind w:firstLine="0"/>
+              <w:rPr>
+                <w:b/>
+                <w:bCs/>
+                <w:lang w:val="es-419" w:eastAsia="es-CO"/>
+              </w:rPr>
+            </w:pPr>
+          </w:p>
+        </w:tc>
+      </w:tr>
+    </w:tbl>
+    <w:p>
+      <w:pPr>
+        <w:spacing w:before="0" w:after="0"/>
+        <w:ind w:firstLine="0"/>
+        <w:jc w:val="center"/>
         <w:rPr>
           <w:rFonts w:cs="Calibri"/>
           <w:bCs/>
@@ -3950,7 +4120,7 @@
         <w:pStyle w:val="Prrafodelista"/>
         <w:numPr>
           <w:ilvl w:val="0"/>
-          <w:numId w:val="16"/>
+          <w:numId w:val="5"/>
         </w:numPr>
         <w:spacing w:before="0" w:after="0"/>
         <w:ind w:left="993"/>
@@ -3970,7 +4140,7 @@
         <w:pStyle w:val="Prrafodelista"/>
         <w:numPr>
           <w:ilvl w:val="0"/>
-          <w:numId w:val="16"/>
+          <w:numId w:val="5"/>
         </w:numPr>
         <w:spacing w:before="0" w:after="0"/>
         <w:ind w:left="993"/>
@@ -3984,7 +4154,7 @@
         <w:pStyle w:val="Prrafodelista"/>
         <w:numPr>
           <w:ilvl w:val="0"/>
-          <w:numId w:val="16"/>
+          <w:numId w:val="5"/>
         </w:numPr>
         <w:spacing w:before="0" w:after="0"/>
         <w:ind w:left="993"/>
@@ -4111,6 +4281,14 @@
     </w:p>
     <w:p>
       <w:pPr>
+        <w:spacing w:before="0" w:after="0"/>
+        <w:rPr>
+          <w:lang w:eastAsia="es-CO"/>
+        </w:rPr>
+      </w:pPr>
+    </w:p>
+    <w:p>
+      <w:pPr>
         <w:pStyle w:val="Ttulo2"/>
       </w:pPr>
       <w:bookmarkStart w:id="9" w:name="_Toc239158506"/>
@@ -4146,21 +4324,27 @@
         <w:rPr>
           <w:lang w:eastAsia="es-CO"/>
         </w:rPr>
-        <w:t>Su principal fortaleza radica en la flexibilidad de tiempo y lugar, así como en la posibilidad de ampliar el acceso a la educación. Sin embargo, su efectividad depende en gran medida de una adecuada mediación pedagógica, que garantice acompañamiento, orientaciones claras, criterios de evaluación visibles y retroalimentación constante.</w:t>
-      </w:r>
-    </w:p>
-    <w:p>
-      <w:pPr>
-        <w:spacing w:before="0" w:after="0"/>
-        <w:rPr>
-          <w:lang w:eastAsia="es-CO"/>
-        </w:rPr>
-      </w:pPr>
+        <w:t xml:space="preserve">Su principal fortaleza radica en la flexibilidad de tiempo y lugar, así como en la posibilidad de ampliar el acceso a la educación. Sin embargo, su efectividad depende en </w:t>
+      </w:r>
       <w:r>
         <w:rPr>
           <w:lang w:eastAsia="es-CO"/>
         </w:rPr>
         <w:lastRenderedPageBreak/>
+        <w:t>gran medida de una adecuada mediación pedagógica, que garantice acompañamiento, orientaciones claras, criterios de evaluación visibles y retroalimentación constante.</w:t>
+      </w:r>
+    </w:p>
+    <w:p>
+      <w:pPr>
+        <w:spacing w:before="0" w:after="0"/>
+        <w:rPr>
+          <w:lang w:eastAsia="es-CO"/>
+        </w:rPr>
+      </w:pPr>
+      <w:r>
+        <w:rPr>
+          <w:lang w:eastAsia="es-CO"/>
+        </w:rPr>
         <w:t>En este marco, la educación mediada por TIC no se limita al uso de herramientas digitales, sino que implica el diseño intencionado de estrategias didácticas que favorezcan la interacción, la construcción de conocimiento y el desarrollo de competencias, donde la tecnología actúa como un medio para potenciar el aprendizaje.</w:t>
       </w:r>
     </w:p>
@@ -4169,7 +4353,7 @@
         <w:pStyle w:val="Prrafodelista"/>
         <w:numPr>
           <w:ilvl w:val="0"/>
-          <w:numId w:val="18"/>
+          <w:numId w:val="6"/>
         </w:numPr>
         <w:spacing w:before="0" w:after="0"/>
         <w:ind w:left="993"/>
@@ -4195,7 +4379,7 @@
         <w:pStyle w:val="Prrafodelista"/>
         <w:numPr>
           <w:ilvl w:val="0"/>
-          <w:numId w:val="18"/>
+          <w:numId w:val="6"/>
         </w:numPr>
         <w:spacing w:before="0" w:after="0"/>
         <w:ind w:left="993"/>
@@ -4221,7 +4405,7 @@
         <w:pStyle w:val="Prrafodelista"/>
         <w:numPr>
           <w:ilvl w:val="0"/>
-          <w:numId w:val="18"/>
+          <w:numId w:val="6"/>
         </w:numPr>
         <w:spacing w:before="0" w:after="0"/>
         <w:ind w:left="993"/>
@@ -4725,7 +4909,7 @@
         <w:pStyle w:val="Prrafodelista"/>
         <w:numPr>
           <w:ilvl w:val="0"/>
-          <w:numId w:val="47"/>
+          <w:numId w:val="22"/>
         </w:numPr>
         <w:spacing w:before="0" w:after="0"/>
         <w:rPr>
@@ -4748,7 +4932,7 @@
         <w:pStyle w:val="Prrafodelista"/>
         <w:numPr>
           <w:ilvl w:val="0"/>
-          <w:numId w:val="48"/>
+          <w:numId w:val="23"/>
         </w:numPr>
         <w:spacing w:before="0" w:after="0"/>
         <w:rPr>
@@ -4786,7 +4970,7 @@
         <w:pStyle w:val="Prrafodelista"/>
         <w:numPr>
           <w:ilvl w:val="0"/>
-          <w:numId w:val="48"/>
+          <w:numId w:val="23"/>
         </w:numPr>
         <w:spacing w:before="0" w:after="0"/>
         <w:rPr>
@@ -4844,7 +5028,7 @@
         <w:pStyle w:val="Prrafodelista"/>
         <w:numPr>
           <w:ilvl w:val="0"/>
-          <w:numId w:val="48"/>
+          <w:numId w:val="23"/>
         </w:numPr>
         <w:spacing w:before="0" w:after="0"/>
         <w:rPr>
@@ -5203,7 +5387,7 @@
         <w:pStyle w:val="Prrafodelista"/>
         <w:numPr>
           <w:ilvl w:val="0"/>
-          <w:numId w:val="39"/>
+          <w:numId w:val="16"/>
         </w:numPr>
         <w:spacing w:before="0" w:after="0"/>
         <w:rPr>
@@ -5228,7 +5412,7 @@
         <w:pStyle w:val="Prrafodelista"/>
         <w:numPr>
           <w:ilvl w:val="0"/>
-          <w:numId w:val="40"/>
+          <w:numId w:val="17"/>
         </w:numPr>
         <w:spacing w:before="0" w:after="0"/>
         <w:rPr>
@@ -5253,7 +5437,7 @@
         <w:pStyle w:val="Prrafodelista"/>
         <w:numPr>
           <w:ilvl w:val="0"/>
-          <w:numId w:val="41"/>
+          <w:numId w:val="18"/>
         </w:numPr>
         <w:spacing w:before="0" w:after="0"/>
         <w:rPr>
@@ -5281,7 +5465,7 @@
         <w:pStyle w:val="Prrafodelista"/>
         <w:numPr>
           <w:ilvl w:val="0"/>
-          <w:numId w:val="41"/>
+          <w:numId w:val="18"/>
         </w:numPr>
         <w:spacing w:before="0" w:after="0"/>
         <w:rPr>
@@ -5316,7 +5500,7 @@
         <w:pStyle w:val="Prrafodelista"/>
         <w:numPr>
           <w:ilvl w:val="0"/>
-          <w:numId w:val="41"/>
+          <w:numId w:val="18"/>
         </w:numPr>
         <w:spacing w:before="0" w:after="0"/>
         <w:rPr>
@@ -5344,7 +5528,7 @@
         <w:pStyle w:val="Prrafodelista"/>
         <w:numPr>
           <w:ilvl w:val="0"/>
-          <w:numId w:val="41"/>
+          <w:numId w:val="18"/>
         </w:numPr>
         <w:spacing w:before="0" w:after="0"/>
         <w:rPr>
@@ -5386,7 +5570,7 @@
         <w:pStyle w:val="Prrafodelista"/>
         <w:numPr>
           <w:ilvl w:val="0"/>
-          <w:numId w:val="40"/>
+          <w:numId w:val="17"/>
         </w:numPr>
         <w:spacing w:before="0" w:after="0"/>
         <w:rPr>
@@ -5411,7 +5595,7 @@
         <w:pStyle w:val="Prrafodelista"/>
         <w:numPr>
           <w:ilvl w:val="0"/>
-          <w:numId w:val="41"/>
+          <w:numId w:val="18"/>
         </w:numPr>
         <w:spacing w:before="0" w:after="0"/>
         <w:rPr>
@@ -5439,7 +5623,7 @@
         <w:pStyle w:val="Prrafodelista"/>
         <w:numPr>
           <w:ilvl w:val="0"/>
-          <w:numId w:val="41"/>
+          <w:numId w:val="18"/>
         </w:numPr>
         <w:spacing w:before="0" w:after="0"/>
         <w:rPr>
@@ -5467,7 +5651,7 @@
         <w:pStyle w:val="Prrafodelista"/>
         <w:numPr>
           <w:ilvl w:val="0"/>
-          <w:numId w:val="41"/>
+          <w:numId w:val="18"/>
         </w:numPr>
         <w:spacing w:before="0" w:after="0"/>
         <w:rPr>
@@ -5495,7 +5679,7 @@
         <w:pStyle w:val="Prrafodelista"/>
         <w:numPr>
           <w:ilvl w:val="0"/>
-          <w:numId w:val="41"/>
+          <w:numId w:val="18"/>
         </w:numPr>
         <w:spacing w:before="0" w:after="0"/>
         <w:rPr>
@@ -5537,7 +5721,7 @@
         <w:pStyle w:val="Prrafodelista"/>
         <w:numPr>
           <w:ilvl w:val="0"/>
-          <w:numId w:val="40"/>
+          <w:numId w:val="17"/>
         </w:numPr>
         <w:spacing w:before="0" w:after="0"/>
         <w:rPr>
@@ -5562,7 +5746,7 @@
         <w:pStyle w:val="Prrafodelista"/>
         <w:numPr>
           <w:ilvl w:val="0"/>
-          <w:numId w:val="41"/>
+          <w:numId w:val="18"/>
         </w:numPr>
         <w:spacing w:before="0" w:after="0"/>
         <w:rPr>
@@ -5590,7 +5774,7 @@
         <w:pStyle w:val="Prrafodelista"/>
         <w:numPr>
           <w:ilvl w:val="0"/>
-          <w:numId w:val="41"/>
+          <w:numId w:val="18"/>
         </w:numPr>
         <w:spacing w:before="0" w:after="0"/>
         <w:rPr>
@@ -5618,7 +5802,7 @@
         <w:pStyle w:val="Prrafodelista"/>
         <w:numPr>
           <w:ilvl w:val="0"/>
-          <w:numId w:val="41"/>
+          <w:numId w:val="18"/>
         </w:numPr>
         <w:spacing w:before="0" w:after="0"/>
         <w:rPr>
@@ -5646,7 +5830,7 @@
         <w:pStyle w:val="Prrafodelista"/>
         <w:numPr>
           <w:ilvl w:val="0"/>
-          <w:numId w:val="41"/>
+          <w:numId w:val="18"/>
         </w:numPr>
         <w:spacing w:before="0" w:after="0"/>
         <w:rPr>
@@ -5674,7 +5858,7 @@
         <w:pStyle w:val="Prrafodelista"/>
         <w:numPr>
           <w:ilvl w:val="0"/>
-          <w:numId w:val="41"/>
+          <w:numId w:val="18"/>
         </w:numPr>
         <w:spacing w:before="0" w:after="0"/>
         <w:rPr>
@@ -5713,7 +5897,7 @@
         <w:pStyle w:val="Prrafodelista"/>
         <w:numPr>
           <w:ilvl w:val="0"/>
-          <w:numId w:val="40"/>
+          <w:numId w:val="17"/>
         </w:numPr>
         <w:spacing w:before="0" w:after="0"/>
         <w:rPr>
@@ -5739,7 +5923,7 @@
         <w:pStyle w:val="Prrafodelista"/>
         <w:numPr>
           <w:ilvl w:val="0"/>
-          <w:numId w:val="41"/>
+          <w:numId w:val="18"/>
         </w:numPr>
         <w:spacing w:before="0" w:after="0"/>
         <w:rPr>
@@ -5767,7 +5951,7 @@
         <w:pStyle w:val="Prrafodelista"/>
         <w:numPr>
           <w:ilvl w:val="0"/>
-          <w:numId w:val="41"/>
+          <w:numId w:val="18"/>
         </w:numPr>
         <w:spacing w:before="0" w:after="0"/>
         <w:rPr>
@@ -5795,7 +5979,7 @@
         <w:pStyle w:val="Prrafodelista"/>
         <w:numPr>
           <w:ilvl w:val="0"/>
-          <w:numId w:val="41"/>
+          <w:numId w:val="18"/>
         </w:numPr>
         <w:spacing w:before="0" w:after="0"/>
         <w:rPr>
@@ -5823,7 +6007,7 @@
         <w:pStyle w:val="Prrafodelista"/>
         <w:numPr>
           <w:ilvl w:val="0"/>
-          <w:numId w:val="41"/>
+          <w:numId w:val="18"/>
         </w:numPr>
         <w:spacing w:before="0" w:after="0"/>
         <w:rPr>
@@ -6197,6 +6381,7 @@
                 <w:sz w:val="28"/>
                 <w:szCs w:val="28"/>
               </w:rPr>
+              <w:lastRenderedPageBreak/>
               <w:t>Social</w:t>
             </w:r>
           </w:p>
@@ -6466,6 +6651,7 @@
                 <w:sz w:val="28"/>
                 <w:szCs w:val="28"/>
               </w:rPr>
+              <w:lastRenderedPageBreak/>
               <w:t>Técnico</w:t>
             </w:r>
           </w:p>
@@ -7019,7 +7205,7 @@
         <w:pStyle w:val="Prrafodelista"/>
         <w:numPr>
           <w:ilvl w:val="0"/>
-          <w:numId w:val="24"/>
+          <w:numId w:val="7"/>
         </w:numPr>
         <w:spacing w:before="0" w:after="0"/>
         <w:ind w:left="993"/>
@@ -7041,7 +7227,7 @@
         <w:pStyle w:val="Prrafodelista"/>
         <w:numPr>
           <w:ilvl w:val="0"/>
-          <w:numId w:val="24"/>
+          <w:numId w:val="7"/>
         </w:numPr>
         <w:spacing w:before="0" w:after="0"/>
         <w:ind w:left="993"/>
@@ -7077,7 +7263,7 @@
         <w:pStyle w:val="Prrafodelista"/>
         <w:numPr>
           <w:ilvl w:val="0"/>
-          <w:numId w:val="24"/>
+          <w:numId w:val="7"/>
         </w:numPr>
         <w:spacing w:before="0" w:after="0"/>
         <w:ind w:left="993"/>
@@ -7226,7 +7412,7 @@
         <w:pStyle w:val="Prrafodelista"/>
         <w:numPr>
           <w:ilvl w:val="0"/>
-          <w:numId w:val="25"/>
+          <w:numId w:val="8"/>
         </w:numPr>
         <w:spacing w:before="0" w:after="0"/>
         <w:ind w:left="1134"/>
@@ -7249,7 +7435,7 @@
         <w:pStyle w:val="Prrafodelista"/>
         <w:numPr>
           <w:ilvl w:val="0"/>
-          <w:numId w:val="25"/>
+          <w:numId w:val="8"/>
         </w:numPr>
         <w:spacing w:before="0" w:after="0"/>
         <w:ind w:left="1134"/>
@@ -7271,7 +7457,7 @@
         <w:pStyle w:val="Prrafodelista"/>
         <w:numPr>
           <w:ilvl w:val="0"/>
-          <w:numId w:val="25"/>
+          <w:numId w:val="8"/>
         </w:numPr>
         <w:spacing w:before="0" w:after="0"/>
         <w:ind w:left="1134"/>
@@ -7293,7 +7479,7 @@
         <w:pStyle w:val="Prrafodelista"/>
         <w:numPr>
           <w:ilvl w:val="0"/>
-          <w:numId w:val="25"/>
+          <w:numId w:val="8"/>
         </w:numPr>
         <w:spacing w:before="0" w:after="0"/>
         <w:ind w:left="1134"/>
@@ -7532,7 +7718,7 @@
         <w:pStyle w:val="Prrafodelista"/>
         <w:numPr>
           <w:ilvl w:val="0"/>
-          <w:numId w:val="42"/>
+          <w:numId w:val="19"/>
         </w:numPr>
         <w:spacing w:before="0" w:after="0"/>
         <w:rPr>
@@ -7557,7 +7743,7 @@
         <w:pStyle w:val="Prrafodelista"/>
         <w:numPr>
           <w:ilvl w:val="0"/>
-          <w:numId w:val="43"/>
+          <w:numId w:val="20"/>
         </w:numPr>
         <w:spacing w:before="0" w:after="0"/>
         <w:rPr>
@@ -7578,7 +7764,7 @@
         <w:pStyle w:val="Prrafodelista"/>
         <w:numPr>
           <w:ilvl w:val="0"/>
-          <w:numId w:val="42"/>
+          <w:numId w:val="19"/>
         </w:numPr>
         <w:spacing w:before="0" w:after="0"/>
         <w:rPr>
@@ -7603,7 +7789,7 @@
         <w:pStyle w:val="Prrafodelista"/>
         <w:numPr>
           <w:ilvl w:val="0"/>
-          <w:numId w:val="43"/>
+          <w:numId w:val="20"/>
         </w:numPr>
         <w:spacing w:before="0" w:after="0"/>
         <w:rPr>
@@ -7638,7 +7824,7 @@
         <w:pStyle w:val="Prrafodelista"/>
         <w:numPr>
           <w:ilvl w:val="0"/>
-          <w:numId w:val="42"/>
+          <w:numId w:val="19"/>
         </w:numPr>
         <w:spacing w:before="0" w:after="0"/>
         <w:rPr>
@@ -7663,7 +7849,7 @@
         <w:pStyle w:val="Prrafodelista"/>
         <w:numPr>
           <w:ilvl w:val="0"/>
-          <w:numId w:val="43"/>
+          <w:numId w:val="20"/>
         </w:numPr>
         <w:spacing w:before="0" w:after="0"/>
         <w:rPr>
@@ -7698,7 +7884,7 @@
         <w:pStyle w:val="Prrafodelista"/>
         <w:numPr>
           <w:ilvl w:val="0"/>
-          <w:numId w:val="42"/>
+          <w:numId w:val="19"/>
         </w:numPr>
         <w:spacing w:before="0" w:after="0"/>
         <w:rPr>
@@ -7723,7 +7909,7 @@
         <w:pStyle w:val="Prrafodelista"/>
         <w:numPr>
           <w:ilvl w:val="0"/>
-          <w:numId w:val="43"/>
+          <w:numId w:val="20"/>
         </w:numPr>
         <w:spacing w:before="0" w:after="0"/>
         <w:rPr>
@@ -7771,7 +7957,7 @@
         <w:pStyle w:val="Prrafodelista"/>
         <w:numPr>
           <w:ilvl w:val="0"/>
-          <w:numId w:val="42"/>
+          <w:numId w:val="19"/>
         </w:numPr>
         <w:spacing w:before="0" w:after="0"/>
         <w:rPr>
@@ -7796,7 +7982,7 @@
         <w:pStyle w:val="Prrafodelista"/>
         <w:numPr>
           <w:ilvl w:val="0"/>
-          <w:numId w:val="43"/>
+          <w:numId w:val="20"/>
         </w:numPr>
         <w:spacing w:before="0" w:after="0"/>
         <w:rPr>
@@ -7839,7 +8025,7 @@
         <w:pStyle w:val="Prrafodelista"/>
         <w:numPr>
           <w:ilvl w:val="0"/>
-          <w:numId w:val="42"/>
+          <w:numId w:val="19"/>
         </w:numPr>
         <w:spacing w:before="0" w:after="0"/>
         <w:rPr>
@@ -7864,7 +8050,7 @@
         <w:pStyle w:val="Prrafodelista"/>
         <w:numPr>
           <w:ilvl w:val="0"/>
-          <w:numId w:val="43"/>
+          <w:numId w:val="20"/>
         </w:numPr>
         <w:spacing w:before="0" w:after="0"/>
         <w:rPr>
@@ -7899,7 +8085,7 @@
         <w:pStyle w:val="Prrafodelista"/>
         <w:numPr>
           <w:ilvl w:val="0"/>
-          <w:numId w:val="42"/>
+          <w:numId w:val="19"/>
         </w:numPr>
         <w:spacing w:before="0" w:after="0"/>
         <w:rPr>
@@ -7924,7 +8110,7 @@
         <w:pStyle w:val="Prrafodelista"/>
         <w:numPr>
           <w:ilvl w:val="0"/>
-          <w:numId w:val="43"/>
+          <w:numId w:val="20"/>
         </w:numPr>
         <w:spacing w:before="0" w:after="0"/>
         <w:rPr>
@@ -8058,7 +8244,7 @@
         <w:pStyle w:val="Prrafodelista"/>
         <w:numPr>
           <w:ilvl w:val="0"/>
-          <w:numId w:val="26"/>
+          <w:numId w:val="9"/>
         </w:numPr>
         <w:spacing w:before="0" w:after="0"/>
         <w:rPr>
@@ -8110,7 +8296,7 @@
         <w:pStyle w:val="Prrafodelista"/>
         <w:numPr>
           <w:ilvl w:val="0"/>
-          <w:numId w:val="26"/>
+          <w:numId w:val="9"/>
         </w:numPr>
         <w:spacing w:before="0" w:after="0"/>
         <w:rPr>
@@ -8147,7 +8333,7 @@
         <w:pStyle w:val="Prrafodelista"/>
         <w:numPr>
           <w:ilvl w:val="0"/>
-          <w:numId w:val="26"/>
+          <w:numId w:val="9"/>
         </w:numPr>
         <w:spacing w:before="0" w:after="0"/>
         <w:rPr>
@@ -8184,7 +8370,7 @@
         <w:pStyle w:val="Prrafodelista"/>
         <w:numPr>
           <w:ilvl w:val="0"/>
-          <w:numId w:val="26"/>
+          <w:numId w:val="9"/>
         </w:numPr>
         <w:spacing w:before="0" w:after="0"/>
         <w:rPr>
@@ -8235,7 +8421,7 @@
         <w:pStyle w:val="Prrafodelista"/>
         <w:numPr>
           <w:ilvl w:val="0"/>
-          <w:numId w:val="26"/>
+          <w:numId w:val="9"/>
         </w:numPr>
         <w:spacing w:before="0" w:after="0"/>
         <w:rPr>
@@ -9065,7 +9251,7 @@
         <w:pStyle w:val="Prrafodelista"/>
         <w:numPr>
           <w:ilvl w:val="0"/>
-          <w:numId w:val="28"/>
+          <w:numId w:val="10"/>
         </w:numPr>
         <w:spacing w:before="0" w:after="0"/>
         <w:rPr>
@@ -9084,7 +9270,7 @@
         <w:pStyle w:val="Prrafodelista"/>
         <w:numPr>
           <w:ilvl w:val="0"/>
-          <w:numId w:val="28"/>
+          <w:numId w:val="10"/>
         </w:numPr>
         <w:spacing w:before="0" w:after="0"/>
         <w:rPr>
@@ -9103,7 +9289,7 @@
         <w:pStyle w:val="Prrafodelista"/>
         <w:numPr>
           <w:ilvl w:val="0"/>
-          <w:numId w:val="28"/>
+          <w:numId w:val="10"/>
         </w:numPr>
         <w:spacing w:before="0" w:after="0"/>
         <w:rPr>
@@ -9162,7 +9348,7 @@
         <w:pStyle w:val="Prrafodelista"/>
         <w:numPr>
           <w:ilvl w:val="0"/>
-          <w:numId w:val="49"/>
+          <w:numId w:val="24"/>
         </w:numPr>
         <w:spacing w:before="0" w:after="0"/>
         <w:rPr>
@@ -9181,7 +9367,7 @@
         <w:pStyle w:val="Prrafodelista"/>
         <w:numPr>
           <w:ilvl w:val="0"/>
-          <w:numId w:val="29"/>
+          <w:numId w:val="11"/>
         </w:numPr>
         <w:spacing w:before="0" w:after="0"/>
         <w:ind w:left="993"/>
@@ -9201,7 +9387,7 @@
         <w:pStyle w:val="Prrafodelista"/>
         <w:numPr>
           <w:ilvl w:val="0"/>
-          <w:numId w:val="29"/>
+          <w:numId w:val="11"/>
         </w:numPr>
         <w:spacing w:before="0" w:after="0"/>
         <w:ind w:left="993"/>
@@ -9312,7 +9498,7 @@
         <w:pStyle w:val="Prrafodelista"/>
         <w:numPr>
           <w:ilvl w:val="0"/>
-          <w:numId w:val="31"/>
+          <w:numId w:val="12"/>
         </w:numPr>
         <w:spacing w:before="0" w:after="0"/>
         <w:rPr>
@@ -9331,7 +9517,7 @@
         <w:pStyle w:val="Prrafodelista"/>
         <w:numPr>
           <w:ilvl w:val="0"/>
-          <w:numId w:val="31"/>
+          <w:numId w:val="12"/>
         </w:numPr>
         <w:spacing w:before="0" w:after="0"/>
         <w:rPr>
@@ -9363,7 +9549,7 @@
         <w:pStyle w:val="Prrafodelista"/>
         <w:numPr>
           <w:ilvl w:val="0"/>
-          <w:numId w:val="31"/>
+          <w:numId w:val="12"/>
         </w:numPr>
         <w:spacing w:before="0" w:after="0"/>
         <w:rPr>
@@ -9382,7 +9568,7 @@
         <w:pStyle w:val="Prrafodelista"/>
         <w:numPr>
           <w:ilvl w:val="0"/>
-          <w:numId w:val="31"/>
+          <w:numId w:val="12"/>
         </w:numPr>
         <w:spacing w:before="0" w:after="0"/>
         <w:rPr>
@@ -9493,7 +9679,7 @@
         <w:pStyle w:val="Prrafodelista"/>
         <w:numPr>
           <w:ilvl w:val="0"/>
-          <w:numId w:val="36"/>
+          <w:numId w:val="13"/>
         </w:numPr>
         <w:spacing w:before="0" w:after="0"/>
         <w:rPr>
@@ -9512,7 +9698,7 @@
         <w:pStyle w:val="Prrafodelista"/>
         <w:numPr>
           <w:ilvl w:val="0"/>
-          <w:numId w:val="36"/>
+          <w:numId w:val="13"/>
         </w:numPr>
         <w:spacing w:before="0" w:after="0"/>
         <w:rPr>
@@ -9531,7 +9717,7 @@
         <w:pStyle w:val="Prrafodelista"/>
         <w:numPr>
           <w:ilvl w:val="0"/>
-          <w:numId w:val="36"/>
+          <w:numId w:val="13"/>
         </w:numPr>
         <w:spacing w:before="0" w:after="0"/>
         <w:rPr>
@@ -9550,7 +9736,7 @@
         <w:pStyle w:val="Prrafodelista"/>
         <w:numPr>
           <w:ilvl w:val="0"/>
-          <w:numId w:val="36"/>
+          <w:numId w:val="13"/>
         </w:numPr>
         <w:spacing w:before="0" w:after="0"/>
         <w:rPr>
@@ -9569,7 +9755,7 @@
         <w:pStyle w:val="Prrafodelista"/>
         <w:numPr>
           <w:ilvl w:val="0"/>
-          <w:numId w:val="36"/>
+          <w:numId w:val="13"/>
         </w:numPr>
         <w:spacing w:before="0" w:after="0"/>
         <w:rPr>
@@ -12041,119 +12227,6 @@
     </w:lvl>
   </w:abstractNum>
   <w:abstractNum w:abstractNumId="1" w15:restartNumberingAfterBreak="0">
-    <w:nsid w:val="002A7816"/>
-    <w:multiLevelType w:val="hybridMultilevel"/>
-    <w:tmpl w:val="56706C66"/>
-    <w:lvl w:ilvl="0" w:tplc="240A0001">
-      <w:start w:val="1"/>
-      <w:numFmt w:val="bullet"/>
-      <w:lvlText w:val=""/>
-      <w:lvlJc w:val="left"/>
-      <w:pPr>
-        <w:ind w:left="1428" w:hanging="360"/>
-      </w:pPr>
-      <w:rPr>
-        <w:rFonts w:ascii="Symbol" w:hAnsi="Symbol" w:hint="default"/>
-      </w:rPr>
-    </w:lvl>
-    <w:lvl w:ilvl="1" w:tplc="240A0003" w:tentative="1">
-      <w:start w:val="1"/>
-      <w:numFmt w:val="bullet"/>
-      <w:lvlText w:val="o"/>
-      <w:lvlJc w:val="left"/>
-      <w:pPr>
-        <w:ind w:left="2148" w:hanging="360"/>
-      </w:pPr>
-      <w:rPr>
-        <w:rFonts w:ascii="Courier New" w:hAnsi="Courier New" w:cs="Courier New" w:hint="default"/>
-      </w:rPr>
-    </w:lvl>
-    <w:lvl w:ilvl="2" w:tplc="240A0005" w:tentative="1">
-      <w:start w:val="1"/>
-      <w:numFmt w:val="bullet"/>
-      <w:lvlText w:val=""/>
-      <w:lvlJc w:val="left"/>
-      <w:pPr>
-        <w:ind w:left="2868" w:hanging="360"/>
-      </w:pPr>
-      <w:rPr>
-        <w:rFonts w:ascii="Wingdings" w:hAnsi="Wingdings" w:hint="default"/>
-      </w:rPr>
-    </w:lvl>
-    <w:lvl w:ilvl="3" w:tplc="240A0001" w:tentative="1">
-      <w:start w:val="1"/>
-      <w:numFmt w:val="bullet"/>
-      <w:lvlText w:val=""/>
-      <w:lvlJc w:val="left"/>
-      <w:pPr>
-        <w:ind w:left="3588" w:hanging="360"/>
-      </w:pPr>
-      <w:rPr>
-        <w:rFonts w:ascii="Symbol" w:hAnsi="Symbol" w:hint="default"/>
-      </w:rPr>
-    </w:lvl>
-    <w:lvl w:ilvl="4" w:tplc="240A0003" w:tentative="1">
-      <w:start w:val="1"/>
-      <w:numFmt w:val="bullet"/>
-      <w:lvlText w:val="o"/>
-      <w:lvlJc w:val="left"/>
-      <w:pPr>
-        <w:ind w:left="4308" w:hanging="360"/>
-      </w:pPr>
-      <w:rPr>
-        <w:rFonts w:ascii="Courier New" w:hAnsi="Courier New" w:cs="Courier New" w:hint="default"/>
-      </w:rPr>
-    </w:lvl>
-    <w:lvl w:ilvl="5" w:tplc="240A0005" w:tentative="1">
-      <w:start w:val="1"/>
-      <w:numFmt w:val="bullet"/>
-      <w:lvlText w:val=""/>
-      <w:lvlJc w:val="left"/>
-      <w:pPr>
-        <w:ind w:left="5028" w:hanging="360"/>
-      </w:pPr>
-      <w:rPr>
-        <w:rFonts w:ascii="Wingdings" w:hAnsi="Wingdings" w:hint="default"/>
-      </w:rPr>
-    </w:lvl>
-    <w:lvl w:ilvl="6" w:tplc="240A0001" w:tentative="1">
-      <w:start w:val="1"/>
-      <w:numFmt w:val="bullet"/>
-      <w:lvlText w:val=""/>
-      <w:lvlJc w:val="left"/>
-      <w:pPr>
-        <w:ind w:left="5748" w:hanging="360"/>
-      </w:pPr>
-      <w:rPr>
-        <w:rFonts w:ascii="Symbol" w:hAnsi="Symbol" w:hint="default"/>
-      </w:rPr>
-    </w:lvl>
-    <w:lvl w:ilvl="7" w:tplc="240A0003" w:tentative="1">
-      <w:start w:val="1"/>
-      <w:numFmt w:val="bullet"/>
-      <w:lvlText w:val="o"/>
-      <w:lvlJc w:val="left"/>
-      <w:pPr>
-        <w:ind w:left="6468" w:hanging="360"/>
-      </w:pPr>
-      <w:rPr>
-        <w:rFonts w:ascii="Courier New" w:hAnsi="Courier New" w:cs="Courier New" w:hint="default"/>
-      </w:rPr>
-    </w:lvl>
-    <w:lvl w:ilvl="8" w:tplc="240A0005" w:tentative="1">
-      <w:start w:val="1"/>
-      <w:numFmt w:val="bullet"/>
-      <w:lvlText w:val=""/>
-      <w:lvlJc w:val="left"/>
-      <w:pPr>
-        <w:ind w:left="7188" w:hanging="360"/>
-      </w:pPr>
-      <w:rPr>
-        <w:rFonts w:ascii="Wingdings" w:hAnsi="Wingdings" w:hint="default"/>
-      </w:rPr>
-    </w:lvl>
-  </w:abstractNum>
-  <w:abstractNum w:abstractNumId="2" w15:restartNumberingAfterBreak="0">
     <w:nsid w:val="018B58DE"/>
     <w:multiLevelType w:val="hybridMultilevel"/>
     <w:tmpl w:val="FB3A9246"/>
@@ -12266,7 +12339,7 @@
       </w:rPr>
     </w:lvl>
   </w:abstractNum>
-  <w:abstractNum w:abstractNumId="3" w15:restartNumberingAfterBreak="0">
+  <w:abstractNum w:abstractNumId="2" w15:restartNumberingAfterBreak="0">
     <w:nsid w:val="01D734EC"/>
     <w:multiLevelType w:val="hybridMultilevel"/>
     <w:tmpl w:val="1EDAF6DE"/>
@@ -12379,120 +12452,7 @@
       </w:rPr>
     </w:lvl>
   </w:abstractNum>
-  <w:abstractNum w:abstractNumId="4" w15:restartNumberingAfterBreak="0">
-    <w:nsid w:val="026175AC"/>
-    <w:multiLevelType w:val="hybridMultilevel"/>
-    <w:tmpl w:val="3F6EE5CA"/>
-    <w:lvl w:ilvl="0" w:tplc="240A0001">
-      <w:start w:val="1"/>
-      <w:numFmt w:val="bullet"/>
-      <w:lvlText w:val=""/>
-      <w:lvlJc w:val="left"/>
-      <w:pPr>
-        <w:ind w:left="1428" w:hanging="360"/>
-      </w:pPr>
-      <w:rPr>
-        <w:rFonts w:ascii="Symbol" w:hAnsi="Symbol" w:hint="default"/>
-      </w:rPr>
-    </w:lvl>
-    <w:lvl w:ilvl="1" w:tplc="240A0003" w:tentative="1">
-      <w:start w:val="1"/>
-      <w:numFmt w:val="bullet"/>
-      <w:lvlText w:val="o"/>
-      <w:lvlJc w:val="left"/>
-      <w:pPr>
-        <w:ind w:left="2148" w:hanging="360"/>
-      </w:pPr>
-      <w:rPr>
-        <w:rFonts w:ascii="Courier New" w:hAnsi="Courier New" w:cs="Courier New" w:hint="default"/>
-      </w:rPr>
-    </w:lvl>
-    <w:lvl w:ilvl="2" w:tplc="240A0005" w:tentative="1">
-      <w:start w:val="1"/>
-      <w:numFmt w:val="bullet"/>
-      <w:lvlText w:val=""/>
-      <w:lvlJc w:val="left"/>
-      <w:pPr>
-        <w:ind w:left="2868" w:hanging="360"/>
-      </w:pPr>
-      <w:rPr>
-        <w:rFonts w:ascii="Wingdings" w:hAnsi="Wingdings" w:hint="default"/>
-      </w:rPr>
-    </w:lvl>
-    <w:lvl w:ilvl="3" w:tplc="240A0001" w:tentative="1">
-      <w:start w:val="1"/>
-      <w:numFmt w:val="bullet"/>
-      <w:lvlText w:val=""/>
-      <w:lvlJc w:val="left"/>
-      <w:pPr>
-        <w:ind w:left="3588" w:hanging="360"/>
-      </w:pPr>
-      <w:rPr>
-        <w:rFonts w:ascii="Symbol" w:hAnsi="Symbol" w:hint="default"/>
-      </w:rPr>
-    </w:lvl>
-    <w:lvl w:ilvl="4" w:tplc="240A0003" w:tentative="1">
-      <w:start w:val="1"/>
-      <w:numFmt w:val="bullet"/>
-      <w:lvlText w:val="o"/>
-      <w:lvlJc w:val="left"/>
-      <w:pPr>
-        <w:ind w:left="4308" w:hanging="360"/>
-      </w:pPr>
-      <w:rPr>
-        <w:rFonts w:ascii="Courier New" w:hAnsi="Courier New" w:cs="Courier New" w:hint="default"/>
-      </w:rPr>
-    </w:lvl>
-    <w:lvl w:ilvl="5" w:tplc="240A0005" w:tentative="1">
-      <w:start w:val="1"/>
-      <w:numFmt w:val="bullet"/>
-      <w:lvlText w:val=""/>
-      <w:lvlJc w:val="left"/>
-      <w:pPr>
-        <w:ind w:left="5028" w:hanging="360"/>
-      </w:pPr>
-      <w:rPr>
-        <w:rFonts w:ascii="Wingdings" w:hAnsi="Wingdings" w:hint="default"/>
-      </w:rPr>
-    </w:lvl>
-    <w:lvl w:ilvl="6" w:tplc="240A0001" w:tentative="1">
-      <w:start w:val="1"/>
-      <w:numFmt w:val="bullet"/>
-      <w:lvlText w:val=""/>
-      <w:lvlJc w:val="left"/>
-      <w:pPr>
-        <w:ind w:left="5748" w:hanging="360"/>
-      </w:pPr>
-      <w:rPr>
-        <w:rFonts w:ascii="Symbol" w:hAnsi="Symbol" w:hint="default"/>
-      </w:rPr>
-    </w:lvl>
-    <w:lvl w:ilvl="7" w:tplc="240A0003" w:tentative="1">
-      <w:start w:val="1"/>
-      <w:numFmt w:val="bullet"/>
-      <w:lvlText w:val="o"/>
-      <w:lvlJc w:val="left"/>
-      <w:pPr>
-        <w:ind w:left="6468" w:hanging="360"/>
-      </w:pPr>
-      <w:rPr>
-        <w:rFonts w:ascii="Courier New" w:hAnsi="Courier New" w:cs="Courier New" w:hint="default"/>
-      </w:rPr>
-    </w:lvl>
-    <w:lvl w:ilvl="8" w:tplc="240A0005" w:tentative="1">
-      <w:start w:val="1"/>
-      <w:numFmt w:val="bullet"/>
-      <w:lvlText w:val=""/>
-      <w:lvlJc w:val="left"/>
-      <w:pPr>
-        <w:ind w:left="7188" w:hanging="360"/>
-      </w:pPr>
-      <w:rPr>
-        <w:rFonts w:ascii="Wingdings" w:hAnsi="Wingdings" w:hint="default"/>
-      </w:rPr>
-    </w:lvl>
-  </w:abstractNum>
-  <w:abstractNum w:abstractNumId="5" w15:restartNumberingAfterBreak="0">
+  <w:abstractNum w:abstractNumId="3" w15:restartNumberingAfterBreak="0">
     <w:nsid w:val="026A3CF6"/>
     <w:multiLevelType w:val="hybridMultilevel"/>
     <w:tmpl w:val="DD4655A8"/>
@@ -12605,7 +12565,7 @@
       </w:rPr>
     </w:lvl>
   </w:abstractNum>
-  <w:abstractNum w:abstractNumId="6" w15:restartNumberingAfterBreak="0">
+  <w:abstractNum w:abstractNumId="4" w15:restartNumberingAfterBreak="0">
     <w:nsid w:val="03D246AF"/>
     <w:multiLevelType w:val="hybridMultilevel"/>
     <w:tmpl w:val="F8F226B4"/>
@@ -12718,7 +12678,7 @@
       </w:rPr>
     </w:lvl>
   </w:abstractNum>
-  <w:abstractNum w:abstractNumId="7" w15:restartNumberingAfterBreak="0">
+  <w:abstractNum w:abstractNumId="5" w15:restartNumberingAfterBreak="0">
     <w:nsid w:val="0582022C"/>
     <w:multiLevelType w:val="hybridMultilevel"/>
     <w:tmpl w:val="9048A286"/>
@@ -12831,7 +12791,7 @@
       </w:rPr>
     </w:lvl>
   </w:abstractNum>
-  <w:abstractNum w:abstractNumId="8" w15:restartNumberingAfterBreak="0">
+  <w:abstractNum w:abstractNumId="6" w15:restartNumberingAfterBreak="0">
     <w:nsid w:val="082056AB"/>
     <w:multiLevelType w:val="hybridMultilevel"/>
     <w:tmpl w:val="42843EDA"/>
@@ -12944,346 +12904,7 @@
       </w:rPr>
     </w:lvl>
   </w:abstractNum>
-  <w:abstractNum w:abstractNumId="9" w15:restartNumberingAfterBreak="0">
-    <w:nsid w:val="0E5F7260"/>
-    <w:multiLevelType w:val="hybridMultilevel"/>
-    <w:tmpl w:val="5582E340"/>
-    <w:lvl w:ilvl="0" w:tplc="240A0001">
-      <w:start w:val="1"/>
-      <w:numFmt w:val="bullet"/>
-      <w:lvlText w:val=""/>
-      <w:lvlJc w:val="left"/>
-      <w:pPr>
-        <w:ind w:left="1429" w:hanging="360"/>
-      </w:pPr>
-      <w:rPr>
-        <w:rFonts w:ascii="Symbol" w:hAnsi="Symbol" w:hint="default"/>
-      </w:rPr>
-    </w:lvl>
-    <w:lvl w:ilvl="1" w:tplc="240A0003" w:tentative="1">
-      <w:start w:val="1"/>
-      <w:numFmt w:val="bullet"/>
-      <w:lvlText w:val="o"/>
-      <w:lvlJc w:val="left"/>
-      <w:pPr>
-        <w:ind w:left="2149" w:hanging="360"/>
-      </w:pPr>
-      <w:rPr>
-        <w:rFonts w:ascii="Courier New" w:hAnsi="Courier New" w:cs="Courier New" w:hint="default"/>
-      </w:rPr>
-    </w:lvl>
-    <w:lvl w:ilvl="2" w:tplc="240A0005" w:tentative="1">
-      <w:start w:val="1"/>
-      <w:numFmt w:val="bullet"/>
-      <w:lvlText w:val=""/>
-      <w:lvlJc w:val="left"/>
-      <w:pPr>
-        <w:ind w:left="2869" w:hanging="360"/>
-      </w:pPr>
-      <w:rPr>
-        <w:rFonts w:ascii="Wingdings" w:hAnsi="Wingdings" w:hint="default"/>
-      </w:rPr>
-    </w:lvl>
-    <w:lvl w:ilvl="3" w:tplc="240A0001" w:tentative="1">
-      <w:start w:val="1"/>
-      <w:numFmt w:val="bullet"/>
-      <w:lvlText w:val=""/>
-      <w:lvlJc w:val="left"/>
-      <w:pPr>
-        <w:ind w:left="3589" w:hanging="360"/>
-      </w:pPr>
-      <w:rPr>
-        <w:rFonts w:ascii="Symbol" w:hAnsi="Symbol" w:hint="default"/>
-      </w:rPr>
-    </w:lvl>
-    <w:lvl w:ilvl="4" w:tplc="240A0003" w:tentative="1">
-      <w:start w:val="1"/>
-      <w:numFmt w:val="bullet"/>
-      <w:lvlText w:val="o"/>
-      <w:lvlJc w:val="left"/>
-      <w:pPr>
-        <w:ind w:left="4309" w:hanging="360"/>
-      </w:pPr>
-      <w:rPr>
-        <w:rFonts w:ascii="Courier New" w:hAnsi="Courier New" w:cs="Courier New" w:hint="default"/>
-      </w:rPr>
-    </w:lvl>
-    <w:lvl w:ilvl="5" w:tplc="240A0005" w:tentative="1">
-      <w:start w:val="1"/>
-      <w:numFmt w:val="bullet"/>
-      <w:lvlText w:val=""/>
-      <w:lvlJc w:val="left"/>
-      <w:pPr>
-        <w:ind w:left="5029" w:hanging="360"/>
-      </w:pPr>
-      <w:rPr>
-        <w:rFonts w:ascii="Wingdings" w:hAnsi="Wingdings" w:hint="default"/>
-      </w:rPr>
-    </w:lvl>
-    <w:lvl w:ilvl="6" w:tplc="240A0001" w:tentative="1">
-      <w:start w:val="1"/>
-      <w:numFmt w:val="bullet"/>
-      <w:lvlText w:val=""/>
-      <w:lvlJc w:val="left"/>
-      <w:pPr>
-        <w:ind w:left="5749" w:hanging="360"/>
-      </w:pPr>
-      <w:rPr>
-        <w:rFonts w:ascii="Symbol" w:hAnsi="Symbol" w:hint="default"/>
-      </w:rPr>
-    </w:lvl>
-    <w:lvl w:ilvl="7" w:tplc="240A0003" w:tentative="1">
-      <w:start w:val="1"/>
-      <w:numFmt w:val="bullet"/>
-      <w:lvlText w:val="o"/>
-      <w:lvlJc w:val="left"/>
-      <w:pPr>
-        <w:ind w:left="6469" w:hanging="360"/>
-      </w:pPr>
-      <w:rPr>
-        <w:rFonts w:ascii="Courier New" w:hAnsi="Courier New" w:cs="Courier New" w:hint="default"/>
-      </w:rPr>
-    </w:lvl>
-    <w:lvl w:ilvl="8" w:tplc="240A0005" w:tentative="1">
-      <w:start w:val="1"/>
-      <w:numFmt w:val="bullet"/>
-      <w:lvlText w:val=""/>
-      <w:lvlJc w:val="left"/>
-      <w:pPr>
-        <w:ind w:left="7189" w:hanging="360"/>
-      </w:pPr>
-      <w:rPr>
-        <w:rFonts w:ascii="Wingdings" w:hAnsi="Wingdings" w:hint="default"/>
-      </w:rPr>
-    </w:lvl>
-  </w:abstractNum>
-  <w:abstractNum w:abstractNumId="10" w15:restartNumberingAfterBreak="0">
-    <w:nsid w:val="0FAC7173"/>
-    <w:multiLevelType w:val="hybridMultilevel"/>
-    <w:tmpl w:val="0F1CF34A"/>
-    <w:lvl w:ilvl="0" w:tplc="FFFFFFFF">
-      <w:start w:val="1"/>
-      <w:numFmt w:val="bullet"/>
-      <w:lvlText w:val=""/>
-      <w:lvlJc w:val="left"/>
-      <w:pPr>
-        <w:ind w:left="1429" w:hanging="360"/>
-      </w:pPr>
-      <w:rPr>
-        <w:rFonts w:ascii="Symbol" w:hAnsi="Symbol" w:hint="default"/>
-      </w:rPr>
-    </w:lvl>
-    <w:lvl w:ilvl="1" w:tplc="240A0001">
-      <w:start w:val="1"/>
-      <w:numFmt w:val="bullet"/>
-      <w:lvlText w:val=""/>
-      <w:lvlJc w:val="left"/>
-      <w:pPr>
-        <w:ind w:left="2149" w:hanging="360"/>
-      </w:pPr>
-      <w:rPr>
-        <w:rFonts w:ascii="Symbol" w:hAnsi="Symbol" w:hint="default"/>
-      </w:rPr>
-    </w:lvl>
-    <w:lvl w:ilvl="2" w:tplc="FFFFFFFF" w:tentative="1">
-      <w:start w:val="1"/>
-      <w:numFmt w:val="bullet"/>
-      <w:lvlText w:val=""/>
-      <w:lvlJc w:val="left"/>
-      <w:pPr>
-        <w:ind w:left="2869" w:hanging="360"/>
-      </w:pPr>
-      <w:rPr>
-        <w:rFonts w:ascii="Wingdings" w:hAnsi="Wingdings" w:hint="default"/>
-      </w:rPr>
-    </w:lvl>
-    <w:lvl w:ilvl="3" w:tplc="FFFFFFFF" w:tentative="1">
-      <w:start w:val="1"/>
-      <w:numFmt w:val="bullet"/>
-      <w:lvlText w:val=""/>
-      <w:lvlJc w:val="left"/>
-      <w:pPr>
-        <w:ind w:left="3589" w:hanging="360"/>
-      </w:pPr>
-      <w:rPr>
-        <w:rFonts w:ascii="Symbol" w:hAnsi="Symbol" w:hint="default"/>
-      </w:rPr>
-    </w:lvl>
-    <w:lvl w:ilvl="4" w:tplc="FFFFFFFF" w:tentative="1">
-      <w:start w:val="1"/>
-      <w:numFmt w:val="bullet"/>
-      <w:lvlText w:val="o"/>
-      <w:lvlJc w:val="left"/>
-      <w:pPr>
-        <w:ind w:left="4309" w:hanging="360"/>
-      </w:pPr>
-      <w:rPr>
-        <w:rFonts w:ascii="Courier New" w:hAnsi="Courier New" w:cs="Courier New" w:hint="default"/>
-      </w:rPr>
-    </w:lvl>
-    <w:lvl w:ilvl="5" w:tplc="FFFFFFFF" w:tentative="1">
-      <w:start w:val="1"/>
-      <w:numFmt w:val="bullet"/>
-      <w:lvlText w:val=""/>
-      <w:lvlJc w:val="left"/>
-      <w:pPr>
-        <w:ind w:left="5029" w:hanging="360"/>
-      </w:pPr>
-      <w:rPr>
-        <w:rFonts w:ascii="Wingdings" w:hAnsi="Wingdings" w:hint="default"/>
-      </w:rPr>
-    </w:lvl>
-    <w:lvl w:ilvl="6" w:tplc="FFFFFFFF" w:tentative="1">
-      <w:start w:val="1"/>
-      <w:numFmt w:val="bullet"/>
-      <w:lvlText w:val=""/>
-      <w:lvlJc w:val="left"/>
-      <w:pPr>
-        <w:ind w:left="5749" w:hanging="360"/>
-      </w:pPr>
-      <w:rPr>
-        <w:rFonts w:ascii="Symbol" w:hAnsi="Symbol" w:hint="default"/>
-      </w:rPr>
-    </w:lvl>
-    <w:lvl w:ilvl="7" w:tplc="FFFFFFFF" w:tentative="1">
-      <w:start w:val="1"/>
-      <w:numFmt w:val="bullet"/>
-      <w:lvlText w:val="o"/>
-      <w:lvlJc w:val="left"/>
-      <w:pPr>
-        <w:ind w:left="6469" w:hanging="360"/>
-      </w:pPr>
-      <w:rPr>
-        <w:rFonts w:ascii="Courier New" w:hAnsi="Courier New" w:cs="Courier New" w:hint="default"/>
-      </w:rPr>
-    </w:lvl>
-    <w:lvl w:ilvl="8" w:tplc="FFFFFFFF" w:tentative="1">
-      <w:start w:val="1"/>
-      <w:numFmt w:val="bullet"/>
-      <w:lvlText w:val=""/>
-      <w:lvlJc w:val="left"/>
-      <w:pPr>
-        <w:ind w:left="7189" w:hanging="360"/>
-      </w:pPr>
-      <w:rPr>
-        <w:rFonts w:ascii="Wingdings" w:hAnsi="Wingdings" w:hint="default"/>
-      </w:rPr>
-    </w:lvl>
-  </w:abstractNum>
-  <w:abstractNum w:abstractNumId="11" w15:restartNumberingAfterBreak="0">
-    <w:nsid w:val="10CE711C"/>
-    <w:multiLevelType w:val="hybridMultilevel"/>
-    <w:tmpl w:val="0BA29D22"/>
-    <w:lvl w:ilvl="0" w:tplc="FFFFFFFF">
-      <w:start w:val="1"/>
-      <w:numFmt w:val="bullet"/>
-      <w:lvlText w:val=""/>
-      <w:lvlJc w:val="left"/>
-      <w:pPr>
-        <w:ind w:left="1429" w:hanging="360"/>
-      </w:pPr>
-      <w:rPr>
-        <w:rFonts w:ascii="Symbol" w:hAnsi="Symbol" w:hint="default"/>
-      </w:rPr>
-    </w:lvl>
-    <w:lvl w:ilvl="1" w:tplc="240A0001">
-      <w:start w:val="1"/>
-      <w:numFmt w:val="bullet"/>
-      <w:lvlText w:val=""/>
-      <w:lvlJc w:val="left"/>
-      <w:pPr>
-        <w:ind w:left="1429" w:hanging="360"/>
-      </w:pPr>
-      <w:rPr>
-        <w:rFonts w:ascii="Symbol" w:hAnsi="Symbol" w:hint="default"/>
-      </w:rPr>
-    </w:lvl>
-    <w:lvl w:ilvl="2" w:tplc="FFFFFFFF" w:tentative="1">
-      <w:start w:val="1"/>
-      <w:numFmt w:val="bullet"/>
-      <w:lvlText w:val=""/>
-      <w:lvlJc w:val="left"/>
-      <w:pPr>
-        <w:ind w:left="2869" w:hanging="360"/>
-      </w:pPr>
-      <w:rPr>
-        <w:rFonts w:ascii="Wingdings" w:hAnsi="Wingdings" w:hint="default"/>
-      </w:rPr>
-    </w:lvl>
-    <w:lvl w:ilvl="3" w:tplc="FFFFFFFF" w:tentative="1">
-      <w:start w:val="1"/>
-      <w:numFmt w:val="bullet"/>
-      <w:lvlText w:val=""/>
-      <w:lvlJc w:val="left"/>
-      <w:pPr>
-        <w:ind w:left="3589" w:hanging="360"/>
-      </w:pPr>
-      <w:rPr>
-        <w:rFonts w:ascii="Symbol" w:hAnsi="Symbol" w:hint="default"/>
-      </w:rPr>
-    </w:lvl>
-    <w:lvl w:ilvl="4" w:tplc="FFFFFFFF" w:tentative="1">
-      <w:start w:val="1"/>
-      <w:numFmt w:val="bullet"/>
-      <w:lvlText w:val="o"/>
-      <w:lvlJc w:val="left"/>
-      <w:pPr>
-        <w:ind w:left="4309" w:hanging="360"/>
-      </w:pPr>
-      <w:rPr>
-        <w:rFonts w:ascii="Courier New" w:hAnsi="Courier New" w:cs="Courier New" w:hint="default"/>
-      </w:rPr>
-    </w:lvl>
-    <w:lvl w:ilvl="5" w:tplc="FFFFFFFF" w:tentative="1">
-      <w:start w:val="1"/>
-      <w:numFmt w:val="bullet"/>
-      <w:lvlText w:val=""/>
-      <w:lvlJc w:val="left"/>
-      <w:pPr>
-        <w:ind w:left="5029" w:hanging="360"/>
-      </w:pPr>
-      <w:rPr>
-        <w:rFonts w:ascii="Wingdings" w:hAnsi="Wingdings" w:hint="default"/>
-      </w:rPr>
-    </w:lvl>
-    <w:lvl w:ilvl="6" w:tplc="FFFFFFFF" w:tentative="1">
-      <w:start w:val="1"/>
-      <w:numFmt w:val="bullet"/>
-      <w:lvlText w:val=""/>
-      <w:lvlJc w:val="left"/>
-      <w:pPr>
-        <w:ind w:left="5749" w:hanging="360"/>
-      </w:pPr>
-      <w:rPr>
-        <w:rFonts w:ascii="Symbol" w:hAnsi="Symbol" w:hint="default"/>
-      </w:rPr>
-    </w:lvl>
-    <w:lvl w:ilvl="7" w:tplc="FFFFFFFF" w:tentative="1">
-      <w:start w:val="1"/>
-      <w:numFmt w:val="bullet"/>
-      <w:lvlText w:val="o"/>
-      <w:lvlJc w:val="left"/>
-      <w:pPr>
-        <w:ind w:left="6469" w:hanging="360"/>
-      </w:pPr>
-      <w:rPr>
-        <w:rFonts w:ascii="Courier New" w:hAnsi="Courier New" w:cs="Courier New" w:hint="default"/>
-      </w:rPr>
-    </w:lvl>
-    <w:lvl w:ilvl="8" w:tplc="FFFFFFFF" w:tentative="1">
-      <w:start w:val="1"/>
-      <w:numFmt w:val="bullet"/>
-      <w:lvlText w:val=""/>
-      <w:lvlJc w:val="left"/>
-      <w:pPr>
-        <w:ind w:left="7189" w:hanging="360"/>
-      </w:pPr>
-      <w:rPr>
-        <w:rFonts w:ascii="Wingdings" w:hAnsi="Wingdings" w:hint="default"/>
-      </w:rPr>
-    </w:lvl>
-  </w:abstractNum>
-  <w:abstractNum w:abstractNumId="12" w15:restartNumberingAfterBreak="0">
+  <w:abstractNum w:abstractNumId="7" w15:restartNumberingAfterBreak="0">
     <w:nsid w:val="127A01A9"/>
     <w:multiLevelType w:val="hybridMultilevel"/>
     <w:tmpl w:val="4C7ED72A"/>
@@ -13396,7 +13017,7 @@
       </w:rPr>
     </w:lvl>
   </w:abstractNum>
-  <w:abstractNum w:abstractNumId="13" w15:restartNumberingAfterBreak="0">
+  <w:abstractNum w:abstractNumId="8" w15:restartNumberingAfterBreak="0">
     <w:nsid w:val="1312502A"/>
     <w:multiLevelType w:val="hybridMultilevel"/>
     <w:tmpl w:val="30D4C386"/>
@@ -13509,120 +13130,7 @@
       </w:rPr>
     </w:lvl>
   </w:abstractNum>
-  <w:abstractNum w:abstractNumId="14" w15:restartNumberingAfterBreak="0">
-    <w:nsid w:val="16A144EE"/>
-    <w:multiLevelType w:val="hybridMultilevel"/>
-    <w:tmpl w:val="2F4CC03C"/>
-    <w:lvl w:ilvl="0" w:tplc="240A0001">
-      <w:start w:val="1"/>
-      <w:numFmt w:val="bullet"/>
-      <w:lvlText w:val=""/>
-      <w:lvlJc w:val="left"/>
-      <w:pPr>
-        <w:ind w:left="1429" w:hanging="360"/>
-      </w:pPr>
-      <w:rPr>
-        <w:rFonts w:ascii="Symbol" w:hAnsi="Symbol" w:hint="default"/>
-      </w:rPr>
-    </w:lvl>
-    <w:lvl w:ilvl="1" w:tplc="240A0003" w:tentative="1">
-      <w:start w:val="1"/>
-      <w:numFmt w:val="bullet"/>
-      <w:lvlText w:val="o"/>
-      <w:lvlJc w:val="left"/>
-      <w:pPr>
-        <w:ind w:left="2149" w:hanging="360"/>
-      </w:pPr>
-      <w:rPr>
-        <w:rFonts w:ascii="Courier New" w:hAnsi="Courier New" w:cs="Courier New" w:hint="default"/>
-      </w:rPr>
-    </w:lvl>
-    <w:lvl w:ilvl="2" w:tplc="240A0005" w:tentative="1">
-      <w:start w:val="1"/>
-      <w:numFmt w:val="bullet"/>
-      <w:lvlText w:val=""/>
-      <w:lvlJc w:val="left"/>
-      <w:pPr>
-        <w:ind w:left="2869" w:hanging="360"/>
-      </w:pPr>
-      <w:rPr>
-        <w:rFonts w:ascii="Wingdings" w:hAnsi="Wingdings" w:hint="default"/>
-      </w:rPr>
-    </w:lvl>
-    <w:lvl w:ilvl="3" w:tplc="240A0001" w:tentative="1">
-      <w:start w:val="1"/>
-      <w:numFmt w:val="bullet"/>
-      <w:lvlText w:val=""/>
-      <w:lvlJc w:val="left"/>
-      <w:pPr>
-        <w:ind w:left="3589" w:hanging="360"/>
-      </w:pPr>
-      <w:rPr>
-        <w:rFonts w:ascii="Symbol" w:hAnsi="Symbol" w:hint="default"/>
-      </w:rPr>
-    </w:lvl>
-    <w:lvl w:ilvl="4" w:tplc="240A0003" w:tentative="1">
-      <w:start w:val="1"/>
-      <w:numFmt w:val="bullet"/>
-      <w:lvlText w:val="o"/>
-      <w:lvlJc w:val="left"/>
-      <w:pPr>
-        <w:ind w:left="4309" w:hanging="360"/>
-      </w:pPr>
-      <w:rPr>
-        <w:rFonts w:ascii="Courier New" w:hAnsi="Courier New" w:cs="Courier New" w:hint="default"/>
-      </w:rPr>
-    </w:lvl>
-    <w:lvl w:ilvl="5" w:tplc="240A0005" w:tentative="1">
-      <w:start w:val="1"/>
-      <w:numFmt w:val="bullet"/>
-      <w:lvlText w:val=""/>
-      <w:lvlJc w:val="left"/>
-      <w:pPr>
-        <w:ind w:left="5029" w:hanging="360"/>
-      </w:pPr>
-      <w:rPr>
-        <w:rFonts w:ascii="Wingdings" w:hAnsi="Wingdings" w:hint="default"/>
-      </w:rPr>
-    </w:lvl>
-    <w:lvl w:ilvl="6" w:tplc="240A0001" w:tentative="1">
-      <w:start w:val="1"/>
-      <w:numFmt w:val="bullet"/>
-      <w:lvlText w:val=""/>
-      <w:lvlJc w:val="left"/>
-      <w:pPr>
-        <w:ind w:left="5749" w:hanging="360"/>
-      </w:pPr>
-      <w:rPr>
-        <w:rFonts w:ascii="Symbol" w:hAnsi="Symbol" w:hint="default"/>
-      </w:rPr>
-    </w:lvl>
-    <w:lvl w:ilvl="7" w:tplc="240A0003" w:tentative="1">
-      <w:start w:val="1"/>
-      <w:numFmt w:val="bullet"/>
-      <w:lvlText w:val="o"/>
-      <w:lvlJc w:val="left"/>
-      <w:pPr>
-        <w:ind w:left="6469" w:hanging="360"/>
-      </w:pPr>
-      <w:rPr>
-        <w:rFonts w:ascii="Courier New" w:hAnsi="Courier New" w:cs="Courier New" w:hint="default"/>
-      </w:rPr>
-    </w:lvl>
-    <w:lvl w:ilvl="8" w:tplc="240A0005" w:tentative="1">
-      <w:start w:val="1"/>
-      <w:numFmt w:val="bullet"/>
-      <w:lvlText w:val=""/>
-      <w:lvlJc w:val="left"/>
-      <w:pPr>
-        <w:ind w:left="7189" w:hanging="360"/>
-      </w:pPr>
-      <w:rPr>
-        <w:rFonts w:ascii="Wingdings" w:hAnsi="Wingdings" w:hint="default"/>
-      </w:rPr>
-    </w:lvl>
-  </w:abstractNum>
-  <w:abstractNum w:abstractNumId="15" w15:restartNumberingAfterBreak="0">
+  <w:abstractNum w:abstractNumId="9" w15:restartNumberingAfterBreak="0">
     <w:nsid w:val="1C5806D5"/>
     <w:multiLevelType w:val="hybridMultilevel"/>
     <w:tmpl w:val="8FF41A76"/>
@@ -13735,233 +13243,7 @@
       </w:rPr>
     </w:lvl>
   </w:abstractNum>
-  <w:abstractNum w:abstractNumId="16" w15:restartNumberingAfterBreak="0">
-    <w:nsid w:val="29124A8A"/>
-    <w:multiLevelType w:val="hybridMultilevel"/>
-    <w:tmpl w:val="BF0809D8"/>
-    <w:lvl w:ilvl="0" w:tplc="240A0001">
-      <w:start w:val="1"/>
-      <w:numFmt w:val="bullet"/>
-      <w:lvlText w:val=""/>
-      <w:lvlJc w:val="left"/>
-      <w:pPr>
-        <w:ind w:left="1429" w:hanging="360"/>
-      </w:pPr>
-      <w:rPr>
-        <w:rFonts w:ascii="Symbol" w:hAnsi="Symbol" w:hint="default"/>
-      </w:rPr>
-    </w:lvl>
-    <w:lvl w:ilvl="1" w:tplc="240A0003">
-      <w:start w:val="1"/>
-      <w:numFmt w:val="bullet"/>
-      <w:lvlText w:val="o"/>
-      <w:lvlJc w:val="left"/>
-      <w:pPr>
-        <w:ind w:left="2149" w:hanging="360"/>
-      </w:pPr>
-      <w:rPr>
-        <w:rFonts w:ascii="Courier New" w:hAnsi="Courier New" w:cs="Courier New" w:hint="default"/>
-      </w:rPr>
-    </w:lvl>
-    <w:lvl w:ilvl="2" w:tplc="240A0005" w:tentative="1">
-      <w:start w:val="1"/>
-      <w:numFmt w:val="bullet"/>
-      <w:lvlText w:val=""/>
-      <w:lvlJc w:val="left"/>
-      <w:pPr>
-        <w:ind w:left="2869" w:hanging="360"/>
-      </w:pPr>
-      <w:rPr>
-        <w:rFonts w:ascii="Wingdings" w:hAnsi="Wingdings" w:hint="default"/>
-      </w:rPr>
-    </w:lvl>
-    <w:lvl w:ilvl="3" w:tplc="240A0001" w:tentative="1">
-      <w:start w:val="1"/>
-      <w:numFmt w:val="bullet"/>
-      <w:lvlText w:val=""/>
-      <w:lvlJc w:val="left"/>
-      <w:pPr>
-        <w:ind w:left="3589" w:hanging="360"/>
-      </w:pPr>
-      <w:rPr>
-        <w:rFonts w:ascii="Symbol" w:hAnsi="Symbol" w:hint="default"/>
-      </w:rPr>
-    </w:lvl>
-    <w:lvl w:ilvl="4" w:tplc="240A0003" w:tentative="1">
-      <w:start w:val="1"/>
-      <w:numFmt w:val="bullet"/>
-      <w:lvlText w:val="o"/>
-      <w:lvlJc w:val="left"/>
-      <w:pPr>
-        <w:ind w:left="4309" w:hanging="360"/>
-      </w:pPr>
-      <w:rPr>
-        <w:rFonts w:ascii="Courier New" w:hAnsi="Courier New" w:cs="Courier New" w:hint="default"/>
-      </w:rPr>
-    </w:lvl>
-    <w:lvl w:ilvl="5" w:tplc="240A0005" w:tentative="1">
-      <w:start w:val="1"/>
-      <w:numFmt w:val="bullet"/>
-      <w:lvlText w:val=""/>
-      <w:lvlJc w:val="left"/>
-      <w:pPr>
-        <w:ind w:left="5029" w:hanging="360"/>
-      </w:pPr>
-      <w:rPr>
-        <w:rFonts w:ascii="Wingdings" w:hAnsi="Wingdings" w:hint="default"/>
-      </w:rPr>
-    </w:lvl>
-    <w:lvl w:ilvl="6" w:tplc="240A0001" w:tentative="1">
-      <w:start w:val="1"/>
-      <w:numFmt w:val="bullet"/>
-      <w:lvlText w:val=""/>
-      <w:lvlJc w:val="left"/>
-      <w:pPr>
-        <w:ind w:left="5749" w:hanging="360"/>
-      </w:pPr>
-      <w:rPr>
-        <w:rFonts w:ascii="Symbol" w:hAnsi="Symbol" w:hint="default"/>
-      </w:rPr>
-    </w:lvl>
-    <w:lvl w:ilvl="7" w:tplc="240A0003" w:tentative="1">
-      <w:start w:val="1"/>
-      <w:numFmt w:val="bullet"/>
-      <w:lvlText w:val="o"/>
-      <w:lvlJc w:val="left"/>
-      <w:pPr>
-        <w:ind w:left="6469" w:hanging="360"/>
-      </w:pPr>
-      <w:rPr>
-        <w:rFonts w:ascii="Courier New" w:hAnsi="Courier New" w:cs="Courier New" w:hint="default"/>
-      </w:rPr>
-    </w:lvl>
-    <w:lvl w:ilvl="8" w:tplc="240A0005" w:tentative="1">
-      <w:start w:val="1"/>
-      <w:numFmt w:val="bullet"/>
-      <w:lvlText w:val=""/>
-      <w:lvlJc w:val="left"/>
-      <w:pPr>
-        <w:ind w:left="7189" w:hanging="360"/>
-      </w:pPr>
-      <w:rPr>
-        <w:rFonts w:ascii="Wingdings" w:hAnsi="Wingdings" w:hint="default"/>
-      </w:rPr>
-    </w:lvl>
-  </w:abstractNum>
-  <w:abstractNum w:abstractNumId="17" w15:restartNumberingAfterBreak="0">
-    <w:nsid w:val="2BD84511"/>
-    <w:multiLevelType w:val="multilevel"/>
-    <w:tmpl w:val="C8B4544E"/>
-    <w:lvl w:ilvl="0">
-      <w:start w:val="2"/>
-      <w:numFmt w:val="decimal"/>
-      <w:lvlText w:val="%1."/>
-      <w:lvlJc w:val="left"/>
-      <w:pPr>
-        <w:ind w:left="504" w:hanging="504"/>
-      </w:pPr>
-      <w:rPr>
-        <w:rFonts w:hint="default"/>
-      </w:rPr>
-    </w:lvl>
-    <w:lvl w:ilvl="1">
-      <w:start w:val="3"/>
-      <w:numFmt w:val="decimal"/>
-      <w:lvlText w:val="%1.%2."/>
-      <w:lvlJc w:val="left"/>
-      <w:pPr>
-        <w:ind w:left="720" w:hanging="720"/>
-      </w:pPr>
-      <w:rPr>
-        <w:rFonts w:hint="default"/>
-      </w:rPr>
-    </w:lvl>
-    <w:lvl w:ilvl="2">
-      <w:start w:val="1"/>
-      <w:numFmt w:val="decimal"/>
-      <w:lvlText w:val="%1.%2.%3."/>
-      <w:lvlJc w:val="left"/>
-      <w:pPr>
-        <w:ind w:left="1080" w:hanging="1080"/>
-      </w:pPr>
-      <w:rPr>
-        <w:rFonts w:hint="default"/>
-      </w:rPr>
-    </w:lvl>
-    <w:lvl w:ilvl="3">
-      <w:start w:val="1"/>
-      <w:numFmt w:val="decimal"/>
-      <w:lvlText w:val="%1.%2.%3.%4."/>
-      <w:lvlJc w:val="left"/>
-      <w:pPr>
-        <w:ind w:left="1080" w:hanging="1080"/>
-      </w:pPr>
-      <w:rPr>
-        <w:rFonts w:hint="default"/>
-      </w:rPr>
-    </w:lvl>
-    <w:lvl w:ilvl="4">
-      <w:start w:val="1"/>
-      <w:numFmt w:val="decimal"/>
-      <w:lvlText w:val="%1.%2.%3.%4.%5."/>
-      <w:lvlJc w:val="left"/>
-      <w:pPr>
-        <w:ind w:left="1440" w:hanging="1440"/>
-      </w:pPr>
-      <w:rPr>
-        <w:rFonts w:hint="default"/>
-      </w:rPr>
-    </w:lvl>
-    <w:lvl w:ilvl="5">
-      <w:start w:val="1"/>
-      <w:numFmt w:val="decimal"/>
-      <w:lvlText w:val="%1.%2.%3.%4.%5.%6."/>
-      <w:lvlJc w:val="left"/>
-      <w:pPr>
-        <w:ind w:left="1800" w:hanging="1800"/>
-      </w:pPr>
-      <w:rPr>
-        <w:rFonts w:hint="default"/>
-      </w:rPr>
-    </w:lvl>
-    <w:lvl w:ilvl="6">
-      <w:start w:val="1"/>
-      <w:numFmt w:val="decimal"/>
-      <w:lvlText w:val="%1.%2.%3.%4.%5.%6.%7."/>
-      <w:lvlJc w:val="left"/>
-      <w:pPr>
-        <w:ind w:left="1800" w:hanging="1800"/>
-      </w:pPr>
-      <w:rPr>
-        <w:rFonts w:hint="default"/>
-      </w:rPr>
-    </w:lvl>
-    <w:lvl w:ilvl="7">
-      <w:start w:val="1"/>
-      <w:numFmt w:val="decimal"/>
-      <w:lvlText w:val="%1.%2.%3.%4.%5.%6.%7.%8."/>
-      <w:lvlJc w:val="left"/>
-      <w:pPr>
-        <w:ind w:left="2160" w:hanging="2160"/>
-      </w:pPr>
-      <w:rPr>
-        <w:rFonts w:hint="default"/>
-      </w:rPr>
-    </w:lvl>
-    <w:lvl w:ilvl="8">
-      <w:start w:val="1"/>
-      <w:numFmt w:val="decimal"/>
-      <w:lvlText w:val="%1.%2.%3.%4.%5.%6.%7.%8.%9."/>
-      <w:lvlJc w:val="left"/>
-      <w:pPr>
-        <w:ind w:left="2520" w:hanging="2520"/>
-      </w:pPr>
-      <w:rPr>
-        <w:rFonts w:hint="default"/>
-      </w:rPr>
-    </w:lvl>
-  </w:abstractNum>
-  <w:abstractNum w:abstractNumId="18" w15:restartNumberingAfterBreak="0">
+  <w:abstractNum w:abstractNumId="10" w15:restartNumberingAfterBreak="0">
     <w:nsid w:val="2C086E03"/>
     <w:multiLevelType w:val="hybridMultilevel"/>
     <w:tmpl w:val="F65822C2"/>
@@ -14074,233 +13356,7 @@
       </w:rPr>
     </w:lvl>
   </w:abstractNum>
-  <w:abstractNum w:abstractNumId="19" w15:restartNumberingAfterBreak="0">
-    <w:nsid w:val="30FA23C1"/>
-    <w:multiLevelType w:val="hybridMultilevel"/>
-    <w:tmpl w:val="CB0E8F54"/>
-    <w:lvl w:ilvl="0" w:tplc="240A0001">
-      <w:start w:val="1"/>
-      <w:numFmt w:val="bullet"/>
-      <w:lvlText w:val=""/>
-      <w:lvlJc w:val="left"/>
-      <w:pPr>
-        <w:ind w:left="1429" w:hanging="360"/>
-      </w:pPr>
-      <w:rPr>
-        <w:rFonts w:ascii="Symbol" w:hAnsi="Symbol" w:hint="default"/>
-      </w:rPr>
-    </w:lvl>
-    <w:lvl w:ilvl="1" w:tplc="240A0003" w:tentative="1">
-      <w:start w:val="1"/>
-      <w:numFmt w:val="bullet"/>
-      <w:lvlText w:val="o"/>
-      <w:lvlJc w:val="left"/>
-      <w:pPr>
-        <w:ind w:left="2149" w:hanging="360"/>
-      </w:pPr>
-      <w:rPr>
-        <w:rFonts w:ascii="Courier New" w:hAnsi="Courier New" w:cs="Courier New" w:hint="default"/>
-      </w:rPr>
-    </w:lvl>
-    <w:lvl w:ilvl="2" w:tplc="240A0005" w:tentative="1">
-      <w:start w:val="1"/>
-      <w:numFmt w:val="bullet"/>
-      <w:lvlText w:val=""/>
-      <w:lvlJc w:val="left"/>
-      <w:pPr>
-        <w:ind w:left="2869" w:hanging="360"/>
-      </w:pPr>
-      <w:rPr>
-        <w:rFonts w:ascii="Wingdings" w:hAnsi="Wingdings" w:hint="default"/>
-      </w:rPr>
-    </w:lvl>
-    <w:lvl w:ilvl="3" w:tplc="240A0001" w:tentative="1">
-      <w:start w:val="1"/>
-      <w:numFmt w:val="bullet"/>
-      <w:lvlText w:val=""/>
-      <w:lvlJc w:val="left"/>
-      <w:pPr>
-        <w:ind w:left="3589" w:hanging="360"/>
-      </w:pPr>
-      <w:rPr>
-        <w:rFonts w:ascii="Symbol" w:hAnsi="Symbol" w:hint="default"/>
-      </w:rPr>
-    </w:lvl>
-    <w:lvl w:ilvl="4" w:tplc="240A0003" w:tentative="1">
-      <w:start w:val="1"/>
-      <w:numFmt w:val="bullet"/>
-      <w:lvlText w:val="o"/>
-      <w:lvlJc w:val="left"/>
-      <w:pPr>
-        <w:ind w:left="4309" w:hanging="360"/>
-      </w:pPr>
-      <w:rPr>
-        <w:rFonts w:ascii="Courier New" w:hAnsi="Courier New" w:cs="Courier New" w:hint="default"/>
-      </w:rPr>
-    </w:lvl>
-    <w:lvl w:ilvl="5" w:tplc="240A0005" w:tentative="1">
-      <w:start w:val="1"/>
-      <w:numFmt w:val="bullet"/>
-      <w:lvlText w:val=""/>
-      <w:lvlJc w:val="left"/>
-      <w:pPr>
-        <w:ind w:left="5029" w:hanging="360"/>
-      </w:pPr>
-      <w:rPr>
-        <w:rFonts w:ascii="Wingdings" w:hAnsi="Wingdings" w:hint="default"/>
-      </w:rPr>
-    </w:lvl>
-    <w:lvl w:ilvl="6" w:tplc="240A0001" w:tentative="1">
-      <w:start w:val="1"/>
-      <w:numFmt w:val="bullet"/>
-      <w:lvlText w:val=""/>
-      <w:lvlJc w:val="left"/>
-      <w:pPr>
-        <w:ind w:left="5749" w:hanging="360"/>
-      </w:pPr>
-      <w:rPr>
-        <w:rFonts w:ascii="Symbol" w:hAnsi="Symbol" w:hint="default"/>
-      </w:rPr>
-    </w:lvl>
-    <w:lvl w:ilvl="7" w:tplc="240A0003" w:tentative="1">
-      <w:start w:val="1"/>
-      <w:numFmt w:val="bullet"/>
-      <w:lvlText w:val="o"/>
-      <w:lvlJc w:val="left"/>
-      <w:pPr>
-        <w:ind w:left="6469" w:hanging="360"/>
-      </w:pPr>
-      <w:rPr>
-        <w:rFonts w:ascii="Courier New" w:hAnsi="Courier New" w:cs="Courier New" w:hint="default"/>
-      </w:rPr>
-    </w:lvl>
-    <w:lvl w:ilvl="8" w:tplc="240A0005" w:tentative="1">
-      <w:start w:val="1"/>
-      <w:numFmt w:val="bullet"/>
-      <w:lvlText w:val=""/>
-      <w:lvlJc w:val="left"/>
-      <w:pPr>
-        <w:ind w:left="7189" w:hanging="360"/>
-      </w:pPr>
-      <w:rPr>
-        <w:rFonts w:ascii="Wingdings" w:hAnsi="Wingdings" w:hint="default"/>
-      </w:rPr>
-    </w:lvl>
-  </w:abstractNum>
-  <w:abstractNum w:abstractNumId="20" w15:restartNumberingAfterBreak="0">
-    <w:nsid w:val="34F71ECF"/>
-    <w:multiLevelType w:val="hybridMultilevel"/>
-    <w:tmpl w:val="513C04A4"/>
-    <w:lvl w:ilvl="0" w:tplc="240A0001">
-      <w:start w:val="1"/>
-      <w:numFmt w:val="bullet"/>
-      <w:lvlText w:val=""/>
-      <w:lvlJc w:val="left"/>
-      <w:pPr>
-        <w:ind w:left="1429" w:hanging="360"/>
-      </w:pPr>
-      <w:rPr>
-        <w:rFonts w:ascii="Symbol" w:hAnsi="Symbol" w:hint="default"/>
-      </w:rPr>
-    </w:lvl>
-    <w:lvl w:ilvl="1" w:tplc="240A0003" w:tentative="1">
-      <w:start w:val="1"/>
-      <w:numFmt w:val="bullet"/>
-      <w:lvlText w:val="o"/>
-      <w:lvlJc w:val="left"/>
-      <w:pPr>
-        <w:ind w:left="2149" w:hanging="360"/>
-      </w:pPr>
-      <w:rPr>
-        <w:rFonts w:ascii="Courier New" w:hAnsi="Courier New" w:cs="Courier New" w:hint="default"/>
-      </w:rPr>
-    </w:lvl>
-    <w:lvl w:ilvl="2" w:tplc="240A0005" w:tentative="1">
-      <w:start w:val="1"/>
-      <w:numFmt w:val="bullet"/>
-      <w:lvlText w:val=""/>
-      <w:lvlJc w:val="left"/>
-      <w:pPr>
-        <w:ind w:left="2869" w:hanging="360"/>
-      </w:pPr>
-      <w:rPr>
-        <w:rFonts w:ascii="Wingdings" w:hAnsi="Wingdings" w:hint="default"/>
-      </w:rPr>
-    </w:lvl>
-    <w:lvl w:ilvl="3" w:tplc="240A0001" w:tentative="1">
-      <w:start w:val="1"/>
-      <w:numFmt w:val="bullet"/>
-      <w:lvlText w:val=""/>
-      <w:lvlJc w:val="left"/>
-      <w:pPr>
-        <w:ind w:left="3589" w:hanging="360"/>
-      </w:pPr>
-      <w:rPr>
-        <w:rFonts w:ascii="Symbol" w:hAnsi="Symbol" w:hint="default"/>
-      </w:rPr>
-    </w:lvl>
-    <w:lvl w:ilvl="4" w:tplc="240A0003" w:tentative="1">
-      <w:start w:val="1"/>
-      <w:numFmt w:val="bullet"/>
-      <w:lvlText w:val="o"/>
-      <w:lvlJc w:val="left"/>
-      <w:pPr>
-        <w:ind w:left="4309" w:hanging="360"/>
-      </w:pPr>
-      <w:rPr>
-        <w:rFonts w:ascii="Courier New" w:hAnsi="Courier New" w:cs="Courier New" w:hint="default"/>
-      </w:rPr>
-    </w:lvl>
-    <w:lvl w:ilvl="5" w:tplc="240A0005" w:tentative="1">
-      <w:start w:val="1"/>
-      <w:numFmt w:val="bullet"/>
-      <w:lvlText w:val=""/>
-      <w:lvlJc w:val="left"/>
-      <w:pPr>
-        <w:ind w:left="5029" w:hanging="360"/>
-      </w:pPr>
-      <w:rPr>
-        <w:rFonts w:ascii="Wingdings" w:hAnsi="Wingdings" w:hint="default"/>
-      </w:rPr>
-    </w:lvl>
-    <w:lvl w:ilvl="6" w:tplc="240A0001" w:tentative="1">
-      <w:start w:val="1"/>
-      <w:numFmt w:val="bullet"/>
-      <w:lvlText w:val=""/>
-      <w:lvlJc w:val="left"/>
-      <w:pPr>
-        <w:ind w:left="5749" w:hanging="360"/>
-      </w:pPr>
-      <w:rPr>
-        <w:rFonts w:ascii="Symbol" w:hAnsi="Symbol" w:hint="default"/>
-      </w:rPr>
-    </w:lvl>
-    <w:lvl w:ilvl="7" w:tplc="240A0003" w:tentative="1">
-      <w:start w:val="1"/>
-      <w:numFmt w:val="bullet"/>
-      <w:lvlText w:val="o"/>
-      <w:lvlJc w:val="left"/>
-      <w:pPr>
-        <w:ind w:left="6469" w:hanging="360"/>
-      </w:pPr>
-      <w:rPr>
-        <w:rFonts w:ascii="Courier New" w:hAnsi="Courier New" w:cs="Courier New" w:hint="default"/>
-      </w:rPr>
-    </w:lvl>
-    <w:lvl w:ilvl="8" w:tplc="240A0005" w:tentative="1">
-      <w:start w:val="1"/>
-      <w:numFmt w:val="bullet"/>
-      <w:lvlText w:val=""/>
-      <w:lvlJc w:val="left"/>
-      <w:pPr>
-        <w:ind w:left="7189" w:hanging="360"/>
-      </w:pPr>
-      <w:rPr>
-        <w:rFonts w:ascii="Wingdings" w:hAnsi="Wingdings" w:hint="default"/>
-      </w:rPr>
-    </w:lvl>
-  </w:abstractNum>
-  <w:abstractNum w:abstractNumId="21" w15:restartNumberingAfterBreak="0">
+  <w:abstractNum w:abstractNumId="11" w15:restartNumberingAfterBreak="0">
     <w:nsid w:val="368E176E"/>
     <w:multiLevelType w:val="hybridMultilevel"/>
     <w:tmpl w:val="BDF054FE"/>
@@ -14394,125 +13450,7 @@
       </w:pPr>
     </w:lvl>
   </w:abstractNum>
-  <w:abstractNum w:abstractNumId="22" w15:restartNumberingAfterBreak="0">
-    <w:nsid w:val="36EE76C9"/>
-    <w:multiLevelType w:val="multilevel"/>
-    <w:tmpl w:val="53728D62"/>
-    <w:lvl w:ilvl="0">
-      <w:start w:val="1"/>
-      <w:numFmt w:val="decimal"/>
-      <w:lvlText w:val="%1."/>
-      <w:lvlJc w:val="left"/>
-      <w:pPr>
-        <w:ind w:left="1440" w:hanging="360"/>
-      </w:pPr>
-    </w:lvl>
-    <w:lvl w:ilvl="1">
-      <w:start w:val="1"/>
-      <w:numFmt w:val="decimal"/>
-      <w:isLgl/>
-      <w:lvlText w:val="%1.%2."/>
-      <w:lvlJc w:val="left"/>
-      <w:pPr>
-        <w:ind w:left="1800" w:hanging="720"/>
-      </w:pPr>
-      <w:rPr>
-        <w:rFonts w:hint="default"/>
-      </w:rPr>
-    </w:lvl>
-    <w:lvl w:ilvl="2">
-      <w:start w:val="1"/>
-      <w:numFmt w:val="decimal"/>
-      <w:isLgl/>
-      <w:lvlText w:val="%1.%2.%3."/>
-      <w:lvlJc w:val="left"/>
-      <w:pPr>
-        <w:ind w:left="2160" w:hanging="1080"/>
-      </w:pPr>
-      <w:rPr>
-        <w:rFonts w:hint="default"/>
-      </w:rPr>
-    </w:lvl>
-    <w:lvl w:ilvl="3">
-      <w:start w:val="1"/>
-      <w:numFmt w:val="decimal"/>
-      <w:isLgl/>
-      <w:lvlText w:val="%1.%2.%3.%4."/>
-      <w:lvlJc w:val="left"/>
-      <w:pPr>
-        <w:ind w:left="2160" w:hanging="1080"/>
-      </w:pPr>
-      <w:rPr>
-        <w:rFonts w:hint="default"/>
-      </w:rPr>
-    </w:lvl>
-    <w:lvl w:ilvl="4">
-      <w:start w:val="1"/>
-      <w:numFmt w:val="decimal"/>
-      <w:isLgl/>
-      <w:lvlText w:val="%1.%2.%3.%4.%5."/>
-      <w:lvlJc w:val="left"/>
-      <w:pPr>
-        <w:ind w:left="2520" w:hanging="1440"/>
-      </w:pPr>
-      <w:rPr>
-        <w:rFonts w:hint="default"/>
-      </w:rPr>
-    </w:lvl>
-    <w:lvl w:ilvl="5">
-      <w:start w:val="1"/>
-      <w:numFmt w:val="decimal"/>
-      <w:isLgl/>
-      <w:lvlText w:val="%1.%2.%3.%4.%5.%6."/>
-      <w:lvlJc w:val="left"/>
-      <w:pPr>
-        <w:ind w:left="2880" w:hanging="1800"/>
-      </w:pPr>
-      <w:rPr>
-        <w:rFonts w:hint="default"/>
-      </w:rPr>
-    </w:lvl>
-    <w:lvl w:ilvl="6">
-      <w:start w:val="1"/>
-      <w:numFmt w:val="decimal"/>
-      <w:isLgl/>
-      <w:lvlText w:val="%1.%2.%3.%4.%5.%6.%7."/>
-      <w:lvlJc w:val="left"/>
-      <w:pPr>
-        <w:ind w:left="2880" w:hanging="1800"/>
-      </w:pPr>
-      <w:rPr>
-        <w:rFonts w:hint="default"/>
-      </w:rPr>
-    </w:lvl>
-    <w:lvl w:ilvl="7">
-      <w:start w:val="1"/>
-      <w:numFmt w:val="decimal"/>
-      <w:isLgl/>
-      <w:lvlText w:val="%1.%2.%3.%4.%5.%6.%7.%8."/>
-      <w:lvlJc w:val="left"/>
-      <w:pPr>
-        <w:ind w:left="3240" w:hanging="2160"/>
-      </w:pPr>
-      <w:rPr>
-        <w:rFonts w:hint="default"/>
-      </w:rPr>
-    </w:lvl>
-    <w:lvl w:ilvl="8">
-      <w:start w:val="1"/>
-      <w:numFmt w:val="decimal"/>
-      <w:isLgl/>
-      <w:lvlText w:val="%1.%2.%3.%4.%5.%6.%7.%8.%9."/>
-      <w:lvlJc w:val="left"/>
-      <w:pPr>
-        <w:ind w:left="3600" w:hanging="2520"/>
-      </w:pPr>
-      <w:rPr>
-        <w:rFonts w:hint="default"/>
-      </w:rPr>
-    </w:lvl>
-  </w:abstractNum>
-  <w:abstractNum w:abstractNumId="23" w15:restartNumberingAfterBreak="0">
+  <w:abstractNum w:abstractNumId="12" w15:restartNumberingAfterBreak="0">
     <w:nsid w:val="38E142A2"/>
     <w:multiLevelType w:val="hybridMultilevel"/>
     <w:tmpl w:val="EB221F34"/>
@@ -14625,233 +13563,7 @@
       </w:rPr>
     </w:lvl>
   </w:abstractNum>
-  <w:abstractNum w:abstractNumId="24" w15:restartNumberingAfterBreak="0">
-    <w:nsid w:val="3C222A82"/>
-    <w:multiLevelType w:val="multilevel"/>
-    <w:tmpl w:val="89F8935A"/>
-    <w:lvl w:ilvl="0">
-      <w:start w:val="2"/>
-      <w:numFmt w:val="decimal"/>
-      <w:lvlText w:val="%1."/>
-      <w:lvlJc w:val="left"/>
-      <w:pPr>
-        <w:ind w:left="504" w:hanging="504"/>
-      </w:pPr>
-      <w:rPr>
-        <w:rFonts w:hint="default"/>
-      </w:rPr>
-    </w:lvl>
-    <w:lvl w:ilvl="1">
-      <w:start w:val="2"/>
-      <w:numFmt w:val="decimal"/>
-      <w:lvlText w:val="%1.%2."/>
-      <w:lvlJc w:val="left"/>
-      <w:pPr>
-        <w:ind w:left="720" w:hanging="720"/>
-      </w:pPr>
-      <w:rPr>
-        <w:rFonts w:hint="default"/>
-      </w:rPr>
-    </w:lvl>
-    <w:lvl w:ilvl="2">
-      <w:start w:val="1"/>
-      <w:numFmt w:val="decimal"/>
-      <w:lvlText w:val="%1.%2.%3."/>
-      <w:lvlJc w:val="left"/>
-      <w:pPr>
-        <w:ind w:left="1080" w:hanging="1080"/>
-      </w:pPr>
-      <w:rPr>
-        <w:rFonts w:hint="default"/>
-      </w:rPr>
-    </w:lvl>
-    <w:lvl w:ilvl="3">
-      <w:start w:val="1"/>
-      <w:numFmt w:val="decimal"/>
-      <w:lvlText w:val="%1.%2.%3.%4."/>
-      <w:lvlJc w:val="left"/>
-      <w:pPr>
-        <w:ind w:left="1080" w:hanging="1080"/>
-      </w:pPr>
-      <w:rPr>
-        <w:rFonts w:hint="default"/>
-      </w:rPr>
-    </w:lvl>
-    <w:lvl w:ilvl="4">
-      <w:start w:val="1"/>
-      <w:numFmt w:val="decimal"/>
-      <w:lvlText w:val="%1.%2.%3.%4.%5."/>
-      <w:lvlJc w:val="left"/>
-      <w:pPr>
-        <w:ind w:left="1440" w:hanging="1440"/>
-      </w:pPr>
-      <w:rPr>
-        <w:rFonts w:hint="default"/>
-      </w:rPr>
-    </w:lvl>
-    <w:lvl w:ilvl="5">
-      <w:start w:val="1"/>
-      <w:numFmt w:val="decimal"/>
-      <w:lvlText w:val="%1.%2.%3.%4.%5.%6."/>
-      <w:lvlJc w:val="left"/>
-      <w:pPr>
-        <w:ind w:left="1800" w:hanging="1800"/>
-      </w:pPr>
-      <w:rPr>
-        <w:rFonts w:hint="default"/>
-      </w:rPr>
-    </w:lvl>
-    <w:lvl w:ilvl="6">
-      <w:start w:val="1"/>
-      <w:numFmt w:val="decimal"/>
-      <w:lvlText w:val="%1.%2.%3.%4.%5.%6.%7."/>
-      <w:lvlJc w:val="left"/>
-      <w:pPr>
-        <w:ind w:left="1800" w:hanging="1800"/>
-      </w:pPr>
-      <w:rPr>
-        <w:rFonts w:hint="default"/>
-      </w:rPr>
-    </w:lvl>
-    <w:lvl w:ilvl="7">
-      <w:start w:val="1"/>
-      <w:numFmt w:val="decimal"/>
-      <w:lvlText w:val="%1.%2.%3.%4.%5.%6.%7.%8."/>
-      <w:lvlJc w:val="left"/>
-      <w:pPr>
-        <w:ind w:left="2160" w:hanging="2160"/>
-      </w:pPr>
-      <w:rPr>
-        <w:rFonts w:hint="default"/>
-      </w:rPr>
-    </w:lvl>
-    <w:lvl w:ilvl="8">
-      <w:start w:val="1"/>
-      <w:numFmt w:val="decimal"/>
-      <w:lvlText w:val="%1.%2.%3.%4.%5.%6.%7.%8.%9."/>
-      <w:lvlJc w:val="left"/>
-      <w:pPr>
-        <w:ind w:left="2520" w:hanging="2520"/>
-      </w:pPr>
-      <w:rPr>
-        <w:rFonts w:hint="default"/>
-      </w:rPr>
-    </w:lvl>
-  </w:abstractNum>
-  <w:abstractNum w:abstractNumId="25" w15:restartNumberingAfterBreak="0">
-    <w:nsid w:val="3EE10B23"/>
-    <w:multiLevelType w:val="hybridMultilevel"/>
-    <w:tmpl w:val="EF400982"/>
-    <w:lvl w:ilvl="0" w:tplc="240A0001">
-      <w:start w:val="1"/>
-      <w:numFmt w:val="bullet"/>
-      <w:lvlText w:val=""/>
-      <w:lvlJc w:val="left"/>
-      <w:pPr>
-        <w:ind w:left="1068" w:hanging="360"/>
-      </w:pPr>
-      <w:rPr>
-        <w:rFonts w:ascii="Symbol" w:hAnsi="Symbol" w:hint="default"/>
-      </w:rPr>
-    </w:lvl>
-    <w:lvl w:ilvl="1" w:tplc="240A0003" w:tentative="1">
-      <w:start w:val="1"/>
-      <w:numFmt w:val="bullet"/>
-      <w:lvlText w:val="o"/>
-      <w:lvlJc w:val="left"/>
-      <w:pPr>
-        <w:ind w:left="1788" w:hanging="360"/>
-      </w:pPr>
-      <w:rPr>
-        <w:rFonts w:ascii="Courier New" w:hAnsi="Courier New" w:cs="Courier New" w:hint="default"/>
-      </w:rPr>
-    </w:lvl>
-    <w:lvl w:ilvl="2" w:tplc="240A0005" w:tentative="1">
-      <w:start w:val="1"/>
-      <w:numFmt w:val="bullet"/>
-      <w:lvlText w:val=""/>
-      <w:lvlJc w:val="left"/>
-      <w:pPr>
-        <w:ind w:left="2508" w:hanging="360"/>
-      </w:pPr>
-      <w:rPr>
-        <w:rFonts w:ascii="Wingdings" w:hAnsi="Wingdings" w:hint="default"/>
-      </w:rPr>
-    </w:lvl>
-    <w:lvl w:ilvl="3" w:tplc="240A0001" w:tentative="1">
-      <w:start w:val="1"/>
-      <w:numFmt w:val="bullet"/>
-      <w:lvlText w:val=""/>
-      <w:lvlJc w:val="left"/>
-      <w:pPr>
-        <w:ind w:left="3228" w:hanging="360"/>
-      </w:pPr>
-      <w:rPr>
-        <w:rFonts w:ascii="Symbol" w:hAnsi="Symbol" w:hint="default"/>
-      </w:rPr>
-    </w:lvl>
-    <w:lvl w:ilvl="4" w:tplc="240A0003" w:tentative="1">
-      <w:start w:val="1"/>
-      <w:numFmt w:val="bullet"/>
-      <w:lvlText w:val="o"/>
-      <w:lvlJc w:val="left"/>
-      <w:pPr>
-        <w:ind w:left="3948" w:hanging="360"/>
-      </w:pPr>
-      <w:rPr>
-        <w:rFonts w:ascii="Courier New" w:hAnsi="Courier New" w:cs="Courier New" w:hint="default"/>
-      </w:rPr>
-    </w:lvl>
-    <w:lvl w:ilvl="5" w:tplc="240A0005" w:tentative="1">
-      <w:start w:val="1"/>
-      <w:numFmt w:val="bullet"/>
-      <w:lvlText w:val=""/>
-      <w:lvlJc w:val="left"/>
-      <w:pPr>
-        <w:ind w:left="4668" w:hanging="360"/>
-      </w:pPr>
-      <w:rPr>
-        <w:rFonts w:ascii="Wingdings" w:hAnsi="Wingdings" w:hint="default"/>
-      </w:rPr>
-    </w:lvl>
-    <w:lvl w:ilvl="6" w:tplc="240A0001" w:tentative="1">
-      <w:start w:val="1"/>
-      <w:numFmt w:val="bullet"/>
-      <w:lvlText w:val=""/>
-      <w:lvlJc w:val="left"/>
-      <w:pPr>
-        <w:ind w:left="5388" w:hanging="360"/>
-      </w:pPr>
-      <w:rPr>
-        <w:rFonts w:ascii="Symbol" w:hAnsi="Symbol" w:hint="default"/>
-      </w:rPr>
-    </w:lvl>
-    <w:lvl w:ilvl="7" w:tplc="240A0003" w:tentative="1">
-      <w:start w:val="1"/>
-      <w:numFmt w:val="bullet"/>
-      <w:lvlText w:val="o"/>
-      <w:lvlJc w:val="left"/>
-      <w:pPr>
-        <w:ind w:left="6108" w:hanging="360"/>
-      </w:pPr>
-      <w:rPr>
-        <w:rFonts w:ascii="Courier New" w:hAnsi="Courier New" w:cs="Courier New" w:hint="default"/>
-      </w:rPr>
-    </w:lvl>
-    <w:lvl w:ilvl="8" w:tplc="240A0005" w:tentative="1">
-      <w:start w:val="1"/>
-      <w:numFmt w:val="bullet"/>
-      <w:lvlText w:val=""/>
-      <w:lvlJc w:val="left"/>
-      <w:pPr>
-        <w:ind w:left="6828" w:hanging="360"/>
-      </w:pPr>
-      <w:rPr>
-        <w:rFonts w:ascii="Wingdings" w:hAnsi="Wingdings" w:hint="default"/>
-      </w:rPr>
-    </w:lvl>
-  </w:abstractNum>
-  <w:abstractNum w:abstractNumId="26" w15:restartNumberingAfterBreak="0">
+  <w:abstractNum w:abstractNumId="13" w15:restartNumberingAfterBreak="0">
     <w:nsid w:val="42C00CCB"/>
     <w:multiLevelType w:val="hybridMultilevel"/>
     <w:tmpl w:val="DD326084"/>
@@ -14964,120 +13676,7 @@
       </w:rPr>
     </w:lvl>
   </w:abstractNum>
-  <w:abstractNum w:abstractNumId="27" w15:restartNumberingAfterBreak="0">
-    <w:nsid w:val="439458CF"/>
-    <w:multiLevelType w:val="hybridMultilevel"/>
-    <w:tmpl w:val="7128AC02"/>
-    <w:lvl w:ilvl="0" w:tplc="240A0001">
-      <w:start w:val="1"/>
-      <w:numFmt w:val="bullet"/>
-      <w:lvlText w:val=""/>
-      <w:lvlJc w:val="left"/>
-      <w:pPr>
-        <w:ind w:left="1429" w:hanging="360"/>
-      </w:pPr>
-      <w:rPr>
-        <w:rFonts w:ascii="Symbol" w:hAnsi="Symbol" w:hint="default"/>
-      </w:rPr>
-    </w:lvl>
-    <w:lvl w:ilvl="1" w:tplc="240A0003" w:tentative="1">
-      <w:start w:val="1"/>
-      <w:numFmt w:val="bullet"/>
-      <w:lvlText w:val="o"/>
-      <w:lvlJc w:val="left"/>
-      <w:pPr>
-        <w:ind w:left="2149" w:hanging="360"/>
-      </w:pPr>
-      <w:rPr>
-        <w:rFonts w:ascii="Courier New" w:hAnsi="Courier New" w:cs="Courier New" w:hint="default"/>
-      </w:rPr>
-    </w:lvl>
-    <w:lvl w:ilvl="2" w:tplc="240A0005" w:tentative="1">
-      <w:start w:val="1"/>
-      <w:numFmt w:val="bullet"/>
-      <w:lvlText w:val=""/>
-      <w:lvlJc w:val="left"/>
-      <w:pPr>
-        <w:ind w:left="2869" w:hanging="360"/>
-      </w:pPr>
-      <w:rPr>
-        <w:rFonts w:ascii="Wingdings" w:hAnsi="Wingdings" w:hint="default"/>
-      </w:rPr>
-    </w:lvl>
-    <w:lvl w:ilvl="3" w:tplc="240A0001" w:tentative="1">
-      <w:start w:val="1"/>
-      <w:numFmt w:val="bullet"/>
-      <w:lvlText w:val=""/>
-      <w:lvlJc w:val="left"/>
-      <w:pPr>
-        <w:ind w:left="3589" w:hanging="360"/>
-      </w:pPr>
-      <w:rPr>
-        <w:rFonts w:ascii="Symbol" w:hAnsi="Symbol" w:hint="default"/>
-      </w:rPr>
-    </w:lvl>
-    <w:lvl w:ilvl="4" w:tplc="240A0003" w:tentative="1">
-      <w:start w:val="1"/>
-      <w:numFmt w:val="bullet"/>
-      <w:lvlText w:val="o"/>
-      <w:lvlJc w:val="left"/>
-      <w:pPr>
-        <w:ind w:left="4309" w:hanging="360"/>
-      </w:pPr>
-      <w:rPr>
-        <w:rFonts w:ascii="Courier New" w:hAnsi="Courier New" w:cs="Courier New" w:hint="default"/>
-      </w:rPr>
-    </w:lvl>
-    <w:lvl w:ilvl="5" w:tplc="240A0005" w:tentative="1">
-      <w:start w:val="1"/>
-      <w:numFmt w:val="bullet"/>
-      <w:lvlText w:val=""/>
-      <w:lvlJc w:val="left"/>
-      <w:pPr>
-        <w:ind w:left="5029" w:hanging="360"/>
-      </w:pPr>
-      <w:rPr>
-        <w:rFonts w:ascii="Wingdings" w:hAnsi="Wingdings" w:hint="default"/>
-      </w:rPr>
-    </w:lvl>
-    <w:lvl w:ilvl="6" w:tplc="240A0001" w:tentative="1">
-      <w:start w:val="1"/>
-      <w:numFmt w:val="bullet"/>
-      <w:lvlText w:val=""/>
-      <w:lvlJc w:val="left"/>
-      <w:pPr>
-        <w:ind w:left="5749" w:hanging="360"/>
-      </w:pPr>
-      <w:rPr>
-        <w:rFonts w:ascii="Symbol" w:hAnsi="Symbol" w:hint="default"/>
-      </w:rPr>
-    </w:lvl>
-    <w:lvl w:ilvl="7" w:tplc="240A0003" w:tentative="1">
-      <w:start w:val="1"/>
-      <w:numFmt w:val="bullet"/>
-      <w:lvlText w:val="o"/>
-      <w:lvlJc w:val="left"/>
-      <w:pPr>
-        <w:ind w:left="6469" w:hanging="360"/>
-      </w:pPr>
-      <w:rPr>
-        <w:rFonts w:ascii="Courier New" w:hAnsi="Courier New" w:cs="Courier New" w:hint="default"/>
-      </w:rPr>
-    </w:lvl>
-    <w:lvl w:ilvl="8" w:tplc="240A0005" w:tentative="1">
-      <w:start w:val="1"/>
-      <w:numFmt w:val="bullet"/>
-      <w:lvlText w:val=""/>
-      <w:lvlJc w:val="left"/>
-      <w:pPr>
-        <w:ind w:left="7189" w:hanging="360"/>
-      </w:pPr>
-      <w:rPr>
-        <w:rFonts w:ascii="Wingdings" w:hAnsi="Wingdings" w:hint="default"/>
-      </w:rPr>
-    </w:lvl>
-  </w:abstractNum>
-  <w:abstractNum w:abstractNumId="28" w15:restartNumberingAfterBreak="0">
+  <w:abstractNum w:abstractNumId="14" w15:restartNumberingAfterBreak="0">
     <w:nsid w:val="449A1C39"/>
     <w:multiLevelType w:val="hybridMultilevel"/>
     <w:tmpl w:val="B526FFF4"/>
@@ -15190,7 +13789,7 @@
       </w:rPr>
     </w:lvl>
   </w:abstractNum>
-  <w:abstractNum w:abstractNumId="29" w15:restartNumberingAfterBreak="0">
+  <w:abstractNum w:abstractNumId="15" w15:restartNumberingAfterBreak="0">
     <w:nsid w:val="451C789E"/>
     <w:multiLevelType w:val="hybridMultilevel"/>
     <w:tmpl w:val="0F7AFE72"/>
@@ -15303,120 +13902,7 @@
       </w:rPr>
     </w:lvl>
   </w:abstractNum>
-  <w:abstractNum w:abstractNumId="30" w15:restartNumberingAfterBreak="0">
-    <w:nsid w:val="4AAB555C"/>
-    <w:multiLevelType w:val="hybridMultilevel"/>
-    <w:tmpl w:val="0088C788"/>
-    <w:lvl w:ilvl="0" w:tplc="240A0001">
-      <w:start w:val="1"/>
-      <w:numFmt w:val="bullet"/>
-      <w:lvlText w:val=""/>
-      <w:lvlJc w:val="left"/>
-      <w:pPr>
-        <w:ind w:left="1428" w:hanging="360"/>
-      </w:pPr>
-      <w:rPr>
-        <w:rFonts w:ascii="Symbol" w:hAnsi="Symbol" w:hint="default"/>
-      </w:rPr>
-    </w:lvl>
-    <w:lvl w:ilvl="1" w:tplc="240A0003" w:tentative="1">
-      <w:start w:val="1"/>
-      <w:numFmt w:val="bullet"/>
-      <w:lvlText w:val="o"/>
-      <w:lvlJc w:val="left"/>
-      <w:pPr>
-        <w:ind w:left="2148" w:hanging="360"/>
-      </w:pPr>
-      <w:rPr>
-        <w:rFonts w:ascii="Courier New" w:hAnsi="Courier New" w:cs="Courier New" w:hint="default"/>
-      </w:rPr>
-    </w:lvl>
-    <w:lvl w:ilvl="2" w:tplc="240A0005" w:tentative="1">
-      <w:start w:val="1"/>
-      <w:numFmt w:val="bullet"/>
-      <w:lvlText w:val=""/>
-      <w:lvlJc w:val="left"/>
-      <w:pPr>
-        <w:ind w:left="2868" w:hanging="360"/>
-      </w:pPr>
-      <w:rPr>
-        <w:rFonts w:ascii="Wingdings" w:hAnsi="Wingdings" w:hint="default"/>
-      </w:rPr>
-    </w:lvl>
-    <w:lvl w:ilvl="3" w:tplc="240A0001" w:tentative="1">
-      <w:start w:val="1"/>
-      <w:numFmt w:val="bullet"/>
-      <w:lvlText w:val=""/>
-      <w:lvlJc w:val="left"/>
-      <w:pPr>
-        <w:ind w:left="3588" w:hanging="360"/>
-      </w:pPr>
-      <w:rPr>
-        <w:rFonts w:ascii="Symbol" w:hAnsi="Symbol" w:hint="default"/>
-      </w:rPr>
-    </w:lvl>
-    <w:lvl w:ilvl="4" w:tplc="240A0003" w:tentative="1">
-      <w:start w:val="1"/>
-      <w:numFmt w:val="bullet"/>
-      <w:lvlText w:val="o"/>
-      <w:lvlJc w:val="left"/>
-      <w:pPr>
-        <w:ind w:left="4308" w:hanging="360"/>
-      </w:pPr>
-      <w:rPr>
-        <w:rFonts w:ascii="Courier New" w:hAnsi="Courier New" w:cs="Courier New" w:hint="default"/>
-      </w:rPr>
-    </w:lvl>
-    <w:lvl w:ilvl="5" w:tplc="240A0005" w:tentative="1">
-      <w:start w:val="1"/>
-      <w:numFmt w:val="bullet"/>
-      <w:lvlText w:val=""/>
-      <w:lvlJc w:val="left"/>
-      <w:pPr>
-        <w:ind w:left="5028" w:hanging="360"/>
-      </w:pPr>
-      <w:rPr>
-        <w:rFonts w:ascii="Wingdings" w:hAnsi="Wingdings" w:hint="default"/>
-      </w:rPr>
-    </w:lvl>
-    <w:lvl w:ilvl="6" w:tplc="240A0001" w:tentative="1">
-      <w:start w:val="1"/>
-      <w:numFmt w:val="bullet"/>
-      <w:lvlText w:val=""/>
-      <w:lvlJc w:val="left"/>
-      <w:pPr>
-        <w:ind w:left="5748" w:hanging="360"/>
-      </w:pPr>
-      <w:rPr>
-        <w:rFonts w:ascii="Symbol" w:hAnsi="Symbol" w:hint="default"/>
-      </w:rPr>
-    </w:lvl>
-    <w:lvl w:ilvl="7" w:tplc="240A0003" w:tentative="1">
-      <w:start w:val="1"/>
-      <w:numFmt w:val="bullet"/>
-      <w:lvlText w:val="o"/>
-      <w:lvlJc w:val="left"/>
-      <w:pPr>
-        <w:ind w:left="6468" w:hanging="360"/>
-      </w:pPr>
-      <w:rPr>
-        <w:rFonts w:ascii="Courier New" w:hAnsi="Courier New" w:cs="Courier New" w:hint="default"/>
-      </w:rPr>
-    </w:lvl>
-    <w:lvl w:ilvl="8" w:tplc="240A0005" w:tentative="1">
-      <w:start w:val="1"/>
-      <w:numFmt w:val="bullet"/>
-      <w:lvlText w:val=""/>
-      <w:lvlJc w:val="left"/>
-      <w:pPr>
-        <w:ind w:left="7188" w:hanging="360"/>
-      </w:pPr>
-      <w:rPr>
-        <w:rFonts w:ascii="Wingdings" w:hAnsi="Wingdings" w:hint="default"/>
-      </w:rPr>
-    </w:lvl>
-  </w:abstractNum>
-  <w:abstractNum w:abstractNumId="31" w15:restartNumberingAfterBreak="0">
+  <w:abstractNum w:abstractNumId="16" w15:restartNumberingAfterBreak="0">
     <w:nsid w:val="4D3708FD"/>
     <w:multiLevelType w:val="hybridMultilevel"/>
     <w:tmpl w:val="11D21144"/>
@@ -15529,7 +14015,7 @@
       </w:rPr>
     </w:lvl>
   </w:abstractNum>
-  <w:abstractNum w:abstractNumId="32" w15:restartNumberingAfterBreak="0">
+  <w:abstractNum w:abstractNumId="17" w15:restartNumberingAfterBreak="0">
     <w:nsid w:val="4EBE1EF6"/>
     <w:multiLevelType w:val="hybridMultilevel"/>
     <w:tmpl w:val="A190C170"/>
@@ -15623,7 +14109,7 @@
       </w:pPr>
     </w:lvl>
   </w:abstractNum>
-  <w:abstractNum w:abstractNumId="33" w15:restartNumberingAfterBreak="0">
+  <w:abstractNum w:abstractNumId="18" w15:restartNumberingAfterBreak="0">
     <w:nsid w:val="4EF83357"/>
     <w:multiLevelType w:val="hybridMultilevel"/>
     <w:tmpl w:val="9E9C37B8"/>
@@ -15713,7 +14199,7 @@
       </w:pPr>
     </w:lvl>
   </w:abstractNum>
-  <w:abstractNum w:abstractNumId="34" w15:restartNumberingAfterBreak="0">
+  <w:abstractNum w:abstractNumId="19" w15:restartNumberingAfterBreak="0">
     <w:nsid w:val="54D7046B"/>
     <w:multiLevelType w:val="hybridMultilevel"/>
     <w:tmpl w:val="43AEC198"/>
@@ -15826,125 +14312,7 @@
       </w:rPr>
     </w:lvl>
   </w:abstractNum>
-  <w:abstractNum w:abstractNumId="35" w15:restartNumberingAfterBreak="0">
-    <w:nsid w:val="56652500"/>
-    <w:multiLevelType w:val="multilevel"/>
-    <w:tmpl w:val="8A1E30C8"/>
-    <w:lvl w:ilvl="0">
-      <w:start w:val="1"/>
-      <w:numFmt w:val="decimal"/>
-      <w:lvlText w:val="%1."/>
-      <w:lvlJc w:val="left"/>
-      <w:pPr>
-        <w:ind w:left="1440" w:hanging="360"/>
-      </w:pPr>
-    </w:lvl>
-    <w:lvl w:ilvl="1">
-      <w:start w:val="1"/>
-      <w:numFmt w:val="decimal"/>
-      <w:isLgl/>
-      <w:lvlText w:val="%1.%2."/>
-      <w:lvlJc w:val="left"/>
-      <w:pPr>
-        <w:ind w:left="1800" w:hanging="720"/>
-      </w:pPr>
-      <w:rPr>
-        <w:rFonts w:hint="default"/>
-      </w:rPr>
-    </w:lvl>
-    <w:lvl w:ilvl="2">
-      <w:start w:val="1"/>
-      <w:numFmt w:val="decimal"/>
-      <w:isLgl/>
-      <w:lvlText w:val="%1.%2.%3."/>
-      <w:lvlJc w:val="left"/>
-      <w:pPr>
-        <w:ind w:left="2160" w:hanging="1080"/>
-      </w:pPr>
-      <w:rPr>
-        <w:rFonts w:hint="default"/>
-      </w:rPr>
-    </w:lvl>
-    <w:lvl w:ilvl="3">
-      <w:start w:val="1"/>
-      <w:numFmt w:val="decimal"/>
-      <w:isLgl/>
-      <w:lvlText w:val="%1.%2.%3.%4."/>
-      <w:lvlJc w:val="left"/>
-      <w:pPr>
-        <w:ind w:left="2160" w:hanging="1080"/>
-      </w:pPr>
-      <w:rPr>
-        <w:rFonts w:hint="default"/>
-      </w:rPr>
-    </w:lvl>
-    <w:lvl w:ilvl="4">
-      <w:start w:val="1"/>
-      <w:numFmt w:val="decimal"/>
-      <w:isLgl/>
-      <w:lvlText w:val="%1.%2.%3.%4.%5."/>
-      <w:lvlJc w:val="left"/>
-      <w:pPr>
-        <w:ind w:left="2520" w:hanging="1440"/>
-      </w:pPr>
-      <w:rPr>
-        <w:rFonts w:hint="default"/>
-      </w:rPr>
-    </w:lvl>
-    <w:lvl w:ilvl="5">
-      <w:start w:val="1"/>
-      <w:numFmt w:val="decimal"/>
-      <w:isLgl/>
-      <w:lvlText w:val="%1.%2.%3.%4.%5.%6."/>
-      <w:lvlJc w:val="left"/>
-      <w:pPr>
-        <w:ind w:left="2880" w:hanging="1800"/>
-      </w:pPr>
-      <w:rPr>
-        <w:rFonts w:hint="default"/>
-      </w:rPr>
-    </w:lvl>
-    <w:lvl w:ilvl="6">
-      <w:start w:val="1"/>
-      <w:numFmt w:val="decimal"/>
-      <w:isLgl/>
-      <w:lvlText w:val="%1.%2.%3.%4.%5.%6.%7."/>
-      <w:lvlJc w:val="left"/>
-      <w:pPr>
-        <w:ind w:left="2880" w:hanging="1800"/>
-      </w:pPr>
-      <w:rPr>
-        <w:rFonts w:hint="default"/>
-      </w:rPr>
-    </w:lvl>
-    <w:lvl w:ilvl="7">
-      <w:start w:val="1"/>
-      <w:numFmt w:val="decimal"/>
-      <w:isLgl/>
-      <w:lvlText w:val="%1.%2.%3.%4.%5.%6.%7.%8."/>
-      <w:lvlJc w:val="left"/>
-      <w:pPr>
-        <w:ind w:left="3240" w:hanging="2160"/>
-      </w:pPr>
-      <w:rPr>
-        <w:rFonts w:hint="default"/>
-      </w:rPr>
-    </w:lvl>
-    <w:lvl w:ilvl="8">
-      <w:start w:val="1"/>
-      <w:numFmt w:val="decimal"/>
-      <w:isLgl/>
-      <w:lvlText w:val="%1.%2.%3.%4.%5.%6.%7.%8.%9."/>
-      <w:lvlJc w:val="left"/>
-      <w:pPr>
-        <w:ind w:left="3600" w:hanging="2520"/>
-      </w:pPr>
-      <w:rPr>
-        <w:rFonts w:hint="default"/>
-      </w:rPr>
-    </w:lvl>
-  </w:abstractNum>
-  <w:abstractNum w:abstractNumId="36" w15:restartNumberingAfterBreak="0">
+  <w:abstractNum w:abstractNumId="20" w15:restartNumberingAfterBreak="0">
     <w:nsid w:val="59347123"/>
     <w:multiLevelType w:val="hybridMultilevel"/>
     <w:tmpl w:val="4C20DB8E"/>
@@ -16057,243 +14425,7 @@
       </w:rPr>
     </w:lvl>
   </w:abstractNum>
-  <w:abstractNum w:abstractNumId="37" w15:restartNumberingAfterBreak="0">
-    <w:nsid w:val="5DA13499"/>
-    <w:multiLevelType w:val="multilevel"/>
-    <w:tmpl w:val="C2C69E12"/>
-    <w:lvl w:ilvl="0">
-      <w:start w:val="1"/>
-      <w:numFmt w:val="decimal"/>
-      <w:lvlText w:val="%1."/>
-      <w:lvlJc w:val="left"/>
-      <w:pPr>
-        <w:ind w:left="1440" w:hanging="360"/>
-      </w:pPr>
-    </w:lvl>
-    <w:lvl w:ilvl="1">
-      <w:start w:val="1"/>
-      <w:numFmt w:val="decimal"/>
-      <w:isLgl/>
-      <w:lvlText w:val="%1.%2."/>
-      <w:lvlJc w:val="left"/>
-      <w:pPr>
-        <w:ind w:left="1800" w:hanging="720"/>
-      </w:pPr>
-      <w:rPr>
-        <w:rFonts w:hint="default"/>
-      </w:rPr>
-    </w:lvl>
-    <w:lvl w:ilvl="2">
-      <w:start w:val="1"/>
-      <w:numFmt w:val="decimal"/>
-      <w:isLgl/>
-      <w:lvlText w:val="%1.%2.%3."/>
-      <w:lvlJc w:val="left"/>
-      <w:pPr>
-        <w:ind w:left="2160" w:hanging="1080"/>
-      </w:pPr>
-      <w:rPr>
-        <w:rFonts w:hint="default"/>
-      </w:rPr>
-    </w:lvl>
-    <w:lvl w:ilvl="3">
-      <w:start w:val="1"/>
-      <w:numFmt w:val="decimal"/>
-      <w:isLgl/>
-      <w:lvlText w:val="%1.%2.%3.%4."/>
-      <w:lvlJc w:val="left"/>
-      <w:pPr>
-        <w:ind w:left="2160" w:hanging="1080"/>
-      </w:pPr>
-      <w:rPr>
-        <w:rFonts w:hint="default"/>
-      </w:rPr>
-    </w:lvl>
-    <w:lvl w:ilvl="4">
-      <w:start w:val="1"/>
-      <w:numFmt w:val="decimal"/>
-      <w:isLgl/>
-      <w:lvlText w:val="%1.%2.%3.%4.%5."/>
-      <w:lvlJc w:val="left"/>
-      <w:pPr>
-        <w:ind w:left="2520" w:hanging="1440"/>
-      </w:pPr>
-      <w:rPr>
-        <w:rFonts w:hint="default"/>
-      </w:rPr>
-    </w:lvl>
-    <w:lvl w:ilvl="5">
-      <w:start w:val="1"/>
-      <w:numFmt w:val="decimal"/>
-      <w:isLgl/>
-      <w:lvlText w:val="%1.%2.%3.%4.%5.%6."/>
-      <w:lvlJc w:val="left"/>
-      <w:pPr>
-        <w:ind w:left="2880" w:hanging="1800"/>
-      </w:pPr>
-      <w:rPr>
-        <w:rFonts w:hint="default"/>
-      </w:rPr>
-    </w:lvl>
-    <w:lvl w:ilvl="6">
-      <w:start w:val="1"/>
-      <w:numFmt w:val="decimal"/>
-      <w:isLgl/>
-      <w:lvlText w:val="%1.%2.%3.%4.%5.%6.%7."/>
-      <w:lvlJc w:val="left"/>
-      <w:pPr>
-        <w:ind w:left="2880" w:hanging="1800"/>
-      </w:pPr>
-      <w:rPr>
-        <w:rFonts w:hint="default"/>
-      </w:rPr>
-    </w:lvl>
-    <w:lvl w:ilvl="7">
-      <w:start w:val="1"/>
-      <w:numFmt w:val="decimal"/>
-      <w:isLgl/>
-      <w:lvlText w:val="%1.%2.%3.%4.%5.%6.%7.%8."/>
-      <w:lvlJc w:val="left"/>
-      <w:pPr>
-        <w:ind w:left="3240" w:hanging="2160"/>
-      </w:pPr>
-      <w:rPr>
-        <w:rFonts w:hint="default"/>
-      </w:rPr>
-    </w:lvl>
-    <w:lvl w:ilvl="8">
-      <w:start w:val="1"/>
-      <w:numFmt w:val="decimal"/>
-      <w:isLgl/>
-      <w:lvlText w:val="%1.%2.%3.%4.%5.%6.%7.%8.%9."/>
-      <w:lvlJc w:val="left"/>
-      <w:pPr>
-        <w:ind w:left="3600" w:hanging="2520"/>
-      </w:pPr>
-      <w:rPr>
-        <w:rFonts w:hint="default"/>
-      </w:rPr>
-    </w:lvl>
-  </w:abstractNum>
-  <w:abstractNum w:abstractNumId="38" w15:restartNumberingAfterBreak="0">
-    <w:nsid w:val="5DC17D96"/>
-    <w:multiLevelType w:val="multilevel"/>
-    <w:tmpl w:val="6B40D604"/>
-    <w:lvl w:ilvl="0">
-      <w:start w:val="1"/>
-      <w:numFmt w:val="decimal"/>
-      <w:lvlText w:val="%1."/>
-      <w:lvlJc w:val="left"/>
-      <w:pPr>
-        <w:ind w:left="1440" w:hanging="360"/>
-      </w:pPr>
-    </w:lvl>
-    <w:lvl w:ilvl="1">
-      <w:start w:val="1"/>
-      <w:numFmt w:val="decimal"/>
-      <w:isLgl/>
-      <w:lvlText w:val="%1.%2."/>
-      <w:lvlJc w:val="left"/>
-      <w:pPr>
-        <w:ind w:left="1800" w:hanging="720"/>
-      </w:pPr>
-      <w:rPr>
-        <w:rFonts w:hint="default"/>
-      </w:rPr>
-    </w:lvl>
-    <w:lvl w:ilvl="2">
-      <w:start w:val="1"/>
-      <w:numFmt w:val="decimal"/>
-      <w:isLgl/>
-      <w:lvlText w:val="%1.%2.%3."/>
-      <w:lvlJc w:val="left"/>
-      <w:pPr>
-        <w:ind w:left="2160" w:hanging="1080"/>
-      </w:pPr>
-      <w:rPr>
-        <w:rFonts w:hint="default"/>
-      </w:rPr>
-    </w:lvl>
-    <w:lvl w:ilvl="3">
-      <w:start w:val="1"/>
-      <w:numFmt w:val="decimal"/>
-      <w:isLgl/>
-      <w:lvlText w:val="%1.%2.%3.%4."/>
-      <w:lvlJc w:val="left"/>
-      <w:pPr>
-        <w:ind w:left="2160" w:hanging="1080"/>
-      </w:pPr>
-      <w:rPr>
-        <w:rFonts w:hint="default"/>
-      </w:rPr>
-    </w:lvl>
-    <w:lvl w:ilvl="4">
-      <w:start w:val="1"/>
-      <w:numFmt w:val="decimal"/>
-      <w:isLgl/>
-      <w:lvlText w:val="%1.%2.%3.%4.%5."/>
-      <w:lvlJc w:val="left"/>
-      <w:pPr>
-        <w:ind w:left="2520" w:hanging="1440"/>
-      </w:pPr>
-      <w:rPr>
-        <w:rFonts w:hint="default"/>
-      </w:rPr>
-    </w:lvl>
-    <w:lvl w:ilvl="5">
-      <w:start w:val="1"/>
-      <w:numFmt w:val="decimal"/>
-      <w:isLgl/>
-      <w:lvlText w:val="%1.%2.%3.%4.%5.%6."/>
-      <w:lvlJc w:val="left"/>
-      <w:pPr>
-        <w:ind w:left="2880" w:hanging="1800"/>
-      </w:pPr>
-      <w:rPr>
-        <w:rFonts w:hint="default"/>
-      </w:rPr>
-    </w:lvl>
-    <w:lvl w:ilvl="6">
-      <w:start w:val="1"/>
-      <w:numFmt w:val="decimal"/>
-      <w:isLgl/>
-      <w:lvlText w:val="%1.%2.%3.%4.%5.%6.%7."/>
-      <w:lvlJc w:val="left"/>
-      <w:pPr>
-        <w:ind w:left="2880" w:hanging="1800"/>
-      </w:pPr>
-      <w:rPr>
-        <w:rFonts w:hint="default"/>
-      </w:rPr>
-    </w:lvl>
-    <w:lvl w:ilvl="7">
-      <w:start w:val="1"/>
-      <w:numFmt w:val="decimal"/>
-      <w:isLgl/>
-      <w:lvlText w:val="%1.%2.%3.%4.%5.%6.%7.%8."/>
-      <w:lvlJc w:val="left"/>
-      <w:pPr>
-        <w:ind w:left="3240" w:hanging="2160"/>
-      </w:pPr>
-      <w:rPr>
-        <w:rFonts w:hint="default"/>
-      </w:rPr>
-    </w:lvl>
-    <w:lvl w:ilvl="8">
-      <w:start w:val="1"/>
-      <w:numFmt w:val="decimal"/>
-      <w:isLgl/>
-      <w:lvlText w:val="%1.%2.%3.%4.%5.%6.%7.%8.%9."/>
-      <w:lvlJc w:val="left"/>
-      <w:pPr>
-        <w:ind w:left="3600" w:hanging="2520"/>
-      </w:pPr>
-      <w:rPr>
-        <w:rFonts w:hint="default"/>
-      </w:rPr>
-    </w:lvl>
-  </w:abstractNum>
-  <w:abstractNum w:abstractNumId="39" w15:restartNumberingAfterBreak="0">
+  <w:abstractNum w:abstractNumId="21" w15:restartNumberingAfterBreak="0">
     <w:nsid w:val="713429D1"/>
     <w:multiLevelType w:val="hybridMultilevel"/>
     <w:tmpl w:val="C06C63EA"/>
@@ -16406,119 +14538,7 @@
       </w:rPr>
     </w:lvl>
   </w:abstractNum>
-  <w:abstractNum w:abstractNumId="40" w15:restartNumberingAfterBreak="0">
-    <w:nsid w:val="71871C20"/>
-    <w:multiLevelType w:val="hybridMultilevel"/>
-    <w:tmpl w:val="466AC26C"/>
-    <w:lvl w:ilvl="0" w:tplc="240A0001">
-      <w:start w:val="1"/>
-      <w:numFmt w:val="bullet"/>
-      <w:lvlText w:val=""/>
-      <w:lvlJc w:val="left"/>
-      <w:pPr>
-        <w:ind w:left="1429" w:hanging="360"/>
-      </w:pPr>
-      <w:rPr>
-        <w:rFonts w:ascii="Symbol" w:hAnsi="Symbol" w:hint="default"/>
-      </w:rPr>
-    </w:lvl>
-    <w:lvl w:ilvl="1" w:tplc="4574CD56">
-      <w:numFmt w:val="bullet"/>
-      <w:lvlText w:val="-"/>
-      <w:lvlJc w:val="left"/>
-      <w:pPr>
-        <w:ind w:left="2149" w:hanging="360"/>
-      </w:pPr>
-      <w:rPr>
-        <w:rFonts w:ascii="Calibri" w:eastAsia="Calibri" w:hAnsi="Calibri" w:cs="Calibri" w:hint="default"/>
-      </w:rPr>
-    </w:lvl>
-    <w:lvl w:ilvl="2" w:tplc="240A0005" w:tentative="1">
-      <w:start w:val="1"/>
-      <w:numFmt w:val="bullet"/>
-      <w:lvlText w:val=""/>
-      <w:lvlJc w:val="left"/>
-      <w:pPr>
-        <w:ind w:left="2869" w:hanging="360"/>
-      </w:pPr>
-      <w:rPr>
-        <w:rFonts w:ascii="Wingdings" w:hAnsi="Wingdings" w:hint="default"/>
-      </w:rPr>
-    </w:lvl>
-    <w:lvl w:ilvl="3" w:tplc="240A0001" w:tentative="1">
-      <w:start w:val="1"/>
-      <w:numFmt w:val="bullet"/>
-      <w:lvlText w:val=""/>
-      <w:lvlJc w:val="left"/>
-      <w:pPr>
-        <w:ind w:left="3589" w:hanging="360"/>
-      </w:pPr>
-      <w:rPr>
-        <w:rFonts w:ascii="Symbol" w:hAnsi="Symbol" w:hint="default"/>
-      </w:rPr>
-    </w:lvl>
-    <w:lvl w:ilvl="4" w:tplc="240A0003" w:tentative="1">
-      <w:start w:val="1"/>
-      <w:numFmt w:val="bullet"/>
-      <w:lvlText w:val="o"/>
-      <w:lvlJc w:val="left"/>
-      <w:pPr>
-        <w:ind w:left="4309" w:hanging="360"/>
-      </w:pPr>
-      <w:rPr>
-        <w:rFonts w:ascii="Courier New" w:hAnsi="Courier New" w:cs="Courier New" w:hint="default"/>
-      </w:rPr>
-    </w:lvl>
-    <w:lvl w:ilvl="5" w:tplc="240A0005" w:tentative="1">
-      <w:start w:val="1"/>
-      <w:numFmt w:val="bullet"/>
-      <w:lvlText w:val=""/>
-      <w:lvlJc w:val="left"/>
-      <w:pPr>
-        <w:ind w:left="5029" w:hanging="360"/>
-      </w:pPr>
-      <w:rPr>
-        <w:rFonts w:ascii="Wingdings" w:hAnsi="Wingdings" w:hint="default"/>
-      </w:rPr>
-    </w:lvl>
-    <w:lvl w:ilvl="6" w:tplc="240A0001" w:tentative="1">
-      <w:start w:val="1"/>
-      <w:numFmt w:val="bullet"/>
-      <w:lvlText w:val=""/>
-      <w:lvlJc w:val="left"/>
-      <w:pPr>
-        <w:ind w:left="5749" w:hanging="360"/>
-      </w:pPr>
-      <w:rPr>
-        <w:rFonts w:ascii="Symbol" w:hAnsi="Symbol" w:hint="default"/>
-      </w:rPr>
-    </w:lvl>
-    <w:lvl w:ilvl="7" w:tplc="240A0003" w:tentative="1">
-      <w:start w:val="1"/>
-      <w:numFmt w:val="bullet"/>
-      <w:lvlText w:val="o"/>
-      <w:lvlJc w:val="left"/>
-      <w:pPr>
-        <w:ind w:left="6469" w:hanging="360"/>
-      </w:pPr>
-      <w:rPr>
-        <w:rFonts w:ascii="Courier New" w:hAnsi="Courier New" w:cs="Courier New" w:hint="default"/>
-      </w:rPr>
-    </w:lvl>
-    <w:lvl w:ilvl="8" w:tplc="240A0005" w:tentative="1">
-      <w:start w:val="1"/>
-      <w:numFmt w:val="bullet"/>
-      <w:lvlText w:val=""/>
-      <w:lvlJc w:val="left"/>
-      <w:pPr>
-        <w:ind w:left="7189" w:hanging="360"/>
-      </w:pPr>
-      <w:rPr>
-        <w:rFonts w:ascii="Wingdings" w:hAnsi="Wingdings" w:hint="default"/>
-      </w:rPr>
-    </w:lvl>
-  </w:abstractNum>
-  <w:abstractNum w:abstractNumId="41" w15:restartNumberingAfterBreak="0">
+  <w:abstractNum w:abstractNumId="22" w15:restartNumberingAfterBreak="0">
     <w:nsid w:val="774E2C7E"/>
     <w:multiLevelType w:val="hybridMultilevel"/>
     <w:tmpl w:val="4ED25590"/>
@@ -16631,7 +14651,7 @@
       </w:rPr>
     </w:lvl>
   </w:abstractNum>
-  <w:abstractNum w:abstractNumId="42" w15:restartNumberingAfterBreak="0">
+  <w:abstractNum w:abstractNumId="23" w15:restartNumberingAfterBreak="0">
     <w:nsid w:val="7D8C3BB0"/>
     <w:multiLevelType w:val="hybridMultilevel"/>
     <w:tmpl w:val="014AC380"/>
@@ -16741,124 +14761,6 @@
       </w:pPr>
       <w:rPr>
         <w:rFonts w:ascii="Wingdings" w:hAnsi="Wingdings" w:hint="default"/>
-      </w:rPr>
-    </w:lvl>
-  </w:abstractNum>
-  <w:abstractNum w:abstractNumId="43" w15:restartNumberingAfterBreak="0">
-    <w:nsid w:val="7EDC2106"/>
-    <w:multiLevelType w:val="multilevel"/>
-    <w:tmpl w:val="53728D62"/>
-    <w:lvl w:ilvl="0">
-      <w:start w:val="1"/>
-      <w:numFmt w:val="decimal"/>
-      <w:lvlText w:val="%1."/>
-      <w:lvlJc w:val="left"/>
-      <w:pPr>
-        <w:ind w:left="1440" w:hanging="360"/>
-      </w:pPr>
-    </w:lvl>
-    <w:lvl w:ilvl="1">
-      <w:start w:val="1"/>
-      <w:numFmt w:val="decimal"/>
-      <w:isLgl/>
-      <w:lvlText w:val="%1.%2."/>
-      <w:lvlJc w:val="left"/>
-      <w:pPr>
-        <w:ind w:left="1800" w:hanging="720"/>
-      </w:pPr>
-      <w:rPr>
-        <w:rFonts w:hint="default"/>
-      </w:rPr>
-    </w:lvl>
-    <w:lvl w:ilvl="2">
-      <w:start w:val="1"/>
-      <w:numFmt w:val="decimal"/>
-      <w:isLgl/>
-      <w:lvlText w:val="%1.%2.%3."/>
-      <w:lvlJc w:val="left"/>
-      <w:pPr>
-        <w:ind w:left="2160" w:hanging="1080"/>
-      </w:pPr>
-      <w:rPr>
-        <w:rFonts w:hint="default"/>
-      </w:rPr>
-    </w:lvl>
-    <w:lvl w:ilvl="3">
-      <w:start w:val="1"/>
-      <w:numFmt w:val="decimal"/>
-      <w:isLgl/>
-      <w:lvlText w:val="%1.%2.%3.%4."/>
-      <w:lvlJc w:val="left"/>
-      <w:pPr>
-        <w:ind w:left="2160" w:hanging="1080"/>
-      </w:pPr>
-      <w:rPr>
-        <w:rFonts w:hint="default"/>
-      </w:rPr>
-    </w:lvl>
-    <w:lvl w:ilvl="4">
-      <w:start w:val="1"/>
-      <w:numFmt w:val="decimal"/>
-      <w:isLgl/>
-      <w:lvlText w:val="%1.%2.%3.%4.%5."/>
-      <w:lvlJc w:val="left"/>
-      <w:pPr>
-        <w:ind w:left="2520" w:hanging="1440"/>
-      </w:pPr>
-      <w:rPr>
-        <w:rFonts w:hint="default"/>
-      </w:rPr>
-    </w:lvl>
-    <w:lvl w:ilvl="5">
-      <w:start w:val="1"/>
-      <w:numFmt w:val="decimal"/>
-      <w:isLgl/>
-      <w:lvlText w:val="%1.%2.%3.%4.%5.%6."/>
-      <w:lvlJc w:val="left"/>
-      <w:pPr>
-        <w:ind w:left="2880" w:hanging="1800"/>
-      </w:pPr>
-      <w:rPr>
-        <w:rFonts w:hint="default"/>
-      </w:rPr>
-    </w:lvl>
-    <w:lvl w:ilvl="6">
-      <w:start w:val="1"/>
-      <w:numFmt w:val="decimal"/>
-      <w:isLgl/>
-      <w:lvlText w:val="%1.%2.%3.%4.%5.%6.%7."/>
-      <w:lvlJc w:val="left"/>
-      <w:pPr>
-        <w:ind w:left="2880" w:hanging="1800"/>
-      </w:pPr>
-      <w:rPr>
-        <w:rFonts w:hint="default"/>
-      </w:rPr>
-    </w:lvl>
-    <w:lvl w:ilvl="7">
-      <w:start w:val="1"/>
-      <w:numFmt w:val="decimal"/>
-      <w:isLgl/>
-      <w:lvlText w:val="%1.%2.%3.%4.%5.%6.%7.%8."/>
-      <w:lvlJc w:val="left"/>
-      <w:pPr>
-        <w:ind w:left="3240" w:hanging="2160"/>
-      </w:pPr>
-      <w:rPr>
-        <w:rFonts w:hint="default"/>
-      </w:rPr>
-    </w:lvl>
-    <w:lvl w:ilvl="8">
-      <w:start w:val="1"/>
-      <w:numFmt w:val="decimal"/>
-      <w:isLgl/>
-      <w:lvlText w:val="%1.%2.%3.%4.%5.%6.%7.%8.%9."/>
-      <w:lvlJc w:val="left"/>
-      <w:pPr>
-        <w:ind w:left="3600" w:hanging="2520"/>
-      </w:pPr>
-      <w:rPr>
-        <w:rFonts w:hint="default"/>
       </w:rPr>
     </w:lvl>
   </w:abstractNum>
@@ -16866,231 +14768,75 @@
     <w:abstractNumId w:val="0"/>
   </w:num>
   <w:num w:numId="2" w16cid:durableId="1643075954">
-    <w:abstractNumId w:val="32"/>
+    <w:abstractNumId w:val="17"/>
   </w:num>
   <w:num w:numId="3" w16cid:durableId="1732729214">
+    <w:abstractNumId w:val="11"/>
+  </w:num>
+  <w:num w:numId="4" w16cid:durableId="646862499">
+    <w:abstractNumId w:val="1"/>
+  </w:num>
+  <w:num w:numId="5" w16cid:durableId="431826339">
+    <w:abstractNumId w:val="4"/>
+  </w:num>
+  <w:num w:numId="6" w16cid:durableId="1862666593">
     <w:abstractNumId w:val="21"/>
   </w:num>
-  <w:num w:numId="4" w16cid:durableId="386802531">
+  <w:num w:numId="7" w16cid:durableId="182792774">
     <w:abstractNumId w:val="14"/>
   </w:num>
-  <w:num w:numId="5" w16cid:durableId="820584827">
+  <w:num w:numId="8" w16cid:durableId="1045329761">
+    <w:abstractNumId w:val="8"/>
+  </w:num>
+  <w:num w:numId="9" w16cid:durableId="129594996">
+    <w:abstractNumId w:val="7"/>
+  </w:num>
+  <w:num w:numId="10" w16cid:durableId="455680757">
+    <w:abstractNumId w:val="18"/>
+  </w:num>
+  <w:num w:numId="11" w16cid:durableId="1056244293">
+    <w:abstractNumId w:val="6"/>
+  </w:num>
+  <w:num w:numId="12" w16cid:durableId="1914922770">
+    <w:abstractNumId w:val="22"/>
+  </w:num>
+  <w:num w:numId="13" w16cid:durableId="1675107851">
+    <w:abstractNumId w:val="12"/>
+  </w:num>
+  <w:num w:numId="14" w16cid:durableId="1719623494">
+    <w:abstractNumId w:val="13"/>
+  </w:num>
+  <w:num w:numId="15" w16cid:durableId="1501696820">
+    <w:abstractNumId w:val="20"/>
+  </w:num>
+  <w:num w:numId="16" w16cid:durableId="260144719">
+    <w:abstractNumId w:val="2"/>
+  </w:num>
+  <w:num w:numId="17" w16cid:durableId="67655777">
+    <w:abstractNumId w:val="15"/>
+  </w:num>
+  <w:num w:numId="18" w16cid:durableId="1867713174">
+    <w:abstractNumId w:val="5"/>
+  </w:num>
+  <w:num w:numId="19" w16cid:durableId="1535919736">
+    <w:abstractNumId w:val="10"/>
+  </w:num>
+  <w:num w:numId="20" w16cid:durableId="1535771716">
+    <w:abstractNumId w:val="9"/>
+  </w:num>
+  <w:num w:numId="21" w16cid:durableId="184903182">
+    <w:abstractNumId w:val="23"/>
+  </w:num>
+  <w:num w:numId="22" w16cid:durableId="1298879099">
+    <w:abstractNumId w:val="3"/>
+  </w:num>
+  <w:num w:numId="23" w16cid:durableId="689526751">
+    <w:abstractNumId w:val="19"/>
+  </w:num>
+  <w:num w:numId="24" w16cid:durableId="1328365483">
     <w:abstractNumId w:val="16"/>
   </w:num>
-  <w:num w:numId="6" w16cid:durableId="1580551854">
-    <w:abstractNumId w:val="10"/>
-  </w:num>
-  <w:num w:numId="7" w16cid:durableId="2027096940">
-    <w:abstractNumId w:val="20"/>
-  </w:num>
-  <w:num w:numId="8" w16cid:durableId="761952747">
-    <w:abstractNumId w:val="40"/>
-  </w:num>
-  <w:num w:numId="9" w16cid:durableId="834417323">
-    <w:abstractNumId w:val="11"/>
-  </w:num>
-  <w:num w:numId="10" w16cid:durableId="158157922">
-    <w:abstractNumId w:val="9"/>
-  </w:num>
-  <w:num w:numId="11" w16cid:durableId="1442796736">
-    <w:abstractNumId w:val="27"/>
-  </w:num>
-  <w:num w:numId="12" w16cid:durableId="635835177">
-    <w:abstractNumId w:val="30"/>
-  </w:num>
-  <w:num w:numId="13" w16cid:durableId="192035091">
-    <w:abstractNumId w:val="37"/>
-  </w:num>
-  <w:num w:numId="14" w16cid:durableId="646862499">
-    <w:abstractNumId w:val="2"/>
-  </w:num>
-  <w:num w:numId="15" w16cid:durableId="1881623712">
-    <w:abstractNumId w:val="37"/>
-    <w:lvlOverride w:ilvl="0">
-      <w:startOverride w:val="1"/>
-    </w:lvlOverride>
-    <w:lvlOverride w:ilvl="1">
-      <w:startOverride w:val="1"/>
-    </w:lvlOverride>
-    <w:lvlOverride w:ilvl="2">
-      <w:startOverride w:val="1"/>
-    </w:lvlOverride>
-    <w:lvlOverride w:ilvl="3">
-      <w:startOverride w:val="1"/>
-    </w:lvlOverride>
-    <w:lvlOverride w:ilvl="4">
-      <w:startOverride w:val="1"/>
-    </w:lvlOverride>
-    <w:lvlOverride w:ilvl="5">
-      <w:startOverride w:val="1"/>
-    </w:lvlOverride>
-    <w:lvlOverride w:ilvl="6">
-      <w:startOverride w:val="1"/>
-    </w:lvlOverride>
-    <w:lvlOverride w:ilvl="7">
-      <w:startOverride w:val="1"/>
-    </w:lvlOverride>
-    <w:lvlOverride w:ilvl="8">
-      <w:startOverride w:val="1"/>
-    </w:lvlOverride>
-  </w:num>
-  <w:num w:numId="16" w16cid:durableId="431826339">
-    <w:abstractNumId w:val="6"/>
-  </w:num>
-  <w:num w:numId="17" w16cid:durableId="2098282609">
-    <w:abstractNumId w:val="35"/>
-  </w:num>
-  <w:num w:numId="18" w16cid:durableId="1862666593">
-    <w:abstractNumId w:val="39"/>
-  </w:num>
-  <w:num w:numId="19" w16cid:durableId="1851795074">
-    <w:abstractNumId w:val="37"/>
-  </w:num>
-  <w:num w:numId="20" w16cid:durableId="332539298">
-    <w:abstractNumId w:val="37"/>
-    <w:lvlOverride w:ilvl="0">
-      <w:startOverride w:val="1"/>
-    </w:lvlOverride>
-    <w:lvlOverride w:ilvl="1">
-      <w:startOverride w:val="1"/>
-    </w:lvlOverride>
-    <w:lvlOverride w:ilvl="2">
-      <w:startOverride w:val="1"/>
-    </w:lvlOverride>
-    <w:lvlOverride w:ilvl="3">
-      <w:startOverride w:val="1"/>
-    </w:lvlOverride>
-    <w:lvlOverride w:ilvl="4">
-      <w:startOverride w:val="1"/>
-    </w:lvlOverride>
-    <w:lvlOverride w:ilvl="5">
-      <w:startOverride w:val="1"/>
-    </w:lvlOverride>
-    <w:lvlOverride w:ilvl="6">
-      <w:startOverride w:val="1"/>
-    </w:lvlOverride>
-    <w:lvlOverride w:ilvl="7">
-      <w:startOverride w:val="1"/>
-    </w:lvlOverride>
-    <w:lvlOverride w:ilvl="8">
-      <w:startOverride w:val="1"/>
-    </w:lvlOverride>
-  </w:num>
-  <w:num w:numId="21" w16cid:durableId="996494416">
-    <w:abstractNumId w:val="37"/>
-  </w:num>
-  <w:num w:numId="22" w16cid:durableId="667103398">
-    <w:abstractNumId w:val="4"/>
-  </w:num>
-  <w:num w:numId="23" w16cid:durableId="1996373792">
-    <w:abstractNumId w:val="37"/>
-    <w:lvlOverride w:ilvl="0">
-      <w:startOverride w:val="1"/>
-    </w:lvlOverride>
-    <w:lvlOverride w:ilvl="1">
-      <w:startOverride w:val="1"/>
-    </w:lvlOverride>
-    <w:lvlOverride w:ilvl="2">
-      <w:startOverride w:val="1"/>
-    </w:lvlOverride>
-    <w:lvlOverride w:ilvl="3">
-      <w:startOverride w:val="1"/>
-    </w:lvlOverride>
-    <w:lvlOverride w:ilvl="4">
-      <w:startOverride w:val="1"/>
-    </w:lvlOverride>
-    <w:lvlOverride w:ilvl="5">
-      <w:startOverride w:val="1"/>
-    </w:lvlOverride>
-    <w:lvlOverride w:ilvl="6">
-      <w:startOverride w:val="1"/>
-    </w:lvlOverride>
-    <w:lvlOverride w:ilvl="7">
-      <w:startOverride w:val="1"/>
-    </w:lvlOverride>
-    <w:lvlOverride w:ilvl="8">
-      <w:startOverride w:val="1"/>
-    </w:lvlOverride>
-  </w:num>
-  <w:num w:numId="24" w16cid:durableId="182792774">
-    <w:abstractNumId w:val="28"/>
-  </w:num>
-  <w:num w:numId="25" w16cid:durableId="1045329761">
-    <w:abstractNumId w:val="13"/>
-  </w:num>
-  <w:num w:numId="26" w16cid:durableId="129594996">
-    <w:abstractNumId w:val="12"/>
-  </w:num>
-  <w:num w:numId="27" w16cid:durableId="1620606800">
-    <w:abstractNumId w:val="1"/>
-  </w:num>
-  <w:num w:numId="28" w16cid:durableId="455680757">
-    <w:abstractNumId w:val="33"/>
-  </w:num>
-  <w:num w:numId="29" w16cid:durableId="1056244293">
-    <w:abstractNumId w:val="8"/>
-  </w:num>
-  <w:num w:numId="30" w16cid:durableId="105544778">
-    <w:abstractNumId w:val="43"/>
-  </w:num>
-  <w:num w:numId="31" w16cid:durableId="1914922770">
-    <w:abstractNumId w:val="41"/>
-  </w:num>
-  <w:num w:numId="32" w16cid:durableId="223563886">
-    <w:abstractNumId w:val="22"/>
-  </w:num>
-  <w:num w:numId="33" w16cid:durableId="854542294">
-    <w:abstractNumId w:val="38"/>
-  </w:num>
-  <w:num w:numId="34" w16cid:durableId="2143957016">
-    <w:abstractNumId w:val="24"/>
-  </w:num>
-  <w:num w:numId="35" w16cid:durableId="1932732941">
-    <w:abstractNumId w:val="17"/>
-  </w:num>
-  <w:num w:numId="36" w16cid:durableId="1675107851">
-    <w:abstractNumId w:val="23"/>
-  </w:num>
-  <w:num w:numId="37" w16cid:durableId="1719623494">
-    <w:abstractNumId w:val="26"/>
-  </w:num>
-  <w:num w:numId="38" w16cid:durableId="1501696820">
-    <w:abstractNumId w:val="36"/>
-  </w:num>
-  <w:num w:numId="39" w16cid:durableId="260144719">
-    <w:abstractNumId w:val="3"/>
-  </w:num>
-  <w:num w:numId="40" w16cid:durableId="67655777">
-    <w:abstractNumId w:val="29"/>
-  </w:num>
-  <w:num w:numId="41" w16cid:durableId="1867713174">
-    <w:abstractNumId w:val="7"/>
-  </w:num>
-  <w:num w:numId="42" w16cid:durableId="1535919736">
-    <w:abstractNumId w:val="18"/>
-  </w:num>
-  <w:num w:numId="43" w16cid:durableId="1535771716">
-    <w:abstractNumId w:val="15"/>
-  </w:num>
-  <w:num w:numId="44" w16cid:durableId="2106029075">
-    <w:abstractNumId w:val="25"/>
-  </w:num>
-  <w:num w:numId="45" w16cid:durableId="184903182">
-    <w:abstractNumId w:val="42"/>
-  </w:num>
-  <w:num w:numId="46" w16cid:durableId="1811482311">
-    <w:abstractNumId w:val="19"/>
-  </w:num>
-  <w:num w:numId="47" w16cid:durableId="1298879099">
-    <w:abstractNumId w:val="5"/>
-  </w:num>
-  <w:num w:numId="48" w16cid:durableId="689526751">
-    <w:abstractNumId w:val="34"/>
-  </w:num>
-  <w:num w:numId="49" w16cid:durableId="1328365483">
-    <w:abstractNumId w:val="31"/>
-  </w:num>
-  <w:numIdMacAtCleanup w:val="13"/>
+  <w:numIdMacAtCleanup w:val="24"/>
 </w:numbering>
 </file>
 
@@ -17692,7 +15438,6 @@
   <w:style w:type="character" w:default="1" w:styleId="Fuentedeprrafopredeter">
     <w:name w:val="Default Paragraph Font"/>
     <w:uiPriority w:val="1"/>
-    <w:semiHidden/>
     <w:unhideWhenUsed/>
   </w:style>
   <w:style w:type="table" w:default="1" w:styleId="Tablanormal">
@@ -18936,17 +16681,6 @@
 </file>
 
 <file path=customXml/item1.xml><?xml version="1.0" encoding="utf-8"?>
-<p:properties xmlns:p="http://schemas.microsoft.com/office/2006/metadata/properties" xmlns:xsi="http://www.w3.org/2001/XMLSchema-instance" xmlns:pc="http://schemas.microsoft.com/office/infopath/2007/PartnerControls">
-  <documentManagement>
-    <TaxCatchAll xmlns="13c90a0b-73bc-4dc0-be5f-28d77b615beb" xsi:nil="true"/>
-    <lcf76f155ced4ddcb4097134ff3c332f xmlns="13c93bba-48ce-428c-bfe5-88b42c19b028">
-      <Terms xmlns="http://schemas.microsoft.com/office/infopath/2007/PartnerControls"/>
-    </lcf76f155ced4ddcb4097134ff3c332f>
-  </documentManagement>
-</p:properties>
-</file>
-
-<file path=customXml/item2.xml><?xml version="1.0" encoding="utf-8"?>
 <ct:contentTypeSchema xmlns:ct="http://schemas.microsoft.com/office/2006/metadata/contentType" xmlns:ma="http://schemas.microsoft.com/office/2006/metadata/properties/metaAttributes" ct:_="" ma:_="" ma:contentTypeName="Documento" ma:contentTypeID="0x0101006A81D6BD42E8DF4C91013959704817E1" ma:contentTypeVersion="15" ma:contentTypeDescription="Crear nuevo documento." ma:contentTypeScope="" ma:versionID="bf4f72ffd194f0963ff564daca6869f7">
   <xsd:schema xmlns:xsd="http://www.w3.org/2001/XMLSchema" xmlns:xs="http://www.w3.org/2001/XMLSchema" xmlns:p="http://schemas.microsoft.com/office/2006/metadata/properties" xmlns:ns2="13c90a0b-73bc-4dc0-be5f-28d77b615beb" xmlns:ns3="13c93bba-48ce-428c-bfe5-88b42c19b028" targetNamespace="http://schemas.microsoft.com/office/2006/metadata/properties" ma:root="true" ma:fieldsID="8718d6f4873a5b1392a45044efa78385" ns2:_="" ns3:_="">
     <xsd:import namespace="13c90a0b-73bc-4dc0-be5f-28d77b615beb"/>
@@ -19181,7 +16915,22 @@
 </ct:contentTypeSchema>
 </file>
 
+<file path=customXml/item2.xml><?xml version="1.0" encoding="utf-8"?>
+<p:properties xmlns:p="http://schemas.microsoft.com/office/2006/metadata/properties" xmlns:xsi="http://www.w3.org/2001/XMLSchema-instance" xmlns:pc="http://schemas.microsoft.com/office/infopath/2007/PartnerControls">
+  <documentManagement>
+    <TaxCatchAll xmlns="13c90a0b-73bc-4dc0-be5f-28d77b615beb" xsi:nil="true"/>
+    <lcf76f155ced4ddcb4097134ff3c332f xmlns="13c93bba-48ce-428c-bfe5-88b42c19b028">
+      <Terms xmlns="http://schemas.microsoft.com/office/infopath/2007/PartnerControls"/>
+    </lcf76f155ced4ddcb4097134ff3c332f>
+  </documentManagement>
+</p:properties>
+</file>
+
 <file path=customXml/item3.xml><?xml version="1.0" encoding="utf-8"?>
+<b:Sources xmlns:b="http://schemas.openxmlformats.org/officeDocument/2006/bibliography" xmlns="http://schemas.openxmlformats.org/officeDocument/2006/bibliography" SelectedStyle="\APASixthEditionOfficeOnline.xsl" StyleName="APA" Version="6"/>
+</file>
+
+<file path=customXml/item4.xml><?xml version="1.0" encoding="utf-8"?>
 <?mso-contentType ?>
 <FormTemplates xmlns="http://schemas.microsoft.com/sharepoint/v3/contenttype/forms">
   <Display>DocumentLibraryForm</Display>
@@ -19190,22 +16939,7 @@
 </FormTemplates>
 </file>
 
-<file path=customXml/item4.xml><?xml version="1.0" encoding="utf-8"?>
-<b:Sources xmlns:b="http://schemas.openxmlformats.org/officeDocument/2006/bibliography" xmlns="http://schemas.openxmlformats.org/officeDocument/2006/bibliography" SelectedStyle="\APASixthEditionOfficeOnline.xsl" StyleName="APA" Version="6"/>
-</file>
-
 <file path=customXml/itemProps1.xml><?xml version="1.0" encoding="utf-8"?>
-<ds:datastoreItem xmlns:ds="http://schemas.openxmlformats.org/officeDocument/2006/customXml" ds:itemID="{CEECB56F-E1D8-45BF-A0A3-B5258E7263D4}">
-  <ds:schemaRefs>
-    <ds:schemaRef ds:uri="http://schemas.microsoft.com/office/2006/metadata/properties"/>
-    <ds:schemaRef ds:uri="http://schemas.microsoft.com/office/infopath/2007/PartnerControls"/>
-    <ds:schemaRef ds:uri="13c90a0b-73bc-4dc0-be5f-28d77b615beb"/>
-    <ds:schemaRef ds:uri="13c93bba-48ce-428c-bfe5-88b42c19b028"/>
-  </ds:schemaRefs>
-</ds:datastoreItem>
-</file>
-
-<file path=customXml/itemProps2.xml><?xml version="1.0" encoding="utf-8"?>
 <ds:datastoreItem xmlns:ds="http://schemas.openxmlformats.org/officeDocument/2006/customXml" ds:itemID="{4B3C6E78-634C-4AE7-B2E1-4D68F5BA9D52}">
   <ds:schemaRefs>
     <ds:schemaRef ds:uri="http://schemas.microsoft.com/office/2006/metadata/contentType"/>
@@ -19224,18 +16958,29 @@
 </ds:datastoreItem>
 </file>
 
+<file path=customXml/itemProps2.xml><?xml version="1.0" encoding="utf-8"?>
+<ds:datastoreItem xmlns:ds="http://schemas.openxmlformats.org/officeDocument/2006/customXml" ds:itemID="{CEECB56F-E1D8-45BF-A0A3-B5258E7263D4}">
+  <ds:schemaRefs>
+    <ds:schemaRef ds:uri="http://schemas.microsoft.com/office/2006/metadata/properties"/>
+    <ds:schemaRef ds:uri="http://schemas.microsoft.com/office/infopath/2007/PartnerControls"/>
+    <ds:schemaRef ds:uri="13c90a0b-73bc-4dc0-be5f-28d77b615beb"/>
+    <ds:schemaRef ds:uri="13c93bba-48ce-428c-bfe5-88b42c19b028"/>
+  </ds:schemaRefs>
+</ds:datastoreItem>
+</file>
+
 <file path=customXml/itemProps3.xml><?xml version="1.0" encoding="utf-8"?>
+<ds:datastoreItem xmlns:ds="http://schemas.openxmlformats.org/officeDocument/2006/customXml" ds:itemID="{1AF2C25B-FB23-49D7-861B-D97474F002D2}">
+  <ds:schemaRefs>
+    <ds:schemaRef ds:uri="http://schemas.openxmlformats.org/officeDocument/2006/bibliography"/>
+  </ds:schemaRefs>
+</ds:datastoreItem>
+</file>
+
+<file path=customXml/itemProps4.xml><?xml version="1.0" encoding="utf-8"?>
 <ds:datastoreItem xmlns:ds="http://schemas.openxmlformats.org/officeDocument/2006/customXml" ds:itemID="{91756AAB-0645-4FFC-990B-34BB6096B23B}">
   <ds:schemaRefs>
     <ds:schemaRef ds:uri="http://schemas.microsoft.com/sharepoint/v3/contenttype/forms"/>
   </ds:schemaRefs>
 </ds:datastoreItem>
-</file>
-
-<file path=customXml/itemProps4.xml><?xml version="1.0" encoding="utf-8"?>
-<ds:datastoreItem xmlns:ds="http://schemas.openxmlformats.org/officeDocument/2006/customXml" ds:itemID="{1AF2C25B-FB23-49D7-861B-D97474F002D2}">
-  <ds:schemaRefs>
-    <ds:schemaRef ds:uri="http://schemas.openxmlformats.org/officeDocument/2006/bibliography"/>
-  </ds:schemaRefs>
-</ds:datastoreItem>
 </file>